--- a/Paper/Data.docx
+++ b/Paper/Data.docx
@@ -5,6 +5,7 @@
     <w:p>
       <w:pPr>
         <w:pStyle w:val="Heading2"/>
+        <w:ind w:left="0"/>
         <w:rPr>
           <w:rFonts w:ascii="Times New Roman" w:hAnsi="Times New Roman" w:cs="Times New Roman"/>
         </w:rPr>
@@ -32,6 +33,7 @@
     <w:p>
       <w:pPr>
         <w:pStyle w:val="Heading3"/>
+        <w:ind w:left="0"/>
         <w:rPr>
           <w:rFonts w:ascii="Times New Roman" w:hAnsi="Times New Roman" w:cs="Times New Roman"/>
         </w:rPr>
@@ -107,9 +109,3867 @@
         <w:rPr>
           <w:rFonts w:ascii="Times New Roman" w:hAnsi="Times New Roman" w:cs="Times New Roman"/>
         </w:rPr>
-        <w:t xml:space="preserve">By the end of the process, there were eight categories of ownership types that were identified and into which each parcel was classified. Those categories and the share of the entire sample of parcels across the 2011 to 2023 timeframe are shown in the table below. Any parcel that was already classified as owner occupied based on the address comparison were automatically classified as privately owned. The table also shows how the property ownership categories differ by land use class where multi-use properties are aggregated to the “Multi” land use class. </w:t>
+        <w:t>By the end of the process, there were eight categories of ownership types that were identified and into which each parcel was classified. Those categories and the share of the entire sample of parcels across the 201</w:t>
+      </w:r>
+      <w:r>
+        <w:rPr>
+          <w:rFonts w:ascii="Times New Roman" w:hAnsi="Times New Roman" w:cs="Times New Roman"/>
+        </w:rPr>
+        <w:t>8</w:t>
+      </w:r>
+      <w:r>
+        <w:rPr>
+          <w:rFonts w:ascii="Times New Roman" w:hAnsi="Times New Roman" w:cs="Times New Roman"/>
+        </w:rPr>
+        <w:t xml:space="preserve"> to 2023 timeframe are shown in the table below. Any parcel that was already classified as owner occupied based on the address comparison were automatically classified as privately owned. The table also shows how the property ownership categories differ by land use class where multi-use properties are aggregated to the “Multi” land use class. </w:t>
       </w:r>
     </w:p>
+    <w:tbl>
+      <w:tblPr>
+        <w:tblW w:w="0" w:type="auto"/>
+        <w:jc w:val="center"/>
+        <w:tblLayout w:type="fixed"/>
+        <w:tblLook w:val="0420" w:firstRow="1" w:lastRow="0" w:firstColumn="0" w:lastColumn="0" w:noHBand="0" w:noVBand="1"/>
+      </w:tblPr>
+      <w:tblGrid>
+        <w:gridCol w:w="1749"/>
+        <w:gridCol w:w="1310"/>
+        <w:gridCol w:w="1399"/>
+        <w:gridCol w:w="961"/>
+        <w:gridCol w:w="1388"/>
+        <w:gridCol w:w="961"/>
+      </w:tblGrid>
+      <w:tr>
+        <w:trPr>
+          <w:tblHeader/>
+          <w:jc w:val="center"/>
+        </w:trPr>
+        <w:tc>
+          <w:tcPr>
+            <w:tcW w:w="7768" w:type="dxa"/>
+            <w:gridSpan w:val="6"/>
+            <w:tcBorders>
+              <w:top w:val="single" w:sz="12" w:space="0" w:color="666666"/>
+              <w:left w:val="none" w:sz="0" w:space="0" w:color="000000"/>
+              <w:bottom w:val="single" w:sz="12" w:space="0" w:color="666666"/>
+              <w:right w:val="none" w:sz="0" w:space="0" w:color="000000"/>
+            </w:tcBorders>
+            <w:shd w:val="clear" w:color="auto" w:fill="FFFFFF"/>
+            <w:tcMar>
+              <w:top w:w="0" w:type="dxa"/>
+              <w:left w:w="0" w:type="dxa"/>
+              <w:bottom w:w="0" w:type="dxa"/>
+              <w:right w:w="0" w:type="dxa"/>
+            </w:tcMar>
+            <w:vAlign w:val="center"/>
+          </w:tcPr>
+          <w:p>
+            <w:pPr>
+              <w:pBdr>
+                <w:top w:val="none" w:sz="0" w:space="0" w:color="000000"/>
+                <w:left w:val="none" w:sz="0" w:space="0" w:color="000000"/>
+                <w:bottom w:val="none" w:sz="0" w:space="0" w:color="000000"/>
+                <w:right w:val="none" w:sz="0" w:space="0" w:color="000000"/>
+              </w:pBdr>
+              <w:spacing w:after="0" w:line="240" w:lineRule="auto"/>
+              <w:ind w:left="101" w:right="101"/>
+              <w:jc w:val="center"/>
+              <w:rPr>
+                <w:rFonts w:ascii="Times New Roman" w:eastAsia="Arial" w:hAnsi="Arial" w:cs="Arial"/>
+                <w:b/>
+                <w:color w:val="000000"/>
+                <w:sz w:val="20"/>
+                <w:szCs w:val="20"/>
+              </w:rPr>
+            </w:pPr>
+            <w:r>
+              <w:rPr>
+                <w:rFonts w:ascii="Times New Roman" w:eastAsia="Arial" w:hAnsi="Arial" w:cs="Arial"/>
+                <w:b/>
+                <w:color w:val="000000"/>
+                <w:sz w:val="20"/>
+                <w:szCs w:val="20"/>
+              </w:rPr>
+              <w:t>Table 1: Ownership Type by Land Use Class</w:t>
+            </w:r>
+          </w:p>
+        </w:tc>
+      </w:tr>
+      <w:tr>
+        <w:trPr>
+          <w:tblHeader/>
+          <w:jc w:val="center"/>
+        </w:trPr>
+        <w:tc>
+          <w:tcPr>
+            <w:tcW w:w="1749" w:type="dxa"/>
+            <w:tcBorders>
+              <w:top w:val="single" w:sz="12" w:space="0" w:color="666666"/>
+              <w:left w:val="none" w:sz="0" w:space="0" w:color="000000"/>
+              <w:bottom w:val="single" w:sz="8" w:space="0" w:color="666666"/>
+              <w:right w:val="none" w:sz="0" w:space="0" w:color="000000"/>
+            </w:tcBorders>
+            <w:shd w:val="clear" w:color="auto" w:fill="FFFFFF"/>
+            <w:tcMar>
+              <w:top w:w="0" w:type="dxa"/>
+              <w:left w:w="0" w:type="dxa"/>
+              <w:bottom w:w="0" w:type="dxa"/>
+              <w:right w:w="0" w:type="dxa"/>
+            </w:tcMar>
+            <w:vAlign w:val="center"/>
+          </w:tcPr>
+          <w:p>
+            <w:pPr>
+              <w:pBdr>
+                <w:top w:val="none" w:sz="0" w:space="0" w:color="000000"/>
+                <w:left w:val="none" w:sz="0" w:space="0" w:color="000000"/>
+                <w:bottom w:val="none" w:sz="0" w:space="0" w:color="000000"/>
+                <w:right w:val="none" w:sz="0" w:space="0" w:color="000000"/>
+              </w:pBdr>
+              <w:spacing w:after="0" w:line="240" w:lineRule="auto"/>
+              <w:ind w:left="101" w:right="101"/>
+              <w:jc w:val="center"/>
+              <w:rPr>
+                <w:rFonts w:ascii="Times New Roman" w:eastAsia="Arial" w:hAnsi="Arial" w:cs="Arial"/>
+                <w:color w:val="000000"/>
+                <w:sz w:val="20"/>
+                <w:szCs w:val="20"/>
+              </w:rPr>
+            </w:pPr>
+            <w:r>
+              <w:rPr>
+                <w:rFonts w:ascii="Times New Roman" w:eastAsia="Arial" w:hAnsi="Arial" w:cs="Arial"/>
+                <w:color w:val="000000"/>
+                <w:sz w:val="20"/>
+                <w:szCs w:val="20"/>
+              </w:rPr>
+              <w:t>Ownership Type</w:t>
+            </w:r>
+          </w:p>
+        </w:tc>
+        <w:tc>
+          <w:tcPr>
+            <w:tcW w:w="1310" w:type="dxa"/>
+            <w:tcBorders>
+              <w:top w:val="single" w:sz="12" w:space="0" w:color="666666"/>
+              <w:left w:val="none" w:sz="0" w:space="0" w:color="000000"/>
+              <w:bottom w:val="single" w:sz="8" w:space="0" w:color="666666"/>
+              <w:right w:val="none" w:sz="0" w:space="0" w:color="000000"/>
+            </w:tcBorders>
+            <w:shd w:val="clear" w:color="auto" w:fill="FFFFFF"/>
+            <w:tcMar>
+              <w:top w:w="0" w:type="dxa"/>
+              <w:left w:w="0" w:type="dxa"/>
+              <w:bottom w:w="0" w:type="dxa"/>
+              <w:right w:w="0" w:type="dxa"/>
+            </w:tcMar>
+            <w:vAlign w:val="center"/>
+          </w:tcPr>
+          <w:p>
+            <w:pPr>
+              <w:pBdr>
+                <w:top w:val="none" w:sz="0" w:space="0" w:color="000000"/>
+                <w:left w:val="none" w:sz="0" w:space="0" w:color="000000"/>
+                <w:bottom w:val="none" w:sz="0" w:space="0" w:color="000000"/>
+                <w:right w:val="none" w:sz="0" w:space="0" w:color="000000"/>
+              </w:pBdr>
+              <w:spacing w:after="0" w:line="240" w:lineRule="auto"/>
+              <w:ind w:left="101" w:right="101"/>
+              <w:jc w:val="center"/>
+              <w:rPr>
+                <w:rFonts w:ascii="Times New Roman" w:eastAsia="Arial" w:hAnsi="Arial" w:cs="Arial"/>
+                <w:color w:val="000000"/>
+                <w:sz w:val="20"/>
+                <w:szCs w:val="20"/>
+              </w:rPr>
+            </w:pPr>
+            <w:r>
+              <w:rPr>
+                <w:rFonts w:ascii="Times New Roman" w:eastAsia="Arial" w:hAnsi="Arial" w:cs="Arial"/>
+                <w:color w:val="000000"/>
+                <w:sz w:val="20"/>
+                <w:szCs w:val="20"/>
+              </w:rPr>
+              <w:t>Residential</w:t>
+            </w:r>
+          </w:p>
+        </w:tc>
+        <w:tc>
+          <w:tcPr>
+            <w:tcW w:w="1399" w:type="dxa"/>
+            <w:tcBorders>
+              <w:top w:val="single" w:sz="12" w:space="0" w:color="666666"/>
+              <w:left w:val="none" w:sz="0" w:space="0" w:color="000000"/>
+              <w:bottom w:val="single" w:sz="8" w:space="0" w:color="666666"/>
+              <w:right w:val="none" w:sz="0" w:space="0" w:color="000000"/>
+            </w:tcBorders>
+            <w:shd w:val="clear" w:color="auto" w:fill="FFFFFF"/>
+            <w:tcMar>
+              <w:top w:w="0" w:type="dxa"/>
+              <w:left w:w="0" w:type="dxa"/>
+              <w:bottom w:w="0" w:type="dxa"/>
+              <w:right w:w="0" w:type="dxa"/>
+            </w:tcMar>
+            <w:vAlign w:val="center"/>
+          </w:tcPr>
+          <w:p>
+            <w:pPr>
+              <w:pBdr>
+                <w:top w:val="none" w:sz="0" w:space="0" w:color="000000"/>
+                <w:left w:val="none" w:sz="0" w:space="0" w:color="000000"/>
+                <w:bottom w:val="none" w:sz="0" w:space="0" w:color="000000"/>
+                <w:right w:val="none" w:sz="0" w:space="0" w:color="000000"/>
+              </w:pBdr>
+              <w:spacing w:after="0" w:line="240" w:lineRule="auto"/>
+              <w:ind w:left="101" w:right="101"/>
+              <w:jc w:val="center"/>
+              <w:rPr>
+                <w:rFonts w:ascii="Times New Roman" w:eastAsia="Arial" w:hAnsi="Arial" w:cs="Arial"/>
+                <w:color w:val="000000"/>
+                <w:sz w:val="20"/>
+                <w:szCs w:val="20"/>
+              </w:rPr>
+            </w:pPr>
+            <w:r>
+              <w:rPr>
+                <w:rFonts w:ascii="Times New Roman" w:eastAsia="Arial" w:hAnsi="Arial" w:cs="Arial"/>
+                <w:color w:val="000000"/>
+                <w:sz w:val="20"/>
+                <w:szCs w:val="20"/>
+              </w:rPr>
+              <w:t>Commercial</w:t>
+            </w:r>
+          </w:p>
+        </w:tc>
+        <w:tc>
+          <w:tcPr>
+            <w:tcW w:w="961" w:type="dxa"/>
+            <w:tcBorders>
+              <w:top w:val="single" w:sz="12" w:space="0" w:color="666666"/>
+              <w:left w:val="none" w:sz="0" w:space="0" w:color="000000"/>
+              <w:bottom w:val="single" w:sz="8" w:space="0" w:color="666666"/>
+              <w:right w:val="none" w:sz="0" w:space="0" w:color="000000"/>
+            </w:tcBorders>
+            <w:shd w:val="clear" w:color="auto" w:fill="FFFFFF"/>
+            <w:tcMar>
+              <w:top w:w="0" w:type="dxa"/>
+              <w:left w:w="0" w:type="dxa"/>
+              <w:bottom w:w="0" w:type="dxa"/>
+              <w:right w:w="0" w:type="dxa"/>
+            </w:tcMar>
+            <w:vAlign w:val="center"/>
+          </w:tcPr>
+          <w:p>
+            <w:pPr>
+              <w:pBdr>
+                <w:top w:val="none" w:sz="0" w:space="0" w:color="000000"/>
+                <w:left w:val="none" w:sz="0" w:space="0" w:color="000000"/>
+                <w:bottom w:val="none" w:sz="0" w:space="0" w:color="000000"/>
+                <w:right w:val="none" w:sz="0" w:space="0" w:color="000000"/>
+              </w:pBdr>
+              <w:spacing w:after="0" w:line="240" w:lineRule="auto"/>
+              <w:ind w:left="101" w:right="101"/>
+              <w:jc w:val="center"/>
+              <w:rPr>
+                <w:rFonts w:ascii="Times New Roman" w:eastAsia="Arial" w:hAnsi="Arial" w:cs="Arial"/>
+                <w:color w:val="000000"/>
+                <w:sz w:val="20"/>
+                <w:szCs w:val="20"/>
+              </w:rPr>
+            </w:pPr>
+            <w:r>
+              <w:rPr>
+                <w:rFonts w:ascii="Times New Roman" w:eastAsia="Arial" w:hAnsi="Arial" w:cs="Arial"/>
+                <w:color w:val="000000"/>
+                <w:sz w:val="20"/>
+                <w:szCs w:val="20"/>
+              </w:rPr>
+              <w:t>Multi</w:t>
+            </w:r>
+          </w:p>
+        </w:tc>
+        <w:tc>
+          <w:tcPr>
+            <w:tcW w:w="1388" w:type="dxa"/>
+            <w:tcBorders>
+              <w:top w:val="single" w:sz="12" w:space="0" w:color="666666"/>
+              <w:left w:val="none" w:sz="0" w:space="0" w:color="000000"/>
+              <w:bottom w:val="single" w:sz="8" w:space="0" w:color="666666"/>
+              <w:right w:val="none" w:sz="0" w:space="0" w:color="000000"/>
+            </w:tcBorders>
+            <w:shd w:val="clear" w:color="auto" w:fill="FFFFFF"/>
+            <w:tcMar>
+              <w:top w:w="0" w:type="dxa"/>
+              <w:left w:w="0" w:type="dxa"/>
+              <w:bottom w:w="0" w:type="dxa"/>
+              <w:right w:w="0" w:type="dxa"/>
+            </w:tcMar>
+            <w:vAlign w:val="center"/>
+          </w:tcPr>
+          <w:p>
+            <w:pPr>
+              <w:pBdr>
+                <w:top w:val="none" w:sz="0" w:space="0" w:color="000000"/>
+                <w:left w:val="none" w:sz="0" w:space="0" w:color="000000"/>
+                <w:bottom w:val="none" w:sz="0" w:space="0" w:color="000000"/>
+                <w:right w:val="none" w:sz="0" w:space="0" w:color="000000"/>
+              </w:pBdr>
+              <w:spacing w:after="0" w:line="240" w:lineRule="auto"/>
+              <w:ind w:left="101" w:right="101"/>
+              <w:jc w:val="center"/>
+              <w:rPr>
+                <w:rFonts w:ascii="Times New Roman" w:eastAsia="Arial" w:hAnsi="Arial" w:cs="Arial"/>
+                <w:color w:val="000000"/>
+                <w:sz w:val="20"/>
+                <w:szCs w:val="20"/>
+              </w:rPr>
+            </w:pPr>
+            <w:r>
+              <w:rPr>
+                <w:rFonts w:ascii="Times New Roman" w:eastAsia="Arial" w:hAnsi="Arial" w:cs="Arial"/>
+                <w:color w:val="000000"/>
+                <w:sz w:val="20"/>
+                <w:szCs w:val="20"/>
+              </w:rPr>
+              <w:t>Agricultural</w:t>
+            </w:r>
+          </w:p>
+        </w:tc>
+        <w:tc>
+          <w:tcPr>
+            <w:tcW w:w="961" w:type="dxa"/>
+            <w:tcBorders>
+              <w:top w:val="single" w:sz="12" w:space="0" w:color="666666"/>
+              <w:left w:val="none" w:sz="0" w:space="0" w:color="000000"/>
+              <w:bottom w:val="single" w:sz="8" w:space="0" w:color="666666"/>
+              <w:right w:val="none" w:sz="0" w:space="0" w:color="000000"/>
+            </w:tcBorders>
+            <w:shd w:val="clear" w:color="auto" w:fill="FFFFFF"/>
+            <w:tcMar>
+              <w:top w:w="0" w:type="dxa"/>
+              <w:left w:w="0" w:type="dxa"/>
+              <w:bottom w:w="0" w:type="dxa"/>
+              <w:right w:w="0" w:type="dxa"/>
+            </w:tcMar>
+            <w:vAlign w:val="center"/>
+          </w:tcPr>
+          <w:p>
+            <w:pPr>
+              <w:pBdr>
+                <w:top w:val="none" w:sz="0" w:space="0" w:color="000000"/>
+                <w:left w:val="none" w:sz="0" w:space="0" w:color="000000"/>
+                <w:bottom w:val="none" w:sz="0" w:space="0" w:color="000000"/>
+                <w:right w:val="none" w:sz="0" w:space="0" w:color="000000"/>
+              </w:pBdr>
+              <w:spacing w:after="0" w:line="240" w:lineRule="auto"/>
+              <w:ind w:left="101" w:right="101"/>
+              <w:jc w:val="center"/>
+              <w:rPr>
+                <w:rFonts w:ascii="Times New Roman" w:eastAsia="Arial" w:hAnsi="Arial" w:cs="Arial"/>
+                <w:color w:val="000000"/>
+                <w:sz w:val="20"/>
+                <w:szCs w:val="20"/>
+              </w:rPr>
+            </w:pPr>
+            <w:r>
+              <w:rPr>
+                <w:rFonts w:ascii="Times New Roman" w:eastAsia="Arial" w:hAnsi="Arial" w:cs="Arial"/>
+                <w:color w:val="000000"/>
+                <w:sz w:val="20"/>
+                <w:szCs w:val="20"/>
+              </w:rPr>
+              <w:t>All</w:t>
+            </w:r>
+          </w:p>
+        </w:tc>
+      </w:tr>
+      <w:tr>
+        <w:trPr>
+          <w:jc w:val="center"/>
+        </w:trPr>
+        <w:tc>
+          <w:tcPr>
+            <w:tcW w:w="1749" w:type="dxa"/>
+            <w:tcBorders>
+              <w:top w:val="single" w:sz="8" w:space="0" w:color="666666"/>
+              <w:left w:val="none" w:sz="0" w:space="0" w:color="000000"/>
+              <w:bottom w:val="none" w:sz="0" w:space="0" w:color="000000"/>
+              <w:right w:val="none" w:sz="0" w:space="0" w:color="000000"/>
+            </w:tcBorders>
+            <w:shd w:val="clear" w:color="auto" w:fill="FFFFFF"/>
+            <w:tcMar>
+              <w:top w:w="0" w:type="dxa"/>
+              <w:left w:w="0" w:type="dxa"/>
+              <w:bottom w:w="0" w:type="dxa"/>
+              <w:right w:w="0" w:type="dxa"/>
+            </w:tcMar>
+            <w:vAlign w:val="center"/>
+          </w:tcPr>
+          <w:p>
+            <w:pPr>
+              <w:pBdr>
+                <w:top w:val="none" w:sz="0" w:space="0" w:color="000000"/>
+                <w:left w:val="none" w:sz="0" w:space="0" w:color="000000"/>
+                <w:bottom w:val="none" w:sz="0" w:space="0" w:color="000000"/>
+                <w:right w:val="none" w:sz="0" w:space="0" w:color="000000"/>
+              </w:pBdr>
+              <w:spacing w:after="0" w:line="240" w:lineRule="auto"/>
+              <w:ind w:left="101" w:right="101"/>
+              <w:rPr>
+                <w:rFonts w:ascii="Times New Roman" w:eastAsia="Arial" w:hAnsi="Arial" w:cs="Arial"/>
+                <w:color w:val="000000"/>
+                <w:sz w:val="20"/>
+                <w:szCs w:val="20"/>
+              </w:rPr>
+            </w:pPr>
+            <w:r>
+              <w:rPr>
+                <w:rFonts w:ascii="Times New Roman" w:eastAsia="Arial" w:hAnsi="Arial" w:cs="Arial"/>
+                <w:color w:val="000000"/>
+                <w:sz w:val="20"/>
+                <w:szCs w:val="20"/>
+              </w:rPr>
+              <w:t>Corporate</w:t>
+            </w:r>
+          </w:p>
+        </w:tc>
+        <w:tc>
+          <w:tcPr>
+            <w:tcW w:w="1310" w:type="dxa"/>
+            <w:tcBorders>
+              <w:top w:val="single" w:sz="8" w:space="0" w:color="666666"/>
+              <w:left w:val="none" w:sz="0" w:space="0" w:color="000000"/>
+              <w:bottom w:val="none" w:sz="0" w:space="0" w:color="000000"/>
+              <w:right w:val="none" w:sz="0" w:space="0" w:color="000000"/>
+            </w:tcBorders>
+            <w:shd w:val="clear" w:color="auto" w:fill="FFFFFF"/>
+            <w:tcMar>
+              <w:top w:w="0" w:type="dxa"/>
+              <w:left w:w="0" w:type="dxa"/>
+              <w:bottom w:w="0" w:type="dxa"/>
+              <w:right w:w="0" w:type="dxa"/>
+            </w:tcMar>
+            <w:vAlign w:val="center"/>
+          </w:tcPr>
+          <w:p>
+            <w:pPr>
+              <w:pBdr>
+                <w:top w:val="none" w:sz="0" w:space="0" w:color="000000"/>
+                <w:left w:val="none" w:sz="0" w:space="0" w:color="000000"/>
+                <w:bottom w:val="none" w:sz="0" w:space="0" w:color="000000"/>
+                <w:right w:val="none" w:sz="0" w:space="0" w:color="000000"/>
+              </w:pBdr>
+              <w:spacing w:after="0" w:line="240" w:lineRule="auto"/>
+              <w:ind w:left="101" w:right="101"/>
+              <w:jc w:val="right"/>
+              <w:rPr>
+                <w:rFonts w:ascii="Times New Roman" w:eastAsia="Arial" w:hAnsi="Arial" w:cs="Arial"/>
+                <w:color w:val="000000"/>
+                <w:sz w:val="20"/>
+                <w:szCs w:val="20"/>
+              </w:rPr>
+            </w:pPr>
+            <w:r>
+              <w:rPr>
+                <w:rFonts w:ascii="Times New Roman" w:eastAsia="Arial" w:hAnsi="Arial" w:cs="Arial"/>
+                <w:color w:val="000000"/>
+                <w:sz w:val="20"/>
+                <w:szCs w:val="20"/>
+              </w:rPr>
+              <w:t>0.0822</w:t>
+            </w:r>
+          </w:p>
+        </w:tc>
+        <w:tc>
+          <w:tcPr>
+            <w:tcW w:w="1399" w:type="dxa"/>
+            <w:tcBorders>
+              <w:top w:val="single" w:sz="8" w:space="0" w:color="666666"/>
+              <w:left w:val="none" w:sz="0" w:space="0" w:color="000000"/>
+              <w:bottom w:val="none" w:sz="0" w:space="0" w:color="000000"/>
+              <w:right w:val="none" w:sz="0" w:space="0" w:color="000000"/>
+            </w:tcBorders>
+            <w:shd w:val="clear" w:color="auto" w:fill="FFFFFF"/>
+            <w:tcMar>
+              <w:top w:w="0" w:type="dxa"/>
+              <w:left w:w="0" w:type="dxa"/>
+              <w:bottom w:w="0" w:type="dxa"/>
+              <w:right w:w="0" w:type="dxa"/>
+            </w:tcMar>
+            <w:vAlign w:val="center"/>
+          </w:tcPr>
+          <w:p>
+            <w:pPr>
+              <w:pBdr>
+                <w:top w:val="none" w:sz="0" w:space="0" w:color="000000"/>
+                <w:left w:val="none" w:sz="0" w:space="0" w:color="000000"/>
+                <w:bottom w:val="none" w:sz="0" w:space="0" w:color="000000"/>
+                <w:right w:val="none" w:sz="0" w:space="0" w:color="000000"/>
+              </w:pBdr>
+              <w:spacing w:after="0" w:line="240" w:lineRule="auto"/>
+              <w:ind w:left="101" w:right="101"/>
+              <w:jc w:val="right"/>
+              <w:rPr>
+                <w:rFonts w:ascii="Times New Roman" w:eastAsia="Arial" w:hAnsi="Arial" w:cs="Arial"/>
+                <w:color w:val="000000"/>
+                <w:sz w:val="20"/>
+                <w:szCs w:val="20"/>
+              </w:rPr>
+            </w:pPr>
+            <w:r>
+              <w:rPr>
+                <w:rFonts w:ascii="Times New Roman" w:eastAsia="Arial" w:hAnsi="Arial" w:cs="Arial"/>
+                <w:color w:val="000000"/>
+                <w:sz w:val="20"/>
+                <w:szCs w:val="20"/>
+              </w:rPr>
+              <w:t>0.4929</w:t>
+            </w:r>
+          </w:p>
+        </w:tc>
+        <w:tc>
+          <w:tcPr>
+            <w:tcW w:w="961" w:type="dxa"/>
+            <w:tcBorders>
+              <w:top w:val="single" w:sz="8" w:space="0" w:color="666666"/>
+              <w:left w:val="none" w:sz="0" w:space="0" w:color="000000"/>
+              <w:bottom w:val="none" w:sz="0" w:space="0" w:color="000000"/>
+              <w:right w:val="none" w:sz="0" w:space="0" w:color="000000"/>
+            </w:tcBorders>
+            <w:shd w:val="clear" w:color="auto" w:fill="FFFFFF"/>
+            <w:tcMar>
+              <w:top w:w="0" w:type="dxa"/>
+              <w:left w:w="0" w:type="dxa"/>
+              <w:bottom w:w="0" w:type="dxa"/>
+              <w:right w:w="0" w:type="dxa"/>
+            </w:tcMar>
+            <w:vAlign w:val="center"/>
+          </w:tcPr>
+          <w:p>
+            <w:pPr>
+              <w:pBdr>
+                <w:top w:val="none" w:sz="0" w:space="0" w:color="000000"/>
+                <w:left w:val="none" w:sz="0" w:space="0" w:color="000000"/>
+                <w:bottom w:val="none" w:sz="0" w:space="0" w:color="000000"/>
+                <w:right w:val="none" w:sz="0" w:space="0" w:color="000000"/>
+              </w:pBdr>
+              <w:spacing w:after="0" w:line="240" w:lineRule="auto"/>
+              <w:ind w:left="101" w:right="101"/>
+              <w:jc w:val="right"/>
+              <w:rPr>
+                <w:rFonts w:ascii="Times New Roman" w:eastAsia="Arial" w:hAnsi="Arial" w:cs="Arial"/>
+                <w:color w:val="000000"/>
+                <w:sz w:val="20"/>
+                <w:szCs w:val="20"/>
+              </w:rPr>
+            </w:pPr>
+            <w:r>
+              <w:rPr>
+                <w:rFonts w:ascii="Times New Roman" w:eastAsia="Arial" w:hAnsi="Arial" w:cs="Arial"/>
+                <w:color w:val="000000"/>
+                <w:sz w:val="20"/>
+                <w:szCs w:val="20"/>
+              </w:rPr>
+              <w:t>0.3056</w:t>
+            </w:r>
+          </w:p>
+        </w:tc>
+        <w:tc>
+          <w:tcPr>
+            <w:tcW w:w="1388" w:type="dxa"/>
+            <w:tcBorders>
+              <w:top w:val="single" w:sz="8" w:space="0" w:color="666666"/>
+              <w:left w:val="none" w:sz="0" w:space="0" w:color="000000"/>
+              <w:bottom w:val="none" w:sz="0" w:space="0" w:color="000000"/>
+              <w:right w:val="single" w:sz="8" w:space="0" w:color="666666"/>
+            </w:tcBorders>
+            <w:shd w:val="clear" w:color="auto" w:fill="FFFFFF"/>
+            <w:tcMar>
+              <w:top w:w="0" w:type="dxa"/>
+              <w:left w:w="0" w:type="dxa"/>
+              <w:bottom w:w="0" w:type="dxa"/>
+              <w:right w:w="0" w:type="dxa"/>
+            </w:tcMar>
+            <w:vAlign w:val="center"/>
+          </w:tcPr>
+          <w:p>
+            <w:pPr>
+              <w:pBdr>
+                <w:top w:val="none" w:sz="0" w:space="0" w:color="000000"/>
+                <w:left w:val="none" w:sz="0" w:space="0" w:color="000000"/>
+                <w:bottom w:val="none" w:sz="0" w:space="0" w:color="000000"/>
+                <w:right w:val="none" w:sz="0" w:space="0" w:color="000000"/>
+              </w:pBdr>
+              <w:spacing w:after="0" w:line="240" w:lineRule="auto"/>
+              <w:ind w:left="101" w:right="101"/>
+              <w:jc w:val="right"/>
+              <w:rPr>
+                <w:rFonts w:ascii="Times New Roman" w:eastAsia="Arial" w:hAnsi="Arial" w:cs="Arial"/>
+                <w:color w:val="000000"/>
+                <w:sz w:val="20"/>
+                <w:szCs w:val="20"/>
+              </w:rPr>
+            </w:pPr>
+            <w:r>
+              <w:rPr>
+                <w:rFonts w:ascii="Times New Roman" w:eastAsia="Arial" w:hAnsi="Arial" w:cs="Arial"/>
+                <w:color w:val="000000"/>
+                <w:sz w:val="20"/>
+                <w:szCs w:val="20"/>
+              </w:rPr>
+              <w:t>0.3739</w:t>
+            </w:r>
+          </w:p>
+        </w:tc>
+        <w:tc>
+          <w:tcPr>
+            <w:tcW w:w="961" w:type="dxa"/>
+            <w:tcBorders>
+              <w:top w:val="single" w:sz="8" w:space="0" w:color="666666"/>
+              <w:left w:val="single" w:sz="8" w:space="0" w:color="666666"/>
+              <w:bottom w:val="none" w:sz="0" w:space="0" w:color="000000"/>
+              <w:right w:val="none" w:sz="0" w:space="0" w:color="000000"/>
+            </w:tcBorders>
+            <w:shd w:val="clear" w:color="auto" w:fill="FFFFFF"/>
+            <w:tcMar>
+              <w:top w:w="0" w:type="dxa"/>
+              <w:left w:w="0" w:type="dxa"/>
+              <w:bottom w:w="0" w:type="dxa"/>
+              <w:right w:w="0" w:type="dxa"/>
+            </w:tcMar>
+            <w:vAlign w:val="center"/>
+          </w:tcPr>
+          <w:p>
+            <w:pPr>
+              <w:pBdr>
+                <w:top w:val="none" w:sz="0" w:space="0" w:color="000000"/>
+                <w:left w:val="none" w:sz="0" w:space="0" w:color="000000"/>
+                <w:bottom w:val="none" w:sz="0" w:space="0" w:color="000000"/>
+                <w:right w:val="none" w:sz="0" w:space="0" w:color="000000"/>
+              </w:pBdr>
+              <w:spacing w:after="0" w:line="240" w:lineRule="auto"/>
+              <w:ind w:left="101" w:right="101"/>
+              <w:jc w:val="right"/>
+              <w:rPr>
+                <w:rFonts w:ascii="Times New Roman" w:eastAsia="Arial" w:hAnsi="Arial" w:cs="Arial"/>
+                <w:color w:val="000000"/>
+                <w:sz w:val="20"/>
+                <w:szCs w:val="20"/>
+              </w:rPr>
+            </w:pPr>
+            <w:r>
+              <w:rPr>
+                <w:rFonts w:ascii="Times New Roman" w:eastAsia="Arial" w:hAnsi="Arial" w:cs="Arial"/>
+                <w:color w:val="000000"/>
+                <w:sz w:val="20"/>
+                <w:szCs w:val="20"/>
+              </w:rPr>
+              <w:t>0.1015</w:t>
+            </w:r>
+          </w:p>
+        </w:tc>
+      </w:tr>
+      <w:tr>
+        <w:trPr>
+          <w:jc w:val="center"/>
+        </w:trPr>
+        <w:tc>
+          <w:tcPr>
+            <w:tcW w:w="1749" w:type="dxa"/>
+            <w:tcBorders>
+              <w:top w:val="none" w:sz="0" w:space="0" w:color="000000"/>
+              <w:left w:val="none" w:sz="0" w:space="0" w:color="000000"/>
+              <w:bottom w:val="none" w:sz="0" w:space="0" w:color="000000"/>
+              <w:right w:val="none" w:sz="0" w:space="0" w:color="000000"/>
+            </w:tcBorders>
+            <w:shd w:val="clear" w:color="auto" w:fill="FFFFFF"/>
+            <w:tcMar>
+              <w:top w:w="0" w:type="dxa"/>
+              <w:left w:w="0" w:type="dxa"/>
+              <w:bottom w:w="0" w:type="dxa"/>
+              <w:right w:w="0" w:type="dxa"/>
+            </w:tcMar>
+            <w:vAlign w:val="center"/>
+          </w:tcPr>
+          <w:p>
+            <w:pPr>
+              <w:pBdr>
+                <w:top w:val="none" w:sz="0" w:space="0" w:color="000000"/>
+                <w:left w:val="none" w:sz="0" w:space="0" w:color="000000"/>
+                <w:bottom w:val="none" w:sz="0" w:space="0" w:color="000000"/>
+                <w:right w:val="none" w:sz="0" w:space="0" w:color="000000"/>
+              </w:pBdr>
+              <w:spacing w:after="0" w:line="240" w:lineRule="auto"/>
+              <w:ind w:left="101" w:right="101"/>
+              <w:rPr>
+                <w:rFonts w:ascii="Times New Roman" w:eastAsia="Arial" w:hAnsi="Arial" w:cs="Arial"/>
+                <w:color w:val="000000"/>
+                <w:sz w:val="20"/>
+                <w:szCs w:val="20"/>
+              </w:rPr>
+            </w:pPr>
+            <w:r>
+              <w:rPr>
+                <w:rFonts w:ascii="Times New Roman" w:eastAsia="Arial" w:hAnsi="Arial" w:cs="Arial"/>
+                <w:color w:val="000000"/>
+                <w:sz w:val="20"/>
+                <w:szCs w:val="20"/>
+              </w:rPr>
+              <w:t>Private</w:t>
+            </w:r>
+          </w:p>
+        </w:tc>
+        <w:tc>
+          <w:tcPr>
+            <w:tcW w:w="1310" w:type="dxa"/>
+            <w:tcBorders>
+              <w:top w:val="none" w:sz="0" w:space="0" w:color="000000"/>
+              <w:left w:val="none" w:sz="0" w:space="0" w:color="000000"/>
+              <w:bottom w:val="none" w:sz="0" w:space="0" w:color="000000"/>
+              <w:right w:val="none" w:sz="0" w:space="0" w:color="000000"/>
+            </w:tcBorders>
+            <w:shd w:val="clear" w:color="auto" w:fill="FFFFFF"/>
+            <w:tcMar>
+              <w:top w:w="0" w:type="dxa"/>
+              <w:left w:w="0" w:type="dxa"/>
+              <w:bottom w:w="0" w:type="dxa"/>
+              <w:right w:w="0" w:type="dxa"/>
+            </w:tcMar>
+            <w:vAlign w:val="center"/>
+          </w:tcPr>
+          <w:p>
+            <w:pPr>
+              <w:pBdr>
+                <w:top w:val="none" w:sz="0" w:space="0" w:color="000000"/>
+                <w:left w:val="none" w:sz="0" w:space="0" w:color="000000"/>
+                <w:bottom w:val="none" w:sz="0" w:space="0" w:color="000000"/>
+                <w:right w:val="none" w:sz="0" w:space="0" w:color="000000"/>
+              </w:pBdr>
+              <w:spacing w:after="0" w:line="240" w:lineRule="auto"/>
+              <w:ind w:left="101" w:right="101"/>
+              <w:jc w:val="right"/>
+              <w:rPr>
+                <w:rFonts w:ascii="Times New Roman" w:eastAsia="Arial" w:hAnsi="Arial" w:cs="Arial"/>
+                <w:color w:val="000000"/>
+                <w:sz w:val="20"/>
+                <w:szCs w:val="20"/>
+              </w:rPr>
+            </w:pPr>
+            <w:r>
+              <w:rPr>
+                <w:rFonts w:ascii="Times New Roman" w:eastAsia="Arial" w:hAnsi="Arial" w:cs="Arial"/>
+                <w:color w:val="000000"/>
+                <w:sz w:val="20"/>
+                <w:szCs w:val="20"/>
+              </w:rPr>
+              <w:t>0.8532</w:t>
+            </w:r>
+          </w:p>
+        </w:tc>
+        <w:tc>
+          <w:tcPr>
+            <w:tcW w:w="1399" w:type="dxa"/>
+            <w:tcBorders>
+              <w:top w:val="none" w:sz="0" w:space="0" w:color="000000"/>
+              <w:left w:val="none" w:sz="0" w:space="0" w:color="000000"/>
+              <w:bottom w:val="none" w:sz="0" w:space="0" w:color="000000"/>
+              <w:right w:val="none" w:sz="0" w:space="0" w:color="000000"/>
+            </w:tcBorders>
+            <w:shd w:val="clear" w:color="auto" w:fill="FFFFFF"/>
+            <w:tcMar>
+              <w:top w:w="0" w:type="dxa"/>
+              <w:left w:w="0" w:type="dxa"/>
+              <w:bottom w:w="0" w:type="dxa"/>
+              <w:right w:w="0" w:type="dxa"/>
+            </w:tcMar>
+            <w:vAlign w:val="center"/>
+          </w:tcPr>
+          <w:p>
+            <w:pPr>
+              <w:pBdr>
+                <w:top w:val="none" w:sz="0" w:space="0" w:color="000000"/>
+                <w:left w:val="none" w:sz="0" w:space="0" w:color="000000"/>
+                <w:bottom w:val="none" w:sz="0" w:space="0" w:color="000000"/>
+                <w:right w:val="none" w:sz="0" w:space="0" w:color="000000"/>
+              </w:pBdr>
+              <w:spacing w:after="0" w:line="240" w:lineRule="auto"/>
+              <w:ind w:left="101" w:right="101"/>
+              <w:jc w:val="right"/>
+              <w:rPr>
+                <w:rFonts w:ascii="Times New Roman" w:eastAsia="Arial" w:hAnsi="Arial" w:cs="Arial"/>
+                <w:color w:val="000000"/>
+                <w:sz w:val="20"/>
+                <w:szCs w:val="20"/>
+              </w:rPr>
+            </w:pPr>
+            <w:r>
+              <w:rPr>
+                <w:rFonts w:ascii="Times New Roman" w:eastAsia="Arial" w:hAnsi="Arial" w:cs="Arial"/>
+                <w:color w:val="000000"/>
+                <w:sz w:val="20"/>
+                <w:szCs w:val="20"/>
+              </w:rPr>
+              <w:t>0.3382</w:t>
+            </w:r>
+          </w:p>
+        </w:tc>
+        <w:tc>
+          <w:tcPr>
+            <w:tcW w:w="961" w:type="dxa"/>
+            <w:tcBorders>
+              <w:top w:val="none" w:sz="0" w:space="0" w:color="000000"/>
+              <w:left w:val="none" w:sz="0" w:space="0" w:color="000000"/>
+              <w:bottom w:val="none" w:sz="0" w:space="0" w:color="000000"/>
+              <w:right w:val="none" w:sz="0" w:space="0" w:color="000000"/>
+            </w:tcBorders>
+            <w:shd w:val="clear" w:color="auto" w:fill="FFFFFF"/>
+            <w:tcMar>
+              <w:top w:w="0" w:type="dxa"/>
+              <w:left w:w="0" w:type="dxa"/>
+              <w:bottom w:w="0" w:type="dxa"/>
+              <w:right w:w="0" w:type="dxa"/>
+            </w:tcMar>
+            <w:vAlign w:val="center"/>
+          </w:tcPr>
+          <w:p>
+            <w:pPr>
+              <w:pBdr>
+                <w:top w:val="none" w:sz="0" w:space="0" w:color="000000"/>
+                <w:left w:val="none" w:sz="0" w:space="0" w:color="000000"/>
+                <w:bottom w:val="none" w:sz="0" w:space="0" w:color="000000"/>
+                <w:right w:val="none" w:sz="0" w:space="0" w:color="000000"/>
+              </w:pBdr>
+              <w:spacing w:after="0" w:line="240" w:lineRule="auto"/>
+              <w:ind w:left="101" w:right="101"/>
+              <w:jc w:val="right"/>
+              <w:rPr>
+                <w:rFonts w:ascii="Times New Roman" w:eastAsia="Arial" w:hAnsi="Arial" w:cs="Arial"/>
+                <w:color w:val="000000"/>
+                <w:sz w:val="20"/>
+                <w:szCs w:val="20"/>
+              </w:rPr>
+            </w:pPr>
+            <w:r>
+              <w:rPr>
+                <w:rFonts w:ascii="Times New Roman" w:eastAsia="Arial" w:hAnsi="Arial" w:cs="Arial"/>
+                <w:color w:val="000000"/>
+                <w:sz w:val="20"/>
+                <w:szCs w:val="20"/>
+              </w:rPr>
+              <w:t>0.5357</w:t>
+            </w:r>
+          </w:p>
+        </w:tc>
+        <w:tc>
+          <w:tcPr>
+            <w:tcW w:w="1388" w:type="dxa"/>
+            <w:tcBorders>
+              <w:top w:val="none" w:sz="0" w:space="0" w:color="000000"/>
+              <w:left w:val="none" w:sz="0" w:space="0" w:color="000000"/>
+              <w:bottom w:val="none" w:sz="0" w:space="0" w:color="000000"/>
+              <w:right w:val="single" w:sz="8" w:space="0" w:color="666666"/>
+            </w:tcBorders>
+            <w:shd w:val="clear" w:color="auto" w:fill="FFFFFF"/>
+            <w:tcMar>
+              <w:top w:w="0" w:type="dxa"/>
+              <w:left w:w="0" w:type="dxa"/>
+              <w:bottom w:w="0" w:type="dxa"/>
+              <w:right w:w="0" w:type="dxa"/>
+            </w:tcMar>
+            <w:vAlign w:val="center"/>
+          </w:tcPr>
+          <w:p>
+            <w:pPr>
+              <w:pBdr>
+                <w:top w:val="none" w:sz="0" w:space="0" w:color="000000"/>
+                <w:left w:val="none" w:sz="0" w:space="0" w:color="000000"/>
+                <w:bottom w:val="none" w:sz="0" w:space="0" w:color="000000"/>
+                <w:right w:val="none" w:sz="0" w:space="0" w:color="000000"/>
+              </w:pBdr>
+              <w:spacing w:after="0" w:line="240" w:lineRule="auto"/>
+              <w:ind w:left="101" w:right="101"/>
+              <w:jc w:val="right"/>
+              <w:rPr>
+                <w:rFonts w:ascii="Times New Roman" w:eastAsia="Arial" w:hAnsi="Arial" w:cs="Arial"/>
+                <w:color w:val="000000"/>
+                <w:sz w:val="20"/>
+                <w:szCs w:val="20"/>
+              </w:rPr>
+            </w:pPr>
+            <w:r>
+              <w:rPr>
+                <w:rFonts w:ascii="Times New Roman" w:eastAsia="Arial" w:hAnsi="Arial" w:cs="Arial"/>
+                <w:color w:val="000000"/>
+                <w:sz w:val="20"/>
+                <w:szCs w:val="20"/>
+              </w:rPr>
+              <w:t>0.3082</w:t>
+            </w:r>
+          </w:p>
+        </w:tc>
+        <w:tc>
+          <w:tcPr>
+            <w:tcW w:w="961" w:type="dxa"/>
+            <w:tcBorders>
+              <w:top w:val="none" w:sz="0" w:space="0" w:color="000000"/>
+              <w:left w:val="single" w:sz="8" w:space="0" w:color="666666"/>
+              <w:bottom w:val="none" w:sz="0" w:space="0" w:color="000000"/>
+              <w:right w:val="none" w:sz="0" w:space="0" w:color="000000"/>
+            </w:tcBorders>
+            <w:shd w:val="clear" w:color="auto" w:fill="FFFFFF"/>
+            <w:tcMar>
+              <w:top w:w="0" w:type="dxa"/>
+              <w:left w:w="0" w:type="dxa"/>
+              <w:bottom w:w="0" w:type="dxa"/>
+              <w:right w:w="0" w:type="dxa"/>
+            </w:tcMar>
+            <w:vAlign w:val="center"/>
+          </w:tcPr>
+          <w:p>
+            <w:pPr>
+              <w:pBdr>
+                <w:top w:val="none" w:sz="0" w:space="0" w:color="000000"/>
+                <w:left w:val="none" w:sz="0" w:space="0" w:color="000000"/>
+                <w:bottom w:val="none" w:sz="0" w:space="0" w:color="000000"/>
+                <w:right w:val="none" w:sz="0" w:space="0" w:color="000000"/>
+              </w:pBdr>
+              <w:spacing w:after="0" w:line="240" w:lineRule="auto"/>
+              <w:ind w:left="101" w:right="101"/>
+              <w:jc w:val="right"/>
+              <w:rPr>
+                <w:rFonts w:ascii="Times New Roman" w:eastAsia="Arial" w:hAnsi="Arial" w:cs="Arial"/>
+                <w:color w:val="000000"/>
+                <w:sz w:val="20"/>
+                <w:szCs w:val="20"/>
+              </w:rPr>
+            </w:pPr>
+            <w:r>
+              <w:rPr>
+                <w:rFonts w:ascii="Times New Roman" w:eastAsia="Arial" w:hAnsi="Arial" w:cs="Arial"/>
+                <w:color w:val="000000"/>
+                <w:sz w:val="20"/>
+                <w:szCs w:val="20"/>
+              </w:rPr>
+              <w:t>0.8284</w:t>
+            </w:r>
+          </w:p>
+        </w:tc>
+      </w:tr>
+      <w:tr>
+        <w:trPr>
+          <w:jc w:val="center"/>
+        </w:trPr>
+        <w:tc>
+          <w:tcPr>
+            <w:tcW w:w="1749" w:type="dxa"/>
+            <w:tcBorders>
+              <w:top w:val="none" w:sz="0" w:space="0" w:color="000000"/>
+              <w:left w:val="none" w:sz="0" w:space="0" w:color="000000"/>
+              <w:bottom w:val="none" w:sz="0" w:space="0" w:color="000000"/>
+              <w:right w:val="none" w:sz="0" w:space="0" w:color="000000"/>
+            </w:tcBorders>
+            <w:shd w:val="clear" w:color="auto" w:fill="FFFFFF"/>
+            <w:tcMar>
+              <w:top w:w="0" w:type="dxa"/>
+              <w:left w:w="0" w:type="dxa"/>
+              <w:bottom w:w="0" w:type="dxa"/>
+              <w:right w:w="0" w:type="dxa"/>
+            </w:tcMar>
+            <w:vAlign w:val="center"/>
+          </w:tcPr>
+          <w:p>
+            <w:pPr>
+              <w:pBdr>
+                <w:top w:val="none" w:sz="0" w:space="0" w:color="000000"/>
+                <w:left w:val="none" w:sz="0" w:space="0" w:color="000000"/>
+                <w:bottom w:val="none" w:sz="0" w:space="0" w:color="000000"/>
+                <w:right w:val="none" w:sz="0" w:space="0" w:color="000000"/>
+              </w:pBdr>
+              <w:spacing w:after="0" w:line="240" w:lineRule="auto"/>
+              <w:ind w:left="101" w:right="101"/>
+              <w:rPr>
+                <w:rFonts w:ascii="Times New Roman" w:eastAsia="Arial" w:hAnsi="Arial" w:cs="Arial"/>
+                <w:color w:val="000000"/>
+                <w:sz w:val="20"/>
+                <w:szCs w:val="20"/>
+              </w:rPr>
+            </w:pPr>
+            <w:r>
+              <w:rPr>
+                <w:rFonts w:ascii="Times New Roman" w:eastAsia="Arial" w:hAnsi="Arial" w:cs="Arial"/>
+                <w:color w:val="000000"/>
+                <w:sz w:val="20"/>
+                <w:szCs w:val="20"/>
+              </w:rPr>
+              <w:t>Trustee</w:t>
+            </w:r>
+          </w:p>
+        </w:tc>
+        <w:tc>
+          <w:tcPr>
+            <w:tcW w:w="1310" w:type="dxa"/>
+            <w:tcBorders>
+              <w:top w:val="none" w:sz="0" w:space="0" w:color="000000"/>
+              <w:left w:val="none" w:sz="0" w:space="0" w:color="000000"/>
+              <w:bottom w:val="none" w:sz="0" w:space="0" w:color="000000"/>
+              <w:right w:val="none" w:sz="0" w:space="0" w:color="000000"/>
+            </w:tcBorders>
+            <w:shd w:val="clear" w:color="auto" w:fill="FFFFFF"/>
+            <w:tcMar>
+              <w:top w:w="0" w:type="dxa"/>
+              <w:left w:w="0" w:type="dxa"/>
+              <w:bottom w:w="0" w:type="dxa"/>
+              <w:right w:w="0" w:type="dxa"/>
+            </w:tcMar>
+            <w:vAlign w:val="center"/>
+          </w:tcPr>
+          <w:p>
+            <w:pPr>
+              <w:pBdr>
+                <w:top w:val="none" w:sz="0" w:space="0" w:color="000000"/>
+                <w:left w:val="none" w:sz="0" w:space="0" w:color="000000"/>
+                <w:bottom w:val="none" w:sz="0" w:space="0" w:color="000000"/>
+                <w:right w:val="none" w:sz="0" w:space="0" w:color="000000"/>
+              </w:pBdr>
+              <w:spacing w:after="0" w:line="240" w:lineRule="auto"/>
+              <w:ind w:left="101" w:right="101"/>
+              <w:jc w:val="right"/>
+              <w:rPr>
+                <w:rFonts w:ascii="Times New Roman" w:eastAsia="Arial" w:hAnsi="Arial" w:cs="Arial"/>
+                <w:color w:val="000000"/>
+                <w:sz w:val="20"/>
+                <w:szCs w:val="20"/>
+              </w:rPr>
+            </w:pPr>
+            <w:r>
+              <w:rPr>
+                <w:rFonts w:ascii="Times New Roman" w:eastAsia="Arial" w:hAnsi="Arial" w:cs="Arial"/>
+                <w:color w:val="000000"/>
+                <w:sz w:val="20"/>
+                <w:szCs w:val="20"/>
+              </w:rPr>
+              <w:t>0.0416</w:t>
+            </w:r>
+          </w:p>
+        </w:tc>
+        <w:tc>
+          <w:tcPr>
+            <w:tcW w:w="1399" w:type="dxa"/>
+            <w:tcBorders>
+              <w:top w:val="none" w:sz="0" w:space="0" w:color="000000"/>
+              <w:left w:val="none" w:sz="0" w:space="0" w:color="000000"/>
+              <w:bottom w:val="none" w:sz="0" w:space="0" w:color="000000"/>
+              <w:right w:val="none" w:sz="0" w:space="0" w:color="000000"/>
+            </w:tcBorders>
+            <w:shd w:val="clear" w:color="auto" w:fill="FFFFFF"/>
+            <w:tcMar>
+              <w:top w:w="0" w:type="dxa"/>
+              <w:left w:w="0" w:type="dxa"/>
+              <w:bottom w:w="0" w:type="dxa"/>
+              <w:right w:w="0" w:type="dxa"/>
+            </w:tcMar>
+            <w:vAlign w:val="center"/>
+          </w:tcPr>
+          <w:p>
+            <w:pPr>
+              <w:pBdr>
+                <w:top w:val="none" w:sz="0" w:space="0" w:color="000000"/>
+                <w:left w:val="none" w:sz="0" w:space="0" w:color="000000"/>
+                <w:bottom w:val="none" w:sz="0" w:space="0" w:color="000000"/>
+                <w:right w:val="none" w:sz="0" w:space="0" w:color="000000"/>
+              </w:pBdr>
+              <w:spacing w:after="0" w:line="240" w:lineRule="auto"/>
+              <w:ind w:left="101" w:right="101"/>
+              <w:jc w:val="right"/>
+              <w:rPr>
+                <w:rFonts w:ascii="Times New Roman" w:eastAsia="Arial" w:hAnsi="Arial" w:cs="Arial"/>
+                <w:color w:val="000000"/>
+                <w:sz w:val="20"/>
+                <w:szCs w:val="20"/>
+              </w:rPr>
+            </w:pPr>
+            <w:r>
+              <w:rPr>
+                <w:rFonts w:ascii="Times New Roman" w:eastAsia="Arial" w:hAnsi="Arial" w:cs="Arial"/>
+                <w:color w:val="000000"/>
+                <w:sz w:val="20"/>
+                <w:szCs w:val="20"/>
+              </w:rPr>
+              <w:t>0.0769</w:t>
+            </w:r>
+          </w:p>
+        </w:tc>
+        <w:tc>
+          <w:tcPr>
+            <w:tcW w:w="961" w:type="dxa"/>
+            <w:tcBorders>
+              <w:top w:val="none" w:sz="0" w:space="0" w:color="000000"/>
+              <w:left w:val="none" w:sz="0" w:space="0" w:color="000000"/>
+              <w:bottom w:val="none" w:sz="0" w:space="0" w:color="000000"/>
+              <w:right w:val="none" w:sz="0" w:space="0" w:color="000000"/>
+            </w:tcBorders>
+            <w:shd w:val="clear" w:color="auto" w:fill="FFFFFF"/>
+            <w:tcMar>
+              <w:top w:w="0" w:type="dxa"/>
+              <w:left w:w="0" w:type="dxa"/>
+              <w:bottom w:w="0" w:type="dxa"/>
+              <w:right w:w="0" w:type="dxa"/>
+            </w:tcMar>
+            <w:vAlign w:val="center"/>
+          </w:tcPr>
+          <w:p>
+            <w:pPr>
+              <w:pBdr>
+                <w:top w:val="none" w:sz="0" w:space="0" w:color="000000"/>
+                <w:left w:val="none" w:sz="0" w:space="0" w:color="000000"/>
+                <w:bottom w:val="none" w:sz="0" w:space="0" w:color="000000"/>
+                <w:right w:val="none" w:sz="0" w:space="0" w:color="000000"/>
+              </w:pBdr>
+              <w:spacing w:after="0" w:line="240" w:lineRule="auto"/>
+              <w:ind w:left="101" w:right="101"/>
+              <w:jc w:val="right"/>
+              <w:rPr>
+                <w:rFonts w:ascii="Times New Roman" w:eastAsia="Arial" w:hAnsi="Arial" w:cs="Arial"/>
+                <w:color w:val="000000"/>
+                <w:sz w:val="20"/>
+                <w:szCs w:val="20"/>
+              </w:rPr>
+            </w:pPr>
+            <w:r>
+              <w:rPr>
+                <w:rFonts w:ascii="Times New Roman" w:eastAsia="Arial" w:hAnsi="Arial" w:cs="Arial"/>
+                <w:color w:val="000000"/>
+                <w:sz w:val="20"/>
+                <w:szCs w:val="20"/>
+              </w:rPr>
+              <w:t>0.1030</w:t>
+            </w:r>
+          </w:p>
+        </w:tc>
+        <w:tc>
+          <w:tcPr>
+            <w:tcW w:w="1388" w:type="dxa"/>
+            <w:tcBorders>
+              <w:top w:val="none" w:sz="0" w:space="0" w:color="000000"/>
+              <w:left w:val="none" w:sz="0" w:space="0" w:color="000000"/>
+              <w:bottom w:val="none" w:sz="0" w:space="0" w:color="000000"/>
+              <w:right w:val="single" w:sz="8" w:space="0" w:color="666666"/>
+            </w:tcBorders>
+            <w:shd w:val="clear" w:color="auto" w:fill="FFFFFF"/>
+            <w:tcMar>
+              <w:top w:w="0" w:type="dxa"/>
+              <w:left w:w="0" w:type="dxa"/>
+              <w:bottom w:w="0" w:type="dxa"/>
+              <w:right w:w="0" w:type="dxa"/>
+            </w:tcMar>
+            <w:vAlign w:val="center"/>
+          </w:tcPr>
+          <w:p>
+            <w:pPr>
+              <w:pBdr>
+                <w:top w:val="none" w:sz="0" w:space="0" w:color="000000"/>
+                <w:left w:val="none" w:sz="0" w:space="0" w:color="000000"/>
+                <w:bottom w:val="none" w:sz="0" w:space="0" w:color="000000"/>
+                <w:right w:val="none" w:sz="0" w:space="0" w:color="000000"/>
+              </w:pBdr>
+              <w:spacing w:after="0" w:line="240" w:lineRule="auto"/>
+              <w:ind w:left="101" w:right="101"/>
+              <w:jc w:val="right"/>
+              <w:rPr>
+                <w:rFonts w:ascii="Times New Roman" w:eastAsia="Arial" w:hAnsi="Arial" w:cs="Arial"/>
+                <w:color w:val="000000"/>
+                <w:sz w:val="20"/>
+                <w:szCs w:val="20"/>
+              </w:rPr>
+            </w:pPr>
+            <w:r>
+              <w:rPr>
+                <w:rFonts w:ascii="Times New Roman" w:eastAsia="Arial" w:hAnsi="Arial" w:cs="Arial"/>
+                <w:color w:val="000000"/>
+                <w:sz w:val="20"/>
+                <w:szCs w:val="20"/>
+              </w:rPr>
+              <w:t>0.2299</w:t>
+            </w:r>
+          </w:p>
+        </w:tc>
+        <w:tc>
+          <w:tcPr>
+            <w:tcW w:w="961" w:type="dxa"/>
+            <w:tcBorders>
+              <w:top w:val="none" w:sz="0" w:space="0" w:color="000000"/>
+              <w:left w:val="single" w:sz="8" w:space="0" w:color="666666"/>
+              <w:bottom w:val="none" w:sz="0" w:space="0" w:color="000000"/>
+              <w:right w:val="none" w:sz="0" w:space="0" w:color="000000"/>
+            </w:tcBorders>
+            <w:shd w:val="clear" w:color="auto" w:fill="FFFFFF"/>
+            <w:tcMar>
+              <w:top w:w="0" w:type="dxa"/>
+              <w:left w:w="0" w:type="dxa"/>
+              <w:bottom w:w="0" w:type="dxa"/>
+              <w:right w:w="0" w:type="dxa"/>
+            </w:tcMar>
+            <w:vAlign w:val="center"/>
+          </w:tcPr>
+          <w:p>
+            <w:pPr>
+              <w:pBdr>
+                <w:top w:val="none" w:sz="0" w:space="0" w:color="000000"/>
+                <w:left w:val="none" w:sz="0" w:space="0" w:color="000000"/>
+                <w:bottom w:val="none" w:sz="0" w:space="0" w:color="000000"/>
+                <w:right w:val="none" w:sz="0" w:space="0" w:color="000000"/>
+              </w:pBdr>
+              <w:spacing w:after="0" w:line="240" w:lineRule="auto"/>
+              <w:ind w:left="101" w:right="101"/>
+              <w:jc w:val="right"/>
+              <w:rPr>
+                <w:rFonts w:ascii="Times New Roman" w:eastAsia="Arial" w:hAnsi="Arial" w:cs="Arial"/>
+                <w:color w:val="000000"/>
+                <w:sz w:val="20"/>
+                <w:szCs w:val="20"/>
+              </w:rPr>
+            </w:pPr>
+            <w:r>
+              <w:rPr>
+                <w:rFonts w:ascii="Times New Roman" w:eastAsia="Arial" w:hAnsi="Arial" w:cs="Arial"/>
+                <w:color w:val="000000"/>
+                <w:sz w:val="20"/>
+                <w:szCs w:val="20"/>
+              </w:rPr>
+              <w:t>0.0438</w:t>
+            </w:r>
+          </w:p>
+        </w:tc>
+      </w:tr>
+      <w:tr>
+        <w:trPr>
+          <w:jc w:val="center"/>
+        </w:trPr>
+        <w:tc>
+          <w:tcPr>
+            <w:tcW w:w="1749" w:type="dxa"/>
+            <w:tcBorders>
+              <w:top w:val="none" w:sz="0" w:space="0" w:color="000000"/>
+              <w:left w:val="none" w:sz="0" w:space="0" w:color="000000"/>
+              <w:bottom w:val="none" w:sz="0" w:space="0" w:color="000000"/>
+              <w:right w:val="none" w:sz="0" w:space="0" w:color="000000"/>
+            </w:tcBorders>
+            <w:shd w:val="clear" w:color="auto" w:fill="FFFFFF"/>
+            <w:tcMar>
+              <w:top w:w="0" w:type="dxa"/>
+              <w:left w:w="0" w:type="dxa"/>
+              <w:bottom w:w="0" w:type="dxa"/>
+              <w:right w:w="0" w:type="dxa"/>
+            </w:tcMar>
+            <w:vAlign w:val="center"/>
+          </w:tcPr>
+          <w:p>
+            <w:pPr>
+              <w:pBdr>
+                <w:top w:val="none" w:sz="0" w:space="0" w:color="000000"/>
+                <w:left w:val="none" w:sz="0" w:space="0" w:color="000000"/>
+                <w:bottom w:val="none" w:sz="0" w:space="0" w:color="000000"/>
+                <w:right w:val="none" w:sz="0" w:space="0" w:color="000000"/>
+              </w:pBdr>
+              <w:spacing w:after="0" w:line="240" w:lineRule="auto"/>
+              <w:ind w:left="101" w:right="101"/>
+              <w:rPr>
+                <w:rFonts w:ascii="Times New Roman" w:eastAsia="Arial" w:hAnsi="Arial" w:cs="Arial"/>
+                <w:color w:val="000000"/>
+                <w:sz w:val="20"/>
+                <w:szCs w:val="20"/>
+              </w:rPr>
+            </w:pPr>
+            <w:r>
+              <w:rPr>
+                <w:rFonts w:ascii="Times New Roman" w:eastAsia="Arial" w:hAnsi="Arial" w:cs="Arial"/>
+                <w:color w:val="000000"/>
+                <w:sz w:val="20"/>
+                <w:szCs w:val="20"/>
+              </w:rPr>
+              <w:t>Partnership</w:t>
+            </w:r>
+          </w:p>
+        </w:tc>
+        <w:tc>
+          <w:tcPr>
+            <w:tcW w:w="1310" w:type="dxa"/>
+            <w:tcBorders>
+              <w:top w:val="none" w:sz="0" w:space="0" w:color="000000"/>
+              <w:left w:val="none" w:sz="0" w:space="0" w:color="000000"/>
+              <w:bottom w:val="none" w:sz="0" w:space="0" w:color="000000"/>
+              <w:right w:val="none" w:sz="0" w:space="0" w:color="000000"/>
+            </w:tcBorders>
+            <w:shd w:val="clear" w:color="auto" w:fill="FFFFFF"/>
+            <w:tcMar>
+              <w:top w:w="0" w:type="dxa"/>
+              <w:left w:w="0" w:type="dxa"/>
+              <w:bottom w:w="0" w:type="dxa"/>
+              <w:right w:w="0" w:type="dxa"/>
+            </w:tcMar>
+            <w:vAlign w:val="center"/>
+          </w:tcPr>
+          <w:p>
+            <w:pPr>
+              <w:pBdr>
+                <w:top w:val="none" w:sz="0" w:space="0" w:color="000000"/>
+                <w:left w:val="none" w:sz="0" w:space="0" w:color="000000"/>
+                <w:bottom w:val="none" w:sz="0" w:space="0" w:color="000000"/>
+                <w:right w:val="none" w:sz="0" w:space="0" w:color="000000"/>
+              </w:pBdr>
+              <w:spacing w:after="0" w:line="240" w:lineRule="auto"/>
+              <w:ind w:left="101" w:right="101"/>
+              <w:jc w:val="right"/>
+              <w:rPr>
+                <w:rFonts w:ascii="Times New Roman" w:eastAsia="Arial" w:hAnsi="Arial" w:cs="Arial"/>
+                <w:color w:val="000000"/>
+                <w:sz w:val="20"/>
+                <w:szCs w:val="20"/>
+              </w:rPr>
+            </w:pPr>
+            <w:r>
+              <w:rPr>
+                <w:rFonts w:ascii="Times New Roman" w:eastAsia="Arial" w:hAnsi="Arial" w:cs="Arial"/>
+                <w:color w:val="000000"/>
+                <w:sz w:val="20"/>
+                <w:szCs w:val="20"/>
+              </w:rPr>
+              <w:t>0.0171</w:t>
+            </w:r>
+          </w:p>
+        </w:tc>
+        <w:tc>
+          <w:tcPr>
+            <w:tcW w:w="1399" w:type="dxa"/>
+            <w:tcBorders>
+              <w:top w:val="none" w:sz="0" w:space="0" w:color="000000"/>
+              <w:left w:val="none" w:sz="0" w:space="0" w:color="000000"/>
+              <w:bottom w:val="none" w:sz="0" w:space="0" w:color="000000"/>
+              <w:right w:val="none" w:sz="0" w:space="0" w:color="000000"/>
+            </w:tcBorders>
+            <w:shd w:val="clear" w:color="auto" w:fill="FFFFFF"/>
+            <w:tcMar>
+              <w:top w:w="0" w:type="dxa"/>
+              <w:left w:w="0" w:type="dxa"/>
+              <w:bottom w:w="0" w:type="dxa"/>
+              <w:right w:w="0" w:type="dxa"/>
+            </w:tcMar>
+            <w:vAlign w:val="center"/>
+          </w:tcPr>
+          <w:p>
+            <w:pPr>
+              <w:pBdr>
+                <w:top w:val="none" w:sz="0" w:space="0" w:color="000000"/>
+                <w:left w:val="none" w:sz="0" w:space="0" w:color="000000"/>
+                <w:bottom w:val="none" w:sz="0" w:space="0" w:color="000000"/>
+                <w:right w:val="none" w:sz="0" w:space="0" w:color="000000"/>
+              </w:pBdr>
+              <w:spacing w:after="0" w:line="240" w:lineRule="auto"/>
+              <w:ind w:left="101" w:right="101"/>
+              <w:jc w:val="right"/>
+              <w:rPr>
+                <w:rFonts w:ascii="Times New Roman" w:eastAsia="Arial" w:hAnsi="Arial" w:cs="Arial"/>
+                <w:color w:val="000000"/>
+                <w:sz w:val="20"/>
+                <w:szCs w:val="20"/>
+              </w:rPr>
+            </w:pPr>
+            <w:r>
+              <w:rPr>
+                <w:rFonts w:ascii="Times New Roman" w:eastAsia="Arial" w:hAnsi="Arial" w:cs="Arial"/>
+                <w:color w:val="000000"/>
+                <w:sz w:val="20"/>
+                <w:szCs w:val="20"/>
+              </w:rPr>
+              <w:t>0.0567</w:t>
+            </w:r>
+          </w:p>
+        </w:tc>
+        <w:tc>
+          <w:tcPr>
+            <w:tcW w:w="961" w:type="dxa"/>
+            <w:tcBorders>
+              <w:top w:val="none" w:sz="0" w:space="0" w:color="000000"/>
+              <w:left w:val="none" w:sz="0" w:space="0" w:color="000000"/>
+              <w:bottom w:val="none" w:sz="0" w:space="0" w:color="000000"/>
+              <w:right w:val="none" w:sz="0" w:space="0" w:color="000000"/>
+            </w:tcBorders>
+            <w:shd w:val="clear" w:color="auto" w:fill="FFFFFF"/>
+            <w:tcMar>
+              <w:top w:w="0" w:type="dxa"/>
+              <w:left w:w="0" w:type="dxa"/>
+              <w:bottom w:w="0" w:type="dxa"/>
+              <w:right w:w="0" w:type="dxa"/>
+            </w:tcMar>
+            <w:vAlign w:val="center"/>
+          </w:tcPr>
+          <w:p>
+            <w:pPr>
+              <w:pBdr>
+                <w:top w:val="none" w:sz="0" w:space="0" w:color="000000"/>
+                <w:left w:val="none" w:sz="0" w:space="0" w:color="000000"/>
+                <w:bottom w:val="none" w:sz="0" w:space="0" w:color="000000"/>
+                <w:right w:val="none" w:sz="0" w:space="0" w:color="000000"/>
+              </w:pBdr>
+              <w:spacing w:after="0" w:line="240" w:lineRule="auto"/>
+              <w:ind w:left="101" w:right="101"/>
+              <w:jc w:val="right"/>
+              <w:rPr>
+                <w:rFonts w:ascii="Times New Roman" w:eastAsia="Arial" w:hAnsi="Arial" w:cs="Arial"/>
+                <w:color w:val="000000"/>
+                <w:sz w:val="20"/>
+                <w:szCs w:val="20"/>
+              </w:rPr>
+            </w:pPr>
+            <w:r>
+              <w:rPr>
+                <w:rFonts w:ascii="Times New Roman" w:eastAsia="Arial" w:hAnsi="Arial" w:cs="Arial"/>
+                <w:color w:val="000000"/>
+                <w:sz w:val="20"/>
+                <w:szCs w:val="20"/>
+              </w:rPr>
+              <w:t>0.0546</w:t>
+            </w:r>
+          </w:p>
+        </w:tc>
+        <w:tc>
+          <w:tcPr>
+            <w:tcW w:w="1388" w:type="dxa"/>
+            <w:tcBorders>
+              <w:top w:val="none" w:sz="0" w:space="0" w:color="000000"/>
+              <w:left w:val="none" w:sz="0" w:space="0" w:color="000000"/>
+              <w:bottom w:val="none" w:sz="0" w:space="0" w:color="000000"/>
+              <w:right w:val="single" w:sz="8" w:space="0" w:color="666666"/>
+            </w:tcBorders>
+            <w:shd w:val="clear" w:color="auto" w:fill="FFFFFF"/>
+            <w:tcMar>
+              <w:top w:w="0" w:type="dxa"/>
+              <w:left w:w="0" w:type="dxa"/>
+              <w:bottom w:w="0" w:type="dxa"/>
+              <w:right w:w="0" w:type="dxa"/>
+            </w:tcMar>
+            <w:vAlign w:val="center"/>
+          </w:tcPr>
+          <w:p>
+            <w:pPr>
+              <w:pBdr>
+                <w:top w:val="none" w:sz="0" w:space="0" w:color="000000"/>
+                <w:left w:val="none" w:sz="0" w:space="0" w:color="000000"/>
+                <w:bottom w:val="none" w:sz="0" w:space="0" w:color="000000"/>
+                <w:right w:val="none" w:sz="0" w:space="0" w:color="000000"/>
+              </w:pBdr>
+              <w:spacing w:after="0" w:line="240" w:lineRule="auto"/>
+              <w:ind w:left="101" w:right="101"/>
+              <w:jc w:val="right"/>
+              <w:rPr>
+                <w:rFonts w:ascii="Times New Roman" w:eastAsia="Arial" w:hAnsi="Arial" w:cs="Arial"/>
+                <w:color w:val="000000"/>
+                <w:sz w:val="20"/>
+                <w:szCs w:val="20"/>
+              </w:rPr>
+            </w:pPr>
+            <w:r>
+              <w:rPr>
+                <w:rFonts w:ascii="Times New Roman" w:eastAsia="Arial" w:hAnsi="Arial" w:cs="Arial"/>
+                <w:color w:val="000000"/>
+                <w:sz w:val="20"/>
+                <w:szCs w:val="20"/>
+              </w:rPr>
+              <w:t>0.2168</w:t>
+            </w:r>
+          </w:p>
+        </w:tc>
+        <w:tc>
+          <w:tcPr>
+            <w:tcW w:w="961" w:type="dxa"/>
+            <w:tcBorders>
+              <w:top w:val="none" w:sz="0" w:space="0" w:color="000000"/>
+              <w:left w:val="single" w:sz="8" w:space="0" w:color="666666"/>
+              <w:bottom w:val="none" w:sz="0" w:space="0" w:color="000000"/>
+              <w:right w:val="none" w:sz="0" w:space="0" w:color="000000"/>
+            </w:tcBorders>
+            <w:shd w:val="clear" w:color="auto" w:fill="FFFFFF"/>
+            <w:tcMar>
+              <w:top w:w="0" w:type="dxa"/>
+              <w:left w:w="0" w:type="dxa"/>
+              <w:bottom w:w="0" w:type="dxa"/>
+              <w:right w:w="0" w:type="dxa"/>
+            </w:tcMar>
+            <w:vAlign w:val="center"/>
+          </w:tcPr>
+          <w:p>
+            <w:pPr>
+              <w:pBdr>
+                <w:top w:val="none" w:sz="0" w:space="0" w:color="000000"/>
+                <w:left w:val="none" w:sz="0" w:space="0" w:color="000000"/>
+                <w:bottom w:val="none" w:sz="0" w:space="0" w:color="000000"/>
+                <w:right w:val="none" w:sz="0" w:space="0" w:color="000000"/>
+              </w:pBdr>
+              <w:spacing w:after="0" w:line="240" w:lineRule="auto"/>
+              <w:ind w:left="101" w:right="101"/>
+              <w:jc w:val="right"/>
+              <w:rPr>
+                <w:rFonts w:ascii="Times New Roman" w:eastAsia="Arial" w:hAnsi="Arial" w:cs="Arial"/>
+                <w:color w:val="000000"/>
+                <w:sz w:val="20"/>
+                <w:szCs w:val="20"/>
+              </w:rPr>
+            </w:pPr>
+            <w:r>
+              <w:rPr>
+                <w:rFonts w:ascii="Times New Roman" w:eastAsia="Arial" w:hAnsi="Arial" w:cs="Arial"/>
+                <w:color w:val="000000"/>
+                <w:sz w:val="20"/>
+                <w:szCs w:val="20"/>
+              </w:rPr>
+              <w:t>0.0194</w:t>
+            </w:r>
+          </w:p>
+        </w:tc>
+      </w:tr>
+      <w:tr>
+        <w:trPr>
+          <w:jc w:val="center"/>
+        </w:trPr>
+        <w:tc>
+          <w:tcPr>
+            <w:tcW w:w="1749" w:type="dxa"/>
+            <w:tcBorders>
+              <w:top w:val="none" w:sz="0" w:space="0" w:color="000000"/>
+              <w:left w:val="none" w:sz="0" w:space="0" w:color="000000"/>
+              <w:bottom w:val="none" w:sz="0" w:space="0" w:color="000000"/>
+              <w:right w:val="none" w:sz="0" w:space="0" w:color="000000"/>
+            </w:tcBorders>
+            <w:shd w:val="clear" w:color="auto" w:fill="FFFFFF"/>
+            <w:tcMar>
+              <w:top w:w="0" w:type="dxa"/>
+              <w:left w:w="0" w:type="dxa"/>
+              <w:bottom w:w="0" w:type="dxa"/>
+              <w:right w:w="0" w:type="dxa"/>
+            </w:tcMar>
+            <w:vAlign w:val="center"/>
+          </w:tcPr>
+          <w:p>
+            <w:pPr>
+              <w:pBdr>
+                <w:top w:val="none" w:sz="0" w:space="0" w:color="000000"/>
+                <w:left w:val="none" w:sz="0" w:space="0" w:color="000000"/>
+                <w:bottom w:val="none" w:sz="0" w:space="0" w:color="000000"/>
+                <w:right w:val="none" w:sz="0" w:space="0" w:color="000000"/>
+              </w:pBdr>
+              <w:spacing w:after="0" w:line="240" w:lineRule="auto"/>
+              <w:ind w:left="101" w:right="101"/>
+              <w:rPr>
+                <w:rFonts w:ascii="Times New Roman" w:eastAsia="Arial" w:hAnsi="Arial" w:cs="Arial"/>
+                <w:color w:val="000000"/>
+                <w:sz w:val="20"/>
+                <w:szCs w:val="20"/>
+              </w:rPr>
+            </w:pPr>
+            <w:r>
+              <w:rPr>
+                <w:rFonts w:ascii="Times New Roman" w:eastAsia="Arial" w:hAnsi="Arial" w:cs="Arial"/>
+                <w:color w:val="000000"/>
+                <w:sz w:val="20"/>
+                <w:szCs w:val="20"/>
+              </w:rPr>
+              <w:t>Nonprofit</w:t>
+            </w:r>
+          </w:p>
+        </w:tc>
+        <w:tc>
+          <w:tcPr>
+            <w:tcW w:w="1310" w:type="dxa"/>
+            <w:tcBorders>
+              <w:top w:val="none" w:sz="0" w:space="0" w:color="000000"/>
+              <w:left w:val="none" w:sz="0" w:space="0" w:color="000000"/>
+              <w:bottom w:val="none" w:sz="0" w:space="0" w:color="000000"/>
+              <w:right w:val="none" w:sz="0" w:space="0" w:color="000000"/>
+            </w:tcBorders>
+            <w:shd w:val="clear" w:color="auto" w:fill="FFFFFF"/>
+            <w:tcMar>
+              <w:top w:w="0" w:type="dxa"/>
+              <w:left w:w="0" w:type="dxa"/>
+              <w:bottom w:w="0" w:type="dxa"/>
+              <w:right w:w="0" w:type="dxa"/>
+            </w:tcMar>
+            <w:vAlign w:val="center"/>
+          </w:tcPr>
+          <w:p>
+            <w:pPr>
+              <w:pBdr>
+                <w:top w:val="none" w:sz="0" w:space="0" w:color="000000"/>
+                <w:left w:val="none" w:sz="0" w:space="0" w:color="000000"/>
+                <w:bottom w:val="none" w:sz="0" w:space="0" w:color="000000"/>
+                <w:right w:val="none" w:sz="0" w:space="0" w:color="000000"/>
+              </w:pBdr>
+              <w:spacing w:after="0" w:line="240" w:lineRule="auto"/>
+              <w:ind w:left="101" w:right="101"/>
+              <w:jc w:val="right"/>
+              <w:rPr>
+                <w:rFonts w:ascii="Times New Roman" w:eastAsia="Arial" w:hAnsi="Arial" w:cs="Arial"/>
+                <w:color w:val="000000"/>
+                <w:sz w:val="20"/>
+                <w:szCs w:val="20"/>
+              </w:rPr>
+            </w:pPr>
+            <w:r>
+              <w:rPr>
+                <w:rFonts w:ascii="Times New Roman" w:eastAsia="Arial" w:hAnsi="Arial" w:cs="Arial"/>
+                <w:color w:val="000000"/>
+                <w:sz w:val="20"/>
+                <w:szCs w:val="20"/>
+              </w:rPr>
+              <w:t>0.0024</w:t>
+            </w:r>
+          </w:p>
+        </w:tc>
+        <w:tc>
+          <w:tcPr>
+            <w:tcW w:w="1399" w:type="dxa"/>
+            <w:tcBorders>
+              <w:top w:val="none" w:sz="0" w:space="0" w:color="000000"/>
+              <w:left w:val="none" w:sz="0" w:space="0" w:color="000000"/>
+              <w:bottom w:val="none" w:sz="0" w:space="0" w:color="000000"/>
+              <w:right w:val="none" w:sz="0" w:space="0" w:color="000000"/>
+            </w:tcBorders>
+            <w:shd w:val="clear" w:color="auto" w:fill="FFFFFF"/>
+            <w:tcMar>
+              <w:top w:w="0" w:type="dxa"/>
+              <w:left w:w="0" w:type="dxa"/>
+              <w:bottom w:w="0" w:type="dxa"/>
+              <w:right w:w="0" w:type="dxa"/>
+            </w:tcMar>
+            <w:vAlign w:val="center"/>
+          </w:tcPr>
+          <w:p>
+            <w:pPr>
+              <w:pBdr>
+                <w:top w:val="none" w:sz="0" w:space="0" w:color="000000"/>
+                <w:left w:val="none" w:sz="0" w:space="0" w:color="000000"/>
+                <w:bottom w:val="none" w:sz="0" w:space="0" w:color="000000"/>
+                <w:right w:val="none" w:sz="0" w:space="0" w:color="000000"/>
+              </w:pBdr>
+              <w:spacing w:after="0" w:line="240" w:lineRule="auto"/>
+              <w:ind w:left="101" w:right="101"/>
+              <w:jc w:val="right"/>
+              <w:rPr>
+                <w:rFonts w:ascii="Times New Roman" w:eastAsia="Arial" w:hAnsi="Arial" w:cs="Arial"/>
+                <w:color w:val="000000"/>
+                <w:sz w:val="20"/>
+                <w:szCs w:val="20"/>
+              </w:rPr>
+            </w:pPr>
+            <w:r>
+              <w:rPr>
+                <w:rFonts w:ascii="Times New Roman" w:eastAsia="Arial" w:hAnsi="Arial" w:cs="Arial"/>
+                <w:color w:val="000000"/>
+                <w:sz w:val="20"/>
+                <w:szCs w:val="20"/>
+              </w:rPr>
+              <w:t>0.0261</w:t>
+            </w:r>
+          </w:p>
+        </w:tc>
+        <w:tc>
+          <w:tcPr>
+            <w:tcW w:w="961" w:type="dxa"/>
+            <w:tcBorders>
+              <w:top w:val="none" w:sz="0" w:space="0" w:color="000000"/>
+              <w:left w:val="none" w:sz="0" w:space="0" w:color="000000"/>
+              <w:bottom w:val="none" w:sz="0" w:space="0" w:color="000000"/>
+              <w:right w:val="none" w:sz="0" w:space="0" w:color="000000"/>
+            </w:tcBorders>
+            <w:shd w:val="clear" w:color="auto" w:fill="FFFFFF"/>
+            <w:tcMar>
+              <w:top w:w="0" w:type="dxa"/>
+              <w:left w:w="0" w:type="dxa"/>
+              <w:bottom w:w="0" w:type="dxa"/>
+              <w:right w:w="0" w:type="dxa"/>
+            </w:tcMar>
+            <w:vAlign w:val="center"/>
+          </w:tcPr>
+          <w:p>
+            <w:pPr>
+              <w:pBdr>
+                <w:top w:val="none" w:sz="0" w:space="0" w:color="000000"/>
+                <w:left w:val="none" w:sz="0" w:space="0" w:color="000000"/>
+                <w:bottom w:val="none" w:sz="0" w:space="0" w:color="000000"/>
+                <w:right w:val="none" w:sz="0" w:space="0" w:color="000000"/>
+              </w:pBdr>
+              <w:spacing w:after="0" w:line="240" w:lineRule="auto"/>
+              <w:ind w:left="101" w:right="101"/>
+              <w:jc w:val="right"/>
+              <w:rPr>
+                <w:rFonts w:ascii="Times New Roman" w:eastAsia="Arial" w:hAnsi="Arial" w:cs="Arial"/>
+                <w:color w:val="000000"/>
+                <w:sz w:val="20"/>
+                <w:szCs w:val="20"/>
+              </w:rPr>
+            </w:pPr>
+            <w:r>
+              <w:rPr>
+                <w:rFonts w:ascii="Times New Roman" w:eastAsia="Arial" w:hAnsi="Arial" w:cs="Arial"/>
+                <w:color w:val="000000"/>
+                <w:sz w:val="20"/>
+                <w:szCs w:val="20"/>
+              </w:rPr>
+              <w:t>0.0447</w:t>
+            </w:r>
+          </w:p>
+        </w:tc>
+        <w:tc>
+          <w:tcPr>
+            <w:tcW w:w="1388" w:type="dxa"/>
+            <w:tcBorders>
+              <w:top w:val="none" w:sz="0" w:space="0" w:color="000000"/>
+              <w:left w:val="none" w:sz="0" w:space="0" w:color="000000"/>
+              <w:bottom w:val="none" w:sz="0" w:space="0" w:color="000000"/>
+              <w:right w:val="single" w:sz="8" w:space="0" w:color="666666"/>
+            </w:tcBorders>
+            <w:shd w:val="clear" w:color="auto" w:fill="FFFFFF"/>
+            <w:tcMar>
+              <w:top w:w="0" w:type="dxa"/>
+              <w:left w:w="0" w:type="dxa"/>
+              <w:bottom w:w="0" w:type="dxa"/>
+              <w:right w:w="0" w:type="dxa"/>
+            </w:tcMar>
+            <w:vAlign w:val="center"/>
+          </w:tcPr>
+          <w:p>
+            <w:pPr>
+              <w:pBdr>
+                <w:top w:val="none" w:sz="0" w:space="0" w:color="000000"/>
+                <w:left w:val="none" w:sz="0" w:space="0" w:color="000000"/>
+                <w:bottom w:val="none" w:sz="0" w:space="0" w:color="000000"/>
+                <w:right w:val="none" w:sz="0" w:space="0" w:color="000000"/>
+              </w:pBdr>
+              <w:spacing w:after="0" w:line="240" w:lineRule="auto"/>
+              <w:ind w:left="101" w:right="101"/>
+              <w:jc w:val="right"/>
+              <w:rPr>
+                <w:rFonts w:ascii="Times New Roman" w:eastAsia="Arial" w:hAnsi="Arial" w:cs="Arial"/>
+                <w:color w:val="000000"/>
+                <w:sz w:val="20"/>
+                <w:szCs w:val="20"/>
+              </w:rPr>
+            </w:pPr>
+            <w:r>
+              <w:rPr>
+                <w:rFonts w:ascii="Times New Roman" w:eastAsia="Arial" w:hAnsi="Arial" w:cs="Arial"/>
+                <w:color w:val="000000"/>
+                <w:sz w:val="20"/>
+                <w:szCs w:val="20"/>
+              </w:rPr>
+              <w:t>0.0023</w:t>
+            </w:r>
+          </w:p>
+        </w:tc>
+        <w:tc>
+          <w:tcPr>
+            <w:tcW w:w="961" w:type="dxa"/>
+            <w:tcBorders>
+              <w:top w:val="none" w:sz="0" w:space="0" w:color="000000"/>
+              <w:left w:val="single" w:sz="8" w:space="0" w:color="666666"/>
+              <w:bottom w:val="none" w:sz="0" w:space="0" w:color="000000"/>
+              <w:right w:val="none" w:sz="0" w:space="0" w:color="000000"/>
+            </w:tcBorders>
+            <w:shd w:val="clear" w:color="auto" w:fill="FFFFFF"/>
+            <w:tcMar>
+              <w:top w:w="0" w:type="dxa"/>
+              <w:left w:w="0" w:type="dxa"/>
+              <w:bottom w:w="0" w:type="dxa"/>
+              <w:right w:w="0" w:type="dxa"/>
+            </w:tcMar>
+            <w:vAlign w:val="center"/>
+          </w:tcPr>
+          <w:p>
+            <w:pPr>
+              <w:pBdr>
+                <w:top w:val="none" w:sz="0" w:space="0" w:color="000000"/>
+                <w:left w:val="none" w:sz="0" w:space="0" w:color="000000"/>
+                <w:bottom w:val="none" w:sz="0" w:space="0" w:color="000000"/>
+                <w:right w:val="none" w:sz="0" w:space="0" w:color="000000"/>
+              </w:pBdr>
+              <w:spacing w:after="0" w:line="240" w:lineRule="auto"/>
+              <w:ind w:left="101" w:right="101"/>
+              <w:jc w:val="right"/>
+              <w:rPr>
+                <w:rFonts w:ascii="Times New Roman" w:eastAsia="Arial" w:hAnsi="Arial" w:cs="Arial"/>
+                <w:color w:val="000000"/>
+                <w:sz w:val="20"/>
+                <w:szCs w:val="20"/>
+              </w:rPr>
+            </w:pPr>
+            <w:r>
+              <w:rPr>
+                <w:rFonts w:ascii="Times New Roman" w:eastAsia="Arial" w:hAnsi="Arial" w:cs="Arial"/>
+                <w:color w:val="000000"/>
+                <w:sz w:val="20"/>
+                <w:szCs w:val="20"/>
+              </w:rPr>
+              <w:t>0.0036</w:t>
+            </w:r>
+          </w:p>
+        </w:tc>
+      </w:tr>
+      <w:tr>
+        <w:trPr>
+          <w:jc w:val="center"/>
+        </w:trPr>
+        <w:tc>
+          <w:tcPr>
+            <w:tcW w:w="1749" w:type="dxa"/>
+            <w:tcBorders>
+              <w:top w:val="none" w:sz="0" w:space="0" w:color="000000"/>
+              <w:left w:val="none" w:sz="0" w:space="0" w:color="000000"/>
+              <w:bottom w:val="none" w:sz="0" w:space="0" w:color="000000"/>
+              <w:right w:val="none" w:sz="0" w:space="0" w:color="000000"/>
+            </w:tcBorders>
+            <w:shd w:val="clear" w:color="auto" w:fill="FFFFFF"/>
+            <w:tcMar>
+              <w:top w:w="0" w:type="dxa"/>
+              <w:left w:w="0" w:type="dxa"/>
+              <w:bottom w:w="0" w:type="dxa"/>
+              <w:right w:w="0" w:type="dxa"/>
+            </w:tcMar>
+            <w:vAlign w:val="center"/>
+          </w:tcPr>
+          <w:p>
+            <w:pPr>
+              <w:pBdr>
+                <w:top w:val="none" w:sz="0" w:space="0" w:color="000000"/>
+                <w:left w:val="none" w:sz="0" w:space="0" w:color="000000"/>
+                <w:bottom w:val="none" w:sz="0" w:space="0" w:color="000000"/>
+                <w:right w:val="none" w:sz="0" w:space="0" w:color="000000"/>
+              </w:pBdr>
+              <w:spacing w:after="0" w:line="240" w:lineRule="auto"/>
+              <w:ind w:left="101" w:right="101"/>
+              <w:rPr>
+                <w:rFonts w:ascii="Times New Roman" w:eastAsia="Arial" w:hAnsi="Arial" w:cs="Arial"/>
+                <w:color w:val="000000"/>
+                <w:sz w:val="20"/>
+                <w:szCs w:val="20"/>
+              </w:rPr>
+            </w:pPr>
+            <w:proofErr w:type="spellStart"/>
+            <w:r>
+              <w:rPr>
+                <w:rFonts w:ascii="Times New Roman" w:eastAsia="Arial" w:hAnsi="Arial" w:cs="Arial"/>
+                <w:color w:val="000000"/>
+                <w:sz w:val="20"/>
+                <w:szCs w:val="20"/>
+              </w:rPr>
+              <w:t>REown</w:t>
+            </w:r>
+            <w:proofErr w:type="spellEnd"/>
+          </w:p>
+        </w:tc>
+        <w:tc>
+          <w:tcPr>
+            <w:tcW w:w="1310" w:type="dxa"/>
+            <w:tcBorders>
+              <w:top w:val="none" w:sz="0" w:space="0" w:color="000000"/>
+              <w:left w:val="none" w:sz="0" w:space="0" w:color="000000"/>
+              <w:bottom w:val="none" w:sz="0" w:space="0" w:color="000000"/>
+              <w:right w:val="none" w:sz="0" w:space="0" w:color="000000"/>
+            </w:tcBorders>
+            <w:shd w:val="clear" w:color="auto" w:fill="FFFFFF"/>
+            <w:tcMar>
+              <w:top w:w="0" w:type="dxa"/>
+              <w:left w:w="0" w:type="dxa"/>
+              <w:bottom w:w="0" w:type="dxa"/>
+              <w:right w:w="0" w:type="dxa"/>
+            </w:tcMar>
+            <w:vAlign w:val="center"/>
+          </w:tcPr>
+          <w:p>
+            <w:pPr>
+              <w:pBdr>
+                <w:top w:val="none" w:sz="0" w:space="0" w:color="000000"/>
+                <w:left w:val="none" w:sz="0" w:space="0" w:color="000000"/>
+                <w:bottom w:val="none" w:sz="0" w:space="0" w:color="000000"/>
+                <w:right w:val="none" w:sz="0" w:space="0" w:color="000000"/>
+              </w:pBdr>
+              <w:spacing w:after="0" w:line="240" w:lineRule="auto"/>
+              <w:ind w:left="101" w:right="101"/>
+              <w:jc w:val="right"/>
+              <w:rPr>
+                <w:rFonts w:ascii="Times New Roman" w:eastAsia="Arial" w:hAnsi="Arial" w:cs="Arial"/>
+                <w:color w:val="000000"/>
+                <w:sz w:val="20"/>
+                <w:szCs w:val="20"/>
+              </w:rPr>
+            </w:pPr>
+            <w:r>
+              <w:rPr>
+                <w:rFonts w:ascii="Times New Roman" w:eastAsia="Arial" w:hAnsi="Arial" w:cs="Arial"/>
+                <w:color w:val="000000"/>
+                <w:sz w:val="20"/>
+                <w:szCs w:val="20"/>
+              </w:rPr>
+              <w:t>0.0011</w:t>
+            </w:r>
+          </w:p>
+        </w:tc>
+        <w:tc>
+          <w:tcPr>
+            <w:tcW w:w="1399" w:type="dxa"/>
+            <w:tcBorders>
+              <w:top w:val="none" w:sz="0" w:space="0" w:color="000000"/>
+              <w:left w:val="none" w:sz="0" w:space="0" w:color="000000"/>
+              <w:bottom w:val="none" w:sz="0" w:space="0" w:color="000000"/>
+              <w:right w:val="none" w:sz="0" w:space="0" w:color="000000"/>
+            </w:tcBorders>
+            <w:shd w:val="clear" w:color="auto" w:fill="FFFFFF"/>
+            <w:tcMar>
+              <w:top w:w="0" w:type="dxa"/>
+              <w:left w:w="0" w:type="dxa"/>
+              <w:bottom w:w="0" w:type="dxa"/>
+              <w:right w:w="0" w:type="dxa"/>
+            </w:tcMar>
+            <w:vAlign w:val="center"/>
+          </w:tcPr>
+          <w:p>
+            <w:pPr>
+              <w:pBdr>
+                <w:top w:val="none" w:sz="0" w:space="0" w:color="000000"/>
+                <w:left w:val="none" w:sz="0" w:space="0" w:color="000000"/>
+                <w:bottom w:val="none" w:sz="0" w:space="0" w:color="000000"/>
+                <w:right w:val="none" w:sz="0" w:space="0" w:color="000000"/>
+              </w:pBdr>
+              <w:spacing w:after="0" w:line="240" w:lineRule="auto"/>
+              <w:ind w:left="101" w:right="101"/>
+              <w:jc w:val="right"/>
+              <w:rPr>
+                <w:rFonts w:ascii="Times New Roman" w:eastAsia="Arial" w:hAnsi="Arial" w:cs="Arial"/>
+                <w:color w:val="000000"/>
+                <w:sz w:val="20"/>
+                <w:szCs w:val="20"/>
+              </w:rPr>
+            </w:pPr>
+            <w:r>
+              <w:rPr>
+                <w:rFonts w:ascii="Times New Roman" w:eastAsia="Arial" w:hAnsi="Arial" w:cs="Arial"/>
+                <w:color w:val="000000"/>
+                <w:sz w:val="20"/>
+                <w:szCs w:val="20"/>
+              </w:rPr>
+              <w:t>0.0173</w:t>
+            </w:r>
+          </w:p>
+        </w:tc>
+        <w:tc>
+          <w:tcPr>
+            <w:tcW w:w="961" w:type="dxa"/>
+            <w:tcBorders>
+              <w:top w:val="none" w:sz="0" w:space="0" w:color="000000"/>
+              <w:left w:val="none" w:sz="0" w:space="0" w:color="000000"/>
+              <w:bottom w:val="none" w:sz="0" w:space="0" w:color="000000"/>
+              <w:right w:val="none" w:sz="0" w:space="0" w:color="000000"/>
+            </w:tcBorders>
+            <w:shd w:val="clear" w:color="auto" w:fill="FFFFFF"/>
+            <w:tcMar>
+              <w:top w:w="0" w:type="dxa"/>
+              <w:left w:w="0" w:type="dxa"/>
+              <w:bottom w:w="0" w:type="dxa"/>
+              <w:right w:w="0" w:type="dxa"/>
+            </w:tcMar>
+            <w:vAlign w:val="center"/>
+          </w:tcPr>
+          <w:p>
+            <w:pPr>
+              <w:pBdr>
+                <w:top w:val="none" w:sz="0" w:space="0" w:color="000000"/>
+                <w:left w:val="none" w:sz="0" w:space="0" w:color="000000"/>
+                <w:bottom w:val="none" w:sz="0" w:space="0" w:color="000000"/>
+                <w:right w:val="none" w:sz="0" w:space="0" w:color="000000"/>
+              </w:pBdr>
+              <w:spacing w:after="0" w:line="240" w:lineRule="auto"/>
+              <w:ind w:left="101" w:right="101"/>
+              <w:jc w:val="right"/>
+              <w:rPr>
+                <w:rFonts w:ascii="Times New Roman" w:eastAsia="Arial" w:hAnsi="Arial" w:cs="Arial"/>
+                <w:color w:val="000000"/>
+                <w:sz w:val="20"/>
+                <w:szCs w:val="20"/>
+              </w:rPr>
+            </w:pPr>
+            <w:r>
+              <w:rPr>
+                <w:rFonts w:ascii="Times New Roman" w:eastAsia="Arial" w:hAnsi="Arial" w:cs="Arial"/>
+                <w:color w:val="000000"/>
+                <w:sz w:val="20"/>
+                <w:szCs w:val="20"/>
+              </w:rPr>
+              <w:t>0.0015</w:t>
+            </w:r>
+          </w:p>
+        </w:tc>
+        <w:tc>
+          <w:tcPr>
+            <w:tcW w:w="1388" w:type="dxa"/>
+            <w:tcBorders>
+              <w:top w:val="none" w:sz="0" w:space="0" w:color="000000"/>
+              <w:left w:val="none" w:sz="0" w:space="0" w:color="000000"/>
+              <w:bottom w:val="none" w:sz="0" w:space="0" w:color="000000"/>
+              <w:right w:val="single" w:sz="8" w:space="0" w:color="666666"/>
+            </w:tcBorders>
+            <w:shd w:val="clear" w:color="auto" w:fill="FFFFFF"/>
+            <w:tcMar>
+              <w:top w:w="0" w:type="dxa"/>
+              <w:left w:w="0" w:type="dxa"/>
+              <w:bottom w:w="0" w:type="dxa"/>
+              <w:right w:w="0" w:type="dxa"/>
+            </w:tcMar>
+            <w:vAlign w:val="center"/>
+          </w:tcPr>
+          <w:p>
+            <w:pPr>
+              <w:pBdr>
+                <w:top w:val="none" w:sz="0" w:space="0" w:color="000000"/>
+                <w:left w:val="none" w:sz="0" w:space="0" w:color="000000"/>
+                <w:bottom w:val="none" w:sz="0" w:space="0" w:color="000000"/>
+                <w:right w:val="none" w:sz="0" w:space="0" w:color="000000"/>
+              </w:pBdr>
+              <w:spacing w:after="0" w:line="240" w:lineRule="auto"/>
+              <w:ind w:left="101" w:right="101"/>
+              <w:jc w:val="right"/>
+              <w:rPr>
+                <w:rFonts w:ascii="Times New Roman" w:eastAsia="Arial" w:hAnsi="Arial" w:cs="Arial"/>
+                <w:color w:val="000000"/>
+                <w:sz w:val="20"/>
+                <w:szCs w:val="20"/>
+              </w:rPr>
+            </w:pPr>
+            <w:r>
+              <w:rPr>
+                <w:rFonts w:ascii="Times New Roman" w:eastAsia="Arial" w:hAnsi="Arial" w:cs="Arial"/>
+                <w:color w:val="000000"/>
+                <w:sz w:val="20"/>
+                <w:szCs w:val="20"/>
+              </w:rPr>
+              <w:t>0.0009</w:t>
+            </w:r>
+          </w:p>
+        </w:tc>
+        <w:tc>
+          <w:tcPr>
+            <w:tcW w:w="961" w:type="dxa"/>
+            <w:tcBorders>
+              <w:top w:val="none" w:sz="0" w:space="0" w:color="000000"/>
+              <w:left w:val="single" w:sz="8" w:space="0" w:color="666666"/>
+              <w:bottom w:val="none" w:sz="0" w:space="0" w:color="000000"/>
+              <w:right w:val="none" w:sz="0" w:space="0" w:color="000000"/>
+            </w:tcBorders>
+            <w:shd w:val="clear" w:color="auto" w:fill="FFFFFF"/>
+            <w:tcMar>
+              <w:top w:w="0" w:type="dxa"/>
+              <w:left w:w="0" w:type="dxa"/>
+              <w:bottom w:w="0" w:type="dxa"/>
+              <w:right w:w="0" w:type="dxa"/>
+            </w:tcMar>
+            <w:vAlign w:val="center"/>
+          </w:tcPr>
+          <w:p>
+            <w:pPr>
+              <w:pBdr>
+                <w:top w:val="none" w:sz="0" w:space="0" w:color="000000"/>
+                <w:left w:val="none" w:sz="0" w:space="0" w:color="000000"/>
+                <w:bottom w:val="none" w:sz="0" w:space="0" w:color="000000"/>
+                <w:right w:val="none" w:sz="0" w:space="0" w:color="000000"/>
+              </w:pBdr>
+              <w:spacing w:after="0" w:line="240" w:lineRule="auto"/>
+              <w:ind w:left="101" w:right="101"/>
+              <w:jc w:val="right"/>
+              <w:rPr>
+                <w:rFonts w:ascii="Times New Roman" w:eastAsia="Arial" w:hAnsi="Arial" w:cs="Arial"/>
+                <w:color w:val="000000"/>
+                <w:sz w:val="20"/>
+                <w:szCs w:val="20"/>
+              </w:rPr>
+            </w:pPr>
+            <w:r>
+              <w:rPr>
+                <w:rFonts w:ascii="Times New Roman" w:eastAsia="Arial" w:hAnsi="Arial" w:cs="Arial"/>
+                <w:color w:val="000000"/>
+                <w:sz w:val="20"/>
+                <w:szCs w:val="20"/>
+              </w:rPr>
+              <w:t>0.0018</w:t>
+            </w:r>
+          </w:p>
+        </w:tc>
+      </w:tr>
+      <w:tr>
+        <w:trPr>
+          <w:jc w:val="center"/>
+        </w:trPr>
+        <w:tc>
+          <w:tcPr>
+            <w:tcW w:w="1749" w:type="dxa"/>
+            <w:tcBorders>
+              <w:top w:val="none" w:sz="0" w:space="0" w:color="000000"/>
+              <w:left w:val="none" w:sz="0" w:space="0" w:color="000000"/>
+              <w:bottom w:val="none" w:sz="0" w:space="0" w:color="000000"/>
+              <w:right w:val="none" w:sz="0" w:space="0" w:color="000000"/>
+            </w:tcBorders>
+            <w:shd w:val="clear" w:color="auto" w:fill="FFFFFF"/>
+            <w:tcMar>
+              <w:top w:w="0" w:type="dxa"/>
+              <w:left w:w="0" w:type="dxa"/>
+              <w:bottom w:w="0" w:type="dxa"/>
+              <w:right w:w="0" w:type="dxa"/>
+            </w:tcMar>
+            <w:vAlign w:val="center"/>
+          </w:tcPr>
+          <w:p>
+            <w:pPr>
+              <w:pBdr>
+                <w:top w:val="none" w:sz="0" w:space="0" w:color="000000"/>
+                <w:left w:val="none" w:sz="0" w:space="0" w:color="000000"/>
+                <w:bottom w:val="none" w:sz="0" w:space="0" w:color="000000"/>
+                <w:right w:val="none" w:sz="0" w:space="0" w:color="000000"/>
+              </w:pBdr>
+              <w:spacing w:after="0" w:line="240" w:lineRule="auto"/>
+              <w:ind w:left="101" w:right="101"/>
+              <w:rPr>
+                <w:rFonts w:ascii="Times New Roman" w:eastAsia="Arial" w:hAnsi="Arial" w:cs="Arial"/>
+                <w:color w:val="000000"/>
+                <w:sz w:val="20"/>
+                <w:szCs w:val="20"/>
+              </w:rPr>
+            </w:pPr>
+            <w:r>
+              <w:rPr>
+                <w:rFonts w:ascii="Times New Roman" w:eastAsia="Arial" w:hAnsi="Arial" w:cs="Arial"/>
+                <w:color w:val="000000"/>
+                <w:sz w:val="20"/>
+                <w:szCs w:val="20"/>
+              </w:rPr>
+              <w:t>HOA</w:t>
+            </w:r>
+          </w:p>
+        </w:tc>
+        <w:tc>
+          <w:tcPr>
+            <w:tcW w:w="1310" w:type="dxa"/>
+            <w:tcBorders>
+              <w:top w:val="none" w:sz="0" w:space="0" w:color="000000"/>
+              <w:left w:val="none" w:sz="0" w:space="0" w:color="000000"/>
+              <w:bottom w:val="none" w:sz="0" w:space="0" w:color="000000"/>
+              <w:right w:val="none" w:sz="0" w:space="0" w:color="000000"/>
+            </w:tcBorders>
+            <w:shd w:val="clear" w:color="auto" w:fill="FFFFFF"/>
+            <w:tcMar>
+              <w:top w:w="0" w:type="dxa"/>
+              <w:left w:w="0" w:type="dxa"/>
+              <w:bottom w:w="0" w:type="dxa"/>
+              <w:right w:w="0" w:type="dxa"/>
+            </w:tcMar>
+            <w:vAlign w:val="center"/>
+          </w:tcPr>
+          <w:p>
+            <w:pPr>
+              <w:pBdr>
+                <w:top w:val="none" w:sz="0" w:space="0" w:color="000000"/>
+                <w:left w:val="none" w:sz="0" w:space="0" w:color="000000"/>
+                <w:bottom w:val="none" w:sz="0" w:space="0" w:color="000000"/>
+                <w:right w:val="none" w:sz="0" w:space="0" w:color="000000"/>
+              </w:pBdr>
+              <w:spacing w:after="0" w:line="240" w:lineRule="auto"/>
+              <w:ind w:left="101" w:right="101"/>
+              <w:jc w:val="right"/>
+              <w:rPr>
+                <w:rFonts w:ascii="Times New Roman" w:eastAsia="Arial" w:hAnsi="Arial" w:cs="Arial"/>
+                <w:color w:val="000000"/>
+                <w:sz w:val="20"/>
+                <w:szCs w:val="20"/>
+              </w:rPr>
+            </w:pPr>
+            <w:r>
+              <w:rPr>
+                <w:rFonts w:ascii="Times New Roman" w:eastAsia="Arial" w:hAnsi="Arial" w:cs="Arial"/>
+                <w:color w:val="000000"/>
+                <w:sz w:val="20"/>
+                <w:szCs w:val="20"/>
+              </w:rPr>
+              <w:t>0.0043</w:t>
+            </w:r>
+          </w:p>
+        </w:tc>
+        <w:tc>
+          <w:tcPr>
+            <w:tcW w:w="1399" w:type="dxa"/>
+            <w:tcBorders>
+              <w:top w:val="none" w:sz="0" w:space="0" w:color="000000"/>
+              <w:left w:val="none" w:sz="0" w:space="0" w:color="000000"/>
+              <w:bottom w:val="none" w:sz="0" w:space="0" w:color="000000"/>
+              <w:right w:val="none" w:sz="0" w:space="0" w:color="000000"/>
+            </w:tcBorders>
+            <w:shd w:val="clear" w:color="auto" w:fill="FFFFFF"/>
+            <w:tcMar>
+              <w:top w:w="0" w:type="dxa"/>
+              <w:left w:w="0" w:type="dxa"/>
+              <w:bottom w:w="0" w:type="dxa"/>
+              <w:right w:w="0" w:type="dxa"/>
+            </w:tcMar>
+            <w:vAlign w:val="center"/>
+          </w:tcPr>
+          <w:p>
+            <w:pPr>
+              <w:pBdr>
+                <w:top w:val="none" w:sz="0" w:space="0" w:color="000000"/>
+                <w:left w:val="none" w:sz="0" w:space="0" w:color="000000"/>
+                <w:bottom w:val="none" w:sz="0" w:space="0" w:color="000000"/>
+                <w:right w:val="none" w:sz="0" w:space="0" w:color="000000"/>
+              </w:pBdr>
+              <w:spacing w:after="0" w:line="240" w:lineRule="auto"/>
+              <w:ind w:left="101" w:right="101"/>
+              <w:jc w:val="right"/>
+              <w:rPr>
+                <w:rFonts w:ascii="Times New Roman" w:eastAsia="Arial" w:hAnsi="Arial" w:cs="Arial"/>
+                <w:color w:val="000000"/>
+                <w:sz w:val="20"/>
+                <w:szCs w:val="20"/>
+              </w:rPr>
+            </w:pPr>
+            <w:r>
+              <w:rPr>
+                <w:rFonts w:ascii="Times New Roman" w:eastAsia="Arial" w:hAnsi="Arial" w:cs="Arial"/>
+                <w:color w:val="000000"/>
+                <w:sz w:val="20"/>
+                <w:szCs w:val="20"/>
+              </w:rPr>
+              <w:t>0.0017</w:t>
+            </w:r>
+          </w:p>
+        </w:tc>
+        <w:tc>
+          <w:tcPr>
+            <w:tcW w:w="961" w:type="dxa"/>
+            <w:tcBorders>
+              <w:top w:val="none" w:sz="0" w:space="0" w:color="000000"/>
+              <w:left w:val="none" w:sz="0" w:space="0" w:color="000000"/>
+              <w:bottom w:val="none" w:sz="0" w:space="0" w:color="000000"/>
+              <w:right w:val="none" w:sz="0" w:space="0" w:color="000000"/>
+            </w:tcBorders>
+            <w:shd w:val="clear" w:color="auto" w:fill="FFFFFF"/>
+            <w:tcMar>
+              <w:top w:w="0" w:type="dxa"/>
+              <w:left w:w="0" w:type="dxa"/>
+              <w:bottom w:w="0" w:type="dxa"/>
+              <w:right w:w="0" w:type="dxa"/>
+            </w:tcMar>
+            <w:vAlign w:val="center"/>
+          </w:tcPr>
+          <w:p>
+            <w:pPr>
+              <w:pBdr>
+                <w:top w:val="none" w:sz="0" w:space="0" w:color="000000"/>
+                <w:left w:val="none" w:sz="0" w:space="0" w:color="000000"/>
+                <w:bottom w:val="none" w:sz="0" w:space="0" w:color="000000"/>
+                <w:right w:val="none" w:sz="0" w:space="0" w:color="000000"/>
+              </w:pBdr>
+              <w:spacing w:after="0" w:line="240" w:lineRule="auto"/>
+              <w:ind w:left="101" w:right="101"/>
+              <w:jc w:val="right"/>
+              <w:rPr>
+                <w:rFonts w:ascii="Times New Roman" w:eastAsia="Arial" w:hAnsi="Arial" w:cs="Arial"/>
+                <w:color w:val="000000"/>
+                <w:sz w:val="20"/>
+                <w:szCs w:val="20"/>
+              </w:rPr>
+            </w:pPr>
+            <w:r>
+              <w:rPr>
+                <w:rFonts w:ascii="Times New Roman" w:eastAsia="Arial" w:hAnsi="Arial" w:cs="Arial"/>
+                <w:color w:val="000000"/>
+                <w:sz w:val="20"/>
+                <w:szCs w:val="20"/>
+              </w:rPr>
+              <w:t>0.0001</w:t>
+            </w:r>
+          </w:p>
+        </w:tc>
+        <w:tc>
+          <w:tcPr>
+            <w:tcW w:w="1388" w:type="dxa"/>
+            <w:tcBorders>
+              <w:top w:val="none" w:sz="0" w:space="0" w:color="000000"/>
+              <w:left w:val="none" w:sz="0" w:space="0" w:color="000000"/>
+              <w:bottom w:val="none" w:sz="0" w:space="0" w:color="000000"/>
+              <w:right w:val="single" w:sz="8" w:space="0" w:color="666666"/>
+            </w:tcBorders>
+            <w:shd w:val="clear" w:color="auto" w:fill="FFFFFF"/>
+            <w:tcMar>
+              <w:top w:w="0" w:type="dxa"/>
+              <w:left w:w="0" w:type="dxa"/>
+              <w:bottom w:w="0" w:type="dxa"/>
+              <w:right w:w="0" w:type="dxa"/>
+            </w:tcMar>
+            <w:vAlign w:val="center"/>
+          </w:tcPr>
+          <w:p>
+            <w:pPr>
+              <w:pBdr>
+                <w:top w:val="none" w:sz="0" w:space="0" w:color="000000"/>
+                <w:left w:val="none" w:sz="0" w:space="0" w:color="000000"/>
+                <w:bottom w:val="none" w:sz="0" w:space="0" w:color="000000"/>
+                <w:right w:val="none" w:sz="0" w:space="0" w:color="000000"/>
+              </w:pBdr>
+              <w:spacing w:after="0" w:line="240" w:lineRule="auto"/>
+              <w:ind w:left="101" w:right="101"/>
+              <w:jc w:val="right"/>
+              <w:rPr>
+                <w:rFonts w:ascii="Times New Roman" w:eastAsia="Arial" w:hAnsi="Arial" w:cs="Arial"/>
+                <w:color w:val="000000"/>
+                <w:sz w:val="20"/>
+                <w:szCs w:val="20"/>
+              </w:rPr>
+            </w:pPr>
+            <w:r>
+              <w:rPr>
+                <w:rFonts w:ascii="Times New Roman" w:eastAsia="Arial" w:hAnsi="Arial" w:cs="Arial"/>
+                <w:color w:val="000000"/>
+                <w:sz w:val="20"/>
+                <w:szCs w:val="20"/>
+              </w:rPr>
+              <w:t>0.0000</w:t>
+            </w:r>
+          </w:p>
+        </w:tc>
+        <w:tc>
+          <w:tcPr>
+            <w:tcW w:w="961" w:type="dxa"/>
+            <w:tcBorders>
+              <w:top w:val="none" w:sz="0" w:space="0" w:color="000000"/>
+              <w:left w:val="single" w:sz="8" w:space="0" w:color="666666"/>
+              <w:bottom w:val="none" w:sz="0" w:space="0" w:color="000000"/>
+              <w:right w:val="none" w:sz="0" w:space="0" w:color="000000"/>
+            </w:tcBorders>
+            <w:shd w:val="clear" w:color="auto" w:fill="FFFFFF"/>
+            <w:tcMar>
+              <w:top w:w="0" w:type="dxa"/>
+              <w:left w:w="0" w:type="dxa"/>
+              <w:bottom w:w="0" w:type="dxa"/>
+              <w:right w:w="0" w:type="dxa"/>
+            </w:tcMar>
+            <w:vAlign w:val="center"/>
+          </w:tcPr>
+          <w:p>
+            <w:pPr>
+              <w:pBdr>
+                <w:top w:val="none" w:sz="0" w:space="0" w:color="000000"/>
+                <w:left w:val="none" w:sz="0" w:space="0" w:color="000000"/>
+                <w:bottom w:val="none" w:sz="0" w:space="0" w:color="000000"/>
+                <w:right w:val="none" w:sz="0" w:space="0" w:color="000000"/>
+              </w:pBdr>
+              <w:spacing w:after="0" w:line="240" w:lineRule="auto"/>
+              <w:ind w:left="101" w:right="101"/>
+              <w:jc w:val="right"/>
+              <w:rPr>
+                <w:rFonts w:ascii="Times New Roman" w:eastAsia="Arial" w:hAnsi="Arial" w:cs="Arial"/>
+                <w:color w:val="000000"/>
+                <w:sz w:val="20"/>
+                <w:szCs w:val="20"/>
+              </w:rPr>
+            </w:pPr>
+            <w:r>
+              <w:rPr>
+                <w:rFonts w:ascii="Times New Roman" w:eastAsia="Arial" w:hAnsi="Arial" w:cs="Arial"/>
+                <w:color w:val="000000"/>
+                <w:sz w:val="20"/>
+                <w:szCs w:val="20"/>
+              </w:rPr>
+              <w:t>0.0042</w:t>
+            </w:r>
+          </w:p>
+        </w:tc>
+      </w:tr>
+      <w:tr>
+        <w:trPr>
+          <w:jc w:val="center"/>
+        </w:trPr>
+        <w:tc>
+          <w:tcPr>
+            <w:tcW w:w="1749" w:type="dxa"/>
+            <w:tcBorders>
+              <w:top w:val="none" w:sz="0" w:space="0" w:color="000000"/>
+              <w:left w:val="none" w:sz="0" w:space="0" w:color="000000"/>
+              <w:bottom w:val="single" w:sz="8" w:space="0" w:color="666666"/>
+              <w:right w:val="none" w:sz="0" w:space="0" w:color="000000"/>
+            </w:tcBorders>
+            <w:shd w:val="clear" w:color="auto" w:fill="FFFFFF"/>
+            <w:tcMar>
+              <w:top w:w="0" w:type="dxa"/>
+              <w:left w:w="0" w:type="dxa"/>
+              <w:bottom w:w="0" w:type="dxa"/>
+              <w:right w:w="0" w:type="dxa"/>
+            </w:tcMar>
+            <w:vAlign w:val="center"/>
+          </w:tcPr>
+          <w:p>
+            <w:pPr>
+              <w:pBdr>
+                <w:top w:val="none" w:sz="0" w:space="0" w:color="000000"/>
+                <w:left w:val="none" w:sz="0" w:space="0" w:color="000000"/>
+                <w:bottom w:val="none" w:sz="0" w:space="0" w:color="000000"/>
+                <w:right w:val="none" w:sz="0" w:space="0" w:color="000000"/>
+              </w:pBdr>
+              <w:spacing w:after="0" w:line="240" w:lineRule="auto"/>
+              <w:ind w:left="101" w:right="101"/>
+              <w:rPr>
+                <w:rFonts w:ascii="Times New Roman" w:eastAsia="Arial" w:hAnsi="Arial" w:cs="Arial"/>
+                <w:color w:val="000000"/>
+                <w:sz w:val="20"/>
+                <w:szCs w:val="20"/>
+              </w:rPr>
+            </w:pPr>
+            <w:r>
+              <w:rPr>
+                <w:rFonts w:ascii="Times New Roman" w:eastAsia="Arial" w:hAnsi="Arial" w:cs="Arial"/>
+                <w:color w:val="000000"/>
+                <w:sz w:val="20"/>
+                <w:szCs w:val="20"/>
+              </w:rPr>
+              <w:t>Muni</w:t>
+            </w:r>
+          </w:p>
+        </w:tc>
+        <w:tc>
+          <w:tcPr>
+            <w:tcW w:w="1310" w:type="dxa"/>
+            <w:tcBorders>
+              <w:top w:val="none" w:sz="0" w:space="0" w:color="000000"/>
+              <w:left w:val="none" w:sz="0" w:space="0" w:color="000000"/>
+              <w:bottom w:val="single" w:sz="8" w:space="0" w:color="666666"/>
+              <w:right w:val="none" w:sz="0" w:space="0" w:color="000000"/>
+            </w:tcBorders>
+            <w:shd w:val="clear" w:color="auto" w:fill="FFFFFF"/>
+            <w:tcMar>
+              <w:top w:w="0" w:type="dxa"/>
+              <w:left w:w="0" w:type="dxa"/>
+              <w:bottom w:w="0" w:type="dxa"/>
+              <w:right w:w="0" w:type="dxa"/>
+            </w:tcMar>
+            <w:vAlign w:val="center"/>
+          </w:tcPr>
+          <w:p>
+            <w:pPr>
+              <w:pBdr>
+                <w:top w:val="none" w:sz="0" w:space="0" w:color="000000"/>
+                <w:left w:val="none" w:sz="0" w:space="0" w:color="000000"/>
+                <w:bottom w:val="none" w:sz="0" w:space="0" w:color="000000"/>
+                <w:right w:val="none" w:sz="0" w:space="0" w:color="000000"/>
+              </w:pBdr>
+              <w:spacing w:after="0" w:line="240" w:lineRule="auto"/>
+              <w:ind w:left="101" w:right="101"/>
+              <w:jc w:val="right"/>
+              <w:rPr>
+                <w:rFonts w:ascii="Times New Roman" w:eastAsia="Arial" w:hAnsi="Arial" w:cs="Arial"/>
+                <w:color w:val="000000"/>
+                <w:sz w:val="20"/>
+                <w:szCs w:val="20"/>
+              </w:rPr>
+            </w:pPr>
+            <w:r>
+              <w:rPr>
+                <w:rFonts w:ascii="Times New Roman" w:eastAsia="Arial" w:hAnsi="Arial" w:cs="Arial"/>
+                <w:color w:val="000000"/>
+                <w:sz w:val="20"/>
+                <w:szCs w:val="20"/>
+              </w:rPr>
+              <w:t>0.0124</w:t>
+            </w:r>
+          </w:p>
+        </w:tc>
+        <w:tc>
+          <w:tcPr>
+            <w:tcW w:w="1399" w:type="dxa"/>
+            <w:tcBorders>
+              <w:top w:val="none" w:sz="0" w:space="0" w:color="000000"/>
+              <w:left w:val="none" w:sz="0" w:space="0" w:color="000000"/>
+              <w:bottom w:val="single" w:sz="8" w:space="0" w:color="666666"/>
+              <w:right w:val="none" w:sz="0" w:space="0" w:color="000000"/>
+            </w:tcBorders>
+            <w:shd w:val="clear" w:color="auto" w:fill="FFFFFF"/>
+            <w:tcMar>
+              <w:top w:w="0" w:type="dxa"/>
+              <w:left w:w="0" w:type="dxa"/>
+              <w:bottom w:w="0" w:type="dxa"/>
+              <w:right w:w="0" w:type="dxa"/>
+            </w:tcMar>
+            <w:vAlign w:val="center"/>
+          </w:tcPr>
+          <w:p>
+            <w:pPr>
+              <w:pBdr>
+                <w:top w:val="none" w:sz="0" w:space="0" w:color="000000"/>
+                <w:left w:val="none" w:sz="0" w:space="0" w:color="000000"/>
+                <w:bottom w:val="none" w:sz="0" w:space="0" w:color="000000"/>
+                <w:right w:val="none" w:sz="0" w:space="0" w:color="000000"/>
+              </w:pBdr>
+              <w:spacing w:after="0" w:line="240" w:lineRule="auto"/>
+              <w:ind w:left="101" w:right="101"/>
+              <w:jc w:val="right"/>
+              <w:rPr>
+                <w:rFonts w:ascii="Times New Roman" w:eastAsia="Arial" w:hAnsi="Arial" w:cs="Arial"/>
+                <w:color w:val="000000"/>
+                <w:sz w:val="20"/>
+                <w:szCs w:val="20"/>
+              </w:rPr>
+            </w:pPr>
+            <w:r>
+              <w:rPr>
+                <w:rFonts w:ascii="Times New Roman" w:eastAsia="Arial" w:hAnsi="Arial" w:cs="Arial"/>
+                <w:color w:val="000000"/>
+                <w:sz w:val="20"/>
+                <w:szCs w:val="20"/>
+              </w:rPr>
+              <w:t>0.0590</w:t>
+            </w:r>
+          </w:p>
+        </w:tc>
+        <w:tc>
+          <w:tcPr>
+            <w:tcW w:w="961" w:type="dxa"/>
+            <w:tcBorders>
+              <w:top w:val="none" w:sz="0" w:space="0" w:color="000000"/>
+              <w:left w:val="none" w:sz="0" w:space="0" w:color="000000"/>
+              <w:bottom w:val="single" w:sz="8" w:space="0" w:color="666666"/>
+              <w:right w:val="none" w:sz="0" w:space="0" w:color="000000"/>
+            </w:tcBorders>
+            <w:shd w:val="clear" w:color="auto" w:fill="FFFFFF"/>
+            <w:tcMar>
+              <w:top w:w="0" w:type="dxa"/>
+              <w:left w:w="0" w:type="dxa"/>
+              <w:bottom w:w="0" w:type="dxa"/>
+              <w:right w:w="0" w:type="dxa"/>
+            </w:tcMar>
+            <w:vAlign w:val="center"/>
+          </w:tcPr>
+          <w:p>
+            <w:pPr>
+              <w:pBdr>
+                <w:top w:val="none" w:sz="0" w:space="0" w:color="000000"/>
+                <w:left w:val="none" w:sz="0" w:space="0" w:color="000000"/>
+                <w:bottom w:val="none" w:sz="0" w:space="0" w:color="000000"/>
+                <w:right w:val="none" w:sz="0" w:space="0" w:color="000000"/>
+              </w:pBdr>
+              <w:spacing w:after="0" w:line="240" w:lineRule="auto"/>
+              <w:ind w:left="101" w:right="101"/>
+              <w:jc w:val="right"/>
+              <w:rPr>
+                <w:rFonts w:ascii="Times New Roman" w:eastAsia="Arial" w:hAnsi="Arial" w:cs="Arial"/>
+                <w:color w:val="000000"/>
+                <w:sz w:val="20"/>
+                <w:szCs w:val="20"/>
+              </w:rPr>
+            </w:pPr>
+            <w:r>
+              <w:rPr>
+                <w:rFonts w:ascii="Times New Roman" w:eastAsia="Arial" w:hAnsi="Arial" w:cs="Arial"/>
+                <w:color w:val="000000"/>
+                <w:sz w:val="20"/>
+                <w:szCs w:val="20"/>
+              </w:rPr>
+              <w:t>0.0299</w:t>
+            </w:r>
+          </w:p>
+        </w:tc>
+        <w:tc>
+          <w:tcPr>
+            <w:tcW w:w="1388" w:type="dxa"/>
+            <w:tcBorders>
+              <w:top w:val="none" w:sz="0" w:space="0" w:color="000000"/>
+              <w:left w:val="none" w:sz="0" w:space="0" w:color="000000"/>
+              <w:bottom w:val="single" w:sz="8" w:space="0" w:color="666666"/>
+              <w:right w:val="single" w:sz="8" w:space="0" w:color="666666"/>
+            </w:tcBorders>
+            <w:shd w:val="clear" w:color="auto" w:fill="FFFFFF"/>
+            <w:tcMar>
+              <w:top w:w="0" w:type="dxa"/>
+              <w:left w:w="0" w:type="dxa"/>
+              <w:bottom w:w="0" w:type="dxa"/>
+              <w:right w:w="0" w:type="dxa"/>
+            </w:tcMar>
+            <w:vAlign w:val="center"/>
+          </w:tcPr>
+          <w:p>
+            <w:pPr>
+              <w:pBdr>
+                <w:top w:val="none" w:sz="0" w:space="0" w:color="000000"/>
+                <w:left w:val="none" w:sz="0" w:space="0" w:color="000000"/>
+                <w:bottom w:val="none" w:sz="0" w:space="0" w:color="000000"/>
+                <w:right w:val="none" w:sz="0" w:space="0" w:color="000000"/>
+              </w:pBdr>
+              <w:spacing w:after="0" w:line="240" w:lineRule="auto"/>
+              <w:ind w:left="101" w:right="101"/>
+              <w:jc w:val="right"/>
+              <w:rPr>
+                <w:rFonts w:ascii="Times New Roman" w:eastAsia="Arial" w:hAnsi="Arial" w:cs="Arial"/>
+                <w:color w:val="000000"/>
+                <w:sz w:val="20"/>
+                <w:szCs w:val="20"/>
+              </w:rPr>
+            </w:pPr>
+            <w:r>
+              <w:rPr>
+                <w:rFonts w:ascii="Times New Roman" w:eastAsia="Arial" w:hAnsi="Arial" w:cs="Arial"/>
+                <w:color w:val="000000"/>
+                <w:sz w:val="20"/>
+                <w:szCs w:val="20"/>
+              </w:rPr>
+              <w:t>0.0500</w:t>
+            </w:r>
+          </w:p>
+        </w:tc>
+        <w:tc>
+          <w:tcPr>
+            <w:tcW w:w="961" w:type="dxa"/>
+            <w:tcBorders>
+              <w:top w:val="none" w:sz="0" w:space="0" w:color="000000"/>
+              <w:left w:val="single" w:sz="8" w:space="0" w:color="666666"/>
+              <w:bottom w:val="single" w:sz="8" w:space="0" w:color="666666"/>
+              <w:right w:val="none" w:sz="0" w:space="0" w:color="000000"/>
+            </w:tcBorders>
+            <w:shd w:val="clear" w:color="auto" w:fill="FFFFFF"/>
+            <w:tcMar>
+              <w:top w:w="0" w:type="dxa"/>
+              <w:left w:w="0" w:type="dxa"/>
+              <w:bottom w:w="0" w:type="dxa"/>
+              <w:right w:w="0" w:type="dxa"/>
+            </w:tcMar>
+            <w:vAlign w:val="center"/>
+          </w:tcPr>
+          <w:p>
+            <w:pPr>
+              <w:pBdr>
+                <w:top w:val="none" w:sz="0" w:space="0" w:color="000000"/>
+                <w:left w:val="none" w:sz="0" w:space="0" w:color="000000"/>
+                <w:bottom w:val="none" w:sz="0" w:space="0" w:color="000000"/>
+                <w:right w:val="none" w:sz="0" w:space="0" w:color="000000"/>
+              </w:pBdr>
+              <w:spacing w:after="0" w:line="240" w:lineRule="auto"/>
+              <w:ind w:left="101" w:right="101"/>
+              <w:jc w:val="right"/>
+              <w:rPr>
+                <w:rFonts w:ascii="Times New Roman" w:eastAsia="Arial" w:hAnsi="Arial" w:cs="Arial"/>
+                <w:color w:val="000000"/>
+                <w:sz w:val="20"/>
+                <w:szCs w:val="20"/>
+              </w:rPr>
+            </w:pPr>
+            <w:r>
+              <w:rPr>
+                <w:rFonts w:ascii="Times New Roman" w:eastAsia="Arial" w:hAnsi="Arial" w:cs="Arial"/>
+                <w:color w:val="000000"/>
+                <w:sz w:val="20"/>
+                <w:szCs w:val="20"/>
+              </w:rPr>
+              <w:t>0.0146</w:t>
+            </w:r>
+          </w:p>
+        </w:tc>
+      </w:tr>
+      <w:tr>
+        <w:trPr>
+          <w:jc w:val="center"/>
+        </w:trPr>
+        <w:tc>
+          <w:tcPr>
+            <w:tcW w:w="1749" w:type="dxa"/>
+            <w:tcBorders>
+              <w:top w:val="single" w:sz="8" w:space="0" w:color="666666"/>
+              <w:left w:val="none" w:sz="0" w:space="0" w:color="000000"/>
+              <w:bottom w:val="none" w:sz="0" w:space="0" w:color="000000"/>
+              <w:right w:val="none" w:sz="0" w:space="0" w:color="000000"/>
+            </w:tcBorders>
+            <w:shd w:val="clear" w:color="auto" w:fill="FFFFFF"/>
+            <w:tcMar>
+              <w:top w:w="0" w:type="dxa"/>
+              <w:left w:w="0" w:type="dxa"/>
+              <w:bottom w:w="0" w:type="dxa"/>
+              <w:right w:w="0" w:type="dxa"/>
+            </w:tcMar>
+            <w:vAlign w:val="center"/>
+          </w:tcPr>
+          <w:p>
+            <w:pPr>
+              <w:pBdr>
+                <w:top w:val="none" w:sz="0" w:space="0" w:color="000000"/>
+                <w:left w:val="none" w:sz="0" w:space="0" w:color="000000"/>
+                <w:bottom w:val="none" w:sz="0" w:space="0" w:color="000000"/>
+                <w:right w:val="none" w:sz="0" w:space="0" w:color="000000"/>
+              </w:pBdr>
+              <w:spacing w:after="0" w:line="240" w:lineRule="auto"/>
+              <w:ind w:left="101" w:right="101"/>
+              <w:rPr>
+                <w:rFonts w:ascii="Times New Roman" w:eastAsia="Arial" w:hAnsi="Arial" w:cs="Arial"/>
+                <w:color w:val="000000"/>
+                <w:sz w:val="20"/>
+                <w:szCs w:val="20"/>
+              </w:rPr>
+            </w:pPr>
+            <w:r>
+              <w:rPr>
+                <w:rFonts w:ascii="Times New Roman" w:eastAsia="Arial" w:hAnsi="Arial" w:cs="Arial"/>
+                <w:color w:val="000000"/>
+                <w:sz w:val="20"/>
+                <w:szCs w:val="20"/>
+              </w:rPr>
+              <w:t>Legal</w:t>
+            </w:r>
+          </w:p>
+        </w:tc>
+        <w:tc>
+          <w:tcPr>
+            <w:tcW w:w="1310" w:type="dxa"/>
+            <w:tcBorders>
+              <w:top w:val="single" w:sz="8" w:space="0" w:color="666666"/>
+              <w:left w:val="none" w:sz="0" w:space="0" w:color="000000"/>
+              <w:bottom w:val="none" w:sz="0" w:space="0" w:color="000000"/>
+              <w:right w:val="none" w:sz="0" w:space="0" w:color="000000"/>
+            </w:tcBorders>
+            <w:shd w:val="clear" w:color="auto" w:fill="FFFFFF"/>
+            <w:tcMar>
+              <w:top w:w="0" w:type="dxa"/>
+              <w:left w:w="0" w:type="dxa"/>
+              <w:bottom w:w="0" w:type="dxa"/>
+              <w:right w:w="0" w:type="dxa"/>
+            </w:tcMar>
+            <w:vAlign w:val="center"/>
+          </w:tcPr>
+          <w:p>
+            <w:pPr>
+              <w:pBdr>
+                <w:top w:val="none" w:sz="0" w:space="0" w:color="000000"/>
+                <w:left w:val="none" w:sz="0" w:space="0" w:color="000000"/>
+                <w:bottom w:val="none" w:sz="0" w:space="0" w:color="000000"/>
+                <w:right w:val="none" w:sz="0" w:space="0" w:color="000000"/>
+              </w:pBdr>
+              <w:spacing w:after="0" w:line="240" w:lineRule="auto"/>
+              <w:ind w:left="101" w:right="101"/>
+              <w:jc w:val="right"/>
+              <w:rPr>
+                <w:rFonts w:ascii="Times New Roman" w:eastAsia="Arial" w:hAnsi="Arial" w:cs="Arial"/>
+                <w:color w:val="000000"/>
+                <w:sz w:val="20"/>
+                <w:szCs w:val="20"/>
+              </w:rPr>
+            </w:pPr>
+            <w:r>
+              <w:rPr>
+                <w:rFonts w:ascii="Times New Roman" w:eastAsia="Arial" w:hAnsi="Arial" w:cs="Arial"/>
+                <w:color w:val="000000"/>
+                <w:sz w:val="20"/>
+                <w:szCs w:val="20"/>
+              </w:rPr>
+              <w:t>0.0588</w:t>
+            </w:r>
+          </w:p>
+        </w:tc>
+        <w:tc>
+          <w:tcPr>
+            <w:tcW w:w="1399" w:type="dxa"/>
+            <w:tcBorders>
+              <w:top w:val="single" w:sz="8" w:space="0" w:color="666666"/>
+              <w:left w:val="none" w:sz="0" w:space="0" w:color="000000"/>
+              <w:bottom w:val="none" w:sz="0" w:space="0" w:color="000000"/>
+              <w:right w:val="none" w:sz="0" w:space="0" w:color="000000"/>
+            </w:tcBorders>
+            <w:shd w:val="clear" w:color="auto" w:fill="FFFFFF"/>
+            <w:tcMar>
+              <w:top w:w="0" w:type="dxa"/>
+              <w:left w:w="0" w:type="dxa"/>
+              <w:bottom w:w="0" w:type="dxa"/>
+              <w:right w:w="0" w:type="dxa"/>
+            </w:tcMar>
+            <w:vAlign w:val="center"/>
+          </w:tcPr>
+          <w:p>
+            <w:pPr>
+              <w:pBdr>
+                <w:top w:val="none" w:sz="0" w:space="0" w:color="000000"/>
+                <w:left w:val="none" w:sz="0" w:space="0" w:color="000000"/>
+                <w:bottom w:val="none" w:sz="0" w:space="0" w:color="000000"/>
+                <w:right w:val="none" w:sz="0" w:space="0" w:color="000000"/>
+              </w:pBdr>
+              <w:spacing w:after="0" w:line="240" w:lineRule="auto"/>
+              <w:ind w:left="101" w:right="101"/>
+              <w:jc w:val="right"/>
+              <w:rPr>
+                <w:rFonts w:ascii="Times New Roman" w:eastAsia="Arial" w:hAnsi="Arial" w:cs="Arial"/>
+                <w:color w:val="000000"/>
+                <w:sz w:val="20"/>
+                <w:szCs w:val="20"/>
+              </w:rPr>
+            </w:pPr>
+            <w:r>
+              <w:rPr>
+                <w:rFonts w:ascii="Times New Roman" w:eastAsia="Arial" w:hAnsi="Arial" w:cs="Arial"/>
+                <w:color w:val="000000"/>
+                <w:sz w:val="20"/>
+                <w:szCs w:val="20"/>
+              </w:rPr>
+              <w:t>0.1336</w:t>
+            </w:r>
+          </w:p>
+        </w:tc>
+        <w:tc>
+          <w:tcPr>
+            <w:tcW w:w="961" w:type="dxa"/>
+            <w:tcBorders>
+              <w:top w:val="single" w:sz="8" w:space="0" w:color="666666"/>
+              <w:left w:val="none" w:sz="0" w:space="0" w:color="000000"/>
+              <w:bottom w:val="none" w:sz="0" w:space="0" w:color="000000"/>
+              <w:right w:val="none" w:sz="0" w:space="0" w:color="000000"/>
+            </w:tcBorders>
+            <w:shd w:val="clear" w:color="auto" w:fill="FFFFFF"/>
+            <w:tcMar>
+              <w:top w:w="0" w:type="dxa"/>
+              <w:left w:w="0" w:type="dxa"/>
+              <w:bottom w:w="0" w:type="dxa"/>
+              <w:right w:w="0" w:type="dxa"/>
+            </w:tcMar>
+            <w:vAlign w:val="center"/>
+          </w:tcPr>
+          <w:p>
+            <w:pPr>
+              <w:pBdr>
+                <w:top w:val="none" w:sz="0" w:space="0" w:color="000000"/>
+                <w:left w:val="none" w:sz="0" w:space="0" w:color="000000"/>
+                <w:bottom w:val="none" w:sz="0" w:space="0" w:color="000000"/>
+                <w:right w:val="none" w:sz="0" w:space="0" w:color="000000"/>
+              </w:pBdr>
+              <w:spacing w:after="0" w:line="240" w:lineRule="auto"/>
+              <w:ind w:left="101" w:right="101"/>
+              <w:jc w:val="right"/>
+              <w:rPr>
+                <w:rFonts w:ascii="Times New Roman" w:eastAsia="Arial" w:hAnsi="Arial" w:cs="Arial"/>
+                <w:color w:val="000000"/>
+                <w:sz w:val="20"/>
+                <w:szCs w:val="20"/>
+              </w:rPr>
+            </w:pPr>
+            <w:r>
+              <w:rPr>
+                <w:rFonts w:ascii="Times New Roman" w:eastAsia="Arial" w:hAnsi="Arial" w:cs="Arial"/>
+                <w:color w:val="000000"/>
+                <w:sz w:val="20"/>
+                <w:szCs w:val="20"/>
+              </w:rPr>
+              <w:t>0.1576</w:t>
+            </w:r>
+          </w:p>
+        </w:tc>
+        <w:tc>
+          <w:tcPr>
+            <w:tcW w:w="1388" w:type="dxa"/>
+            <w:tcBorders>
+              <w:top w:val="single" w:sz="8" w:space="0" w:color="666666"/>
+              <w:left w:val="none" w:sz="0" w:space="0" w:color="000000"/>
+              <w:bottom w:val="none" w:sz="0" w:space="0" w:color="000000"/>
+              <w:right w:val="single" w:sz="8" w:space="0" w:color="666666"/>
+            </w:tcBorders>
+            <w:shd w:val="clear" w:color="auto" w:fill="FFFFFF"/>
+            <w:tcMar>
+              <w:top w:w="0" w:type="dxa"/>
+              <w:left w:w="0" w:type="dxa"/>
+              <w:bottom w:w="0" w:type="dxa"/>
+              <w:right w:w="0" w:type="dxa"/>
+            </w:tcMar>
+            <w:vAlign w:val="center"/>
+          </w:tcPr>
+          <w:p>
+            <w:pPr>
+              <w:pBdr>
+                <w:top w:val="none" w:sz="0" w:space="0" w:color="000000"/>
+                <w:left w:val="none" w:sz="0" w:space="0" w:color="000000"/>
+                <w:bottom w:val="none" w:sz="0" w:space="0" w:color="000000"/>
+                <w:right w:val="none" w:sz="0" w:space="0" w:color="000000"/>
+              </w:pBdr>
+              <w:spacing w:after="0" w:line="240" w:lineRule="auto"/>
+              <w:ind w:left="101" w:right="101"/>
+              <w:jc w:val="right"/>
+              <w:rPr>
+                <w:rFonts w:ascii="Times New Roman" w:eastAsia="Arial" w:hAnsi="Arial" w:cs="Arial"/>
+                <w:color w:val="000000"/>
+                <w:sz w:val="20"/>
+                <w:szCs w:val="20"/>
+              </w:rPr>
+            </w:pPr>
+            <w:r>
+              <w:rPr>
+                <w:rFonts w:ascii="Times New Roman" w:eastAsia="Arial" w:hAnsi="Arial" w:cs="Arial"/>
+                <w:color w:val="000000"/>
+                <w:sz w:val="20"/>
+                <w:szCs w:val="20"/>
+              </w:rPr>
+              <w:t>0.4467</w:t>
+            </w:r>
+          </w:p>
+        </w:tc>
+        <w:tc>
+          <w:tcPr>
+            <w:tcW w:w="961" w:type="dxa"/>
+            <w:tcBorders>
+              <w:top w:val="single" w:sz="8" w:space="0" w:color="666666"/>
+              <w:left w:val="single" w:sz="8" w:space="0" w:color="666666"/>
+              <w:bottom w:val="none" w:sz="0" w:space="0" w:color="000000"/>
+              <w:right w:val="none" w:sz="0" w:space="0" w:color="000000"/>
+            </w:tcBorders>
+            <w:shd w:val="clear" w:color="auto" w:fill="FFFFFF"/>
+            <w:tcMar>
+              <w:top w:w="0" w:type="dxa"/>
+              <w:left w:w="0" w:type="dxa"/>
+              <w:bottom w:w="0" w:type="dxa"/>
+              <w:right w:w="0" w:type="dxa"/>
+            </w:tcMar>
+            <w:vAlign w:val="center"/>
+          </w:tcPr>
+          <w:p>
+            <w:pPr>
+              <w:pBdr>
+                <w:top w:val="none" w:sz="0" w:space="0" w:color="000000"/>
+                <w:left w:val="none" w:sz="0" w:space="0" w:color="000000"/>
+                <w:bottom w:val="none" w:sz="0" w:space="0" w:color="000000"/>
+                <w:right w:val="none" w:sz="0" w:space="0" w:color="000000"/>
+              </w:pBdr>
+              <w:spacing w:after="0" w:line="240" w:lineRule="auto"/>
+              <w:ind w:left="101" w:right="101"/>
+              <w:jc w:val="right"/>
+              <w:rPr>
+                <w:rFonts w:ascii="Times New Roman" w:eastAsia="Arial" w:hAnsi="Arial" w:cs="Arial"/>
+                <w:color w:val="000000"/>
+                <w:sz w:val="20"/>
+                <w:szCs w:val="20"/>
+              </w:rPr>
+            </w:pPr>
+            <w:r>
+              <w:rPr>
+                <w:rFonts w:ascii="Times New Roman" w:eastAsia="Arial" w:hAnsi="Arial" w:cs="Arial"/>
+                <w:color w:val="000000"/>
+                <w:sz w:val="20"/>
+                <w:szCs w:val="20"/>
+              </w:rPr>
+              <w:t>0.0632</w:t>
+            </w:r>
+          </w:p>
+        </w:tc>
+      </w:tr>
+      <w:tr>
+        <w:trPr>
+          <w:jc w:val="center"/>
+        </w:trPr>
+        <w:tc>
+          <w:tcPr>
+            <w:tcW w:w="1749" w:type="dxa"/>
+            <w:tcBorders>
+              <w:top w:val="none" w:sz="0" w:space="0" w:color="000000"/>
+              <w:left w:val="none" w:sz="0" w:space="0" w:color="000000"/>
+              <w:bottom w:val="single" w:sz="8" w:space="0" w:color="666666"/>
+              <w:right w:val="none" w:sz="0" w:space="0" w:color="000000"/>
+            </w:tcBorders>
+            <w:shd w:val="clear" w:color="auto" w:fill="FFFFFF"/>
+            <w:tcMar>
+              <w:top w:w="0" w:type="dxa"/>
+              <w:left w:w="0" w:type="dxa"/>
+              <w:bottom w:w="0" w:type="dxa"/>
+              <w:right w:w="0" w:type="dxa"/>
+            </w:tcMar>
+            <w:vAlign w:val="center"/>
+          </w:tcPr>
+          <w:p>
+            <w:pPr>
+              <w:pBdr>
+                <w:top w:val="none" w:sz="0" w:space="0" w:color="000000"/>
+                <w:left w:val="none" w:sz="0" w:space="0" w:color="000000"/>
+                <w:bottom w:val="none" w:sz="0" w:space="0" w:color="000000"/>
+                <w:right w:val="none" w:sz="0" w:space="0" w:color="000000"/>
+              </w:pBdr>
+              <w:spacing w:after="0" w:line="240" w:lineRule="auto"/>
+              <w:ind w:left="101" w:right="101"/>
+              <w:rPr>
+                <w:rFonts w:ascii="Times New Roman" w:eastAsia="Arial" w:hAnsi="Arial" w:cs="Arial"/>
+                <w:color w:val="000000"/>
+                <w:sz w:val="20"/>
+                <w:szCs w:val="20"/>
+              </w:rPr>
+            </w:pPr>
+            <w:r>
+              <w:rPr>
+                <w:rFonts w:ascii="Times New Roman" w:eastAsia="Arial" w:hAnsi="Arial" w:cs="Arial"/>
+                <w:color w:val="000000"/>
+                <w:sz w:val="20"/>
+                <w:szCs w:val="20"/>
+              </w:rPr>
+              <w:t>Other</w:t>
+            </w:r>
+          </w:p>
+        </w:tc>
+        <w:tc>
+          <w:tcPr>
+            <w:tcW w:w="1310" w:type="dxa"/>
+            <w:tcBorders>
+              <w:top w:val="none" w:sz="0" w:space="0" w:color="000000"/>
+              <w:left w:val="none" w:sz="0" w:space="0" w:color="000000"/>
+              <w:bottom w:val="single" w:sz="8" w:space="0" w:color="666666"/>
+              <w:right w:val="none" w:sz="0" w:space="0" w:color="000000"/>
+            </w:tcBorders>
+            <w:shd w:val="clear" w:color="auto" w:fill="FFFFFF"/>
+            <w:tcMar>
+              <w:top w:w="0" w:type="dxa"/>
+              <w:left w:w="0" w:type="dxa"/>
+              <w:bottom w:w="0" w:type="dxa"/>
+              <w:right w:w="0" w:type="dxa"/>
+            </w:tcMar>
+            <w:vAlign w:val="center"/>
+          </w:tcPr>
+          <w:p>
+            <w:pPr>
+              <w:pBdr>
+                <w:top w:val="none" w:sz="0" w:space="0" w:color="000000"/>
+                <w:left w:val="none" w:sz="0" w:space="0" w:color="000000"/>
+                <w:bottom w:val="none" w:sz="0" w:space="0" w:color="000000"/>
+                <w:right w:val="none" w:sz="0" w:space="0" w:color="000000"/>
+              </w:pBdr>
+              <w:spacing w:after="0" w:line="240" w:lineRule="auto"/>
+              <w:ind w:left="101" w:right="101"/>
+              <w:jc w:val="right"/>
+              <w:rPr>
+                <w:rFonts w:ascii="Times New Roman" w:eastAsia="Arial" w:hAnsi="Arial" w:cs="Arial"/>
+                <w:color w:val="000000"/>
+                <w:sz w:val="20"/>
+                <w:szCs w:val="20"/>
+              </w:rPr>
+            </w:pPr>
+            <w:r>
+              <w:rPr>
+                <w:rFonts w:ascii="Times New Roman" w:eastAsia="Arial" w:hAnsi="Arial" w:cs="Arial"/>
+                <w:color w:val="000000"/>
+                <w:sz w:val="20"/>
+                <w:szCs w:val="20"/>
+              </w:rPr>
+              <w:t>0.0203</w:t>
+            </w:r>
+          </w:p>
+        </w:tc>
+        <w:tc>
+          <w:tcPr>
+            <w:tcW w:w="1399" w:type="dxa"/>
+            <w:tcBorders>
+              <w:top w:val="none" w:sz="0" w:space="0" w:color="000000"/>
+              <w:left w:val="none" w:sz="0" w:space="0" w:color="000000"/>
+              <w:bottom w:val="single" w:sz="8" w:space="0" w:color="666666"/>
+              <w:right w:val="none" w:sz="0" w:space="0" w:color="000000"/>
+            </w:tcBorders>
+            <w:shd w:val="clear" w:color="auto" w:fill="FFFFFF"/>
+            <w:tcMar>
+              <w:top w:w="0" w:type="dxa"/>
+              <w:left w:w="0" w:type="dxa"/>
+              <w:bottom w:w="0" w:type="dxa"/>
+              <w:right w:w="0" w:type="dxa"/>
+            </w:tcMar>
+            <w:vAlign w:val="center"/>
+          </w:tcPr>
+          <w:p>
+            <w:pPr>
+              <w:pBdr>
+                <w:top w:val="none" w:sz="0" w:space="0" w:color="000000"/>
+                <w:left w:val="none" w:sz="0" w:space="0" w:color="000000"/>
+                <w:bottom w:val="none" w:sz="0" w:space="0" w:color="000000"/>
+                <w:right w:val="none" w:sz="0" w:space="0" w:color="000000"/>
+              </w:pBdr>
+              <w:spacing w:after="0" w:line="240" w:lineRule="auto"/>
+              <w:ind w:left="101" w:right="101"/>
+              <w:jc w:val="right"/>
+              <w:rPr>
+                <w:rFonts w:ascii="Times New Roman" w:eastAsia="Arial" w:hAnsi="Arial" w:cs="Arial"/>
+                <w:color w:val="000000"/>
+                <w:sz w:val="20"/>
+                <w:szCs w:val="20"/>
+              </w:rPr>
+            </w:pPr>
+            <w:r>
+              <w:rPr>
+                <w:rFonts w:ascii="Times New Roman" w:eastAsia="Arial" w:hAnsi="Arial" w:cs="Arial"/>
+                <w:color w:val="000000"/>
+                <w:sz w:val="20"/>
+                <w:szCs w:val="20"/>
+              </w:rPr>
+              <w:t>0.1040</w:t>
+            </w:r>
+          </w:p>
+        </w:tc>
+        <w:tc>
+          <w:tcPr>
+            <w:tcW w:w="961" w:type="dxa"/>
+            <w:tcBorders>
+              <w:top w:val="none" w:sz="0" w:space="0" w:color="000000"/>
+              <w:left w:val="none" w:sz="0" w:space="0" w:color="000000"/>
+              <w:bottom w:val="single" w:sz="8" w:space="0" w:color="666666"/>
+              <w:right w:val="none" w:sz="0" w:space="0" w:color="000000"/>
+            </w:tcBorders>
+            <w:shd w:val="clear" w:color="auto" w:fill="FFFFFF"/>
+            <w:tcMar>
+              <w:top w:w="0" w:type="dxa"/>
+              <w:left w:w="0" w:type="dxa"/>
+              <w:bottom w:w="0" w:type="dxa"/>
+              <w:right w:w="0" w:type="dxa"/>
+            </w:tcMar>
+            <w:vAlign w:val="center"/>
+          </w:tcPr>
+          <w:p>
+            <w:pPr>
+              <w:pBdr>
+                <w:top w:val="none" w:sz="0" w:space="0" w:color="000000"/>
+                <w:left w:val="none" w:sz="0" w:space="0" w:color="000000"/>
+                <w:bottom w:val="none" w:sz="0" w:space="0" w:color="000000"/>
+                <w:right w:val="none" w:sz="0" w:space="0" w:color="000000"/>
+              </w:pBdr>
+              <w:spacing w:after="0" w:line="240" w:lineRule="auto"/>
+              <w:ind w:left="101" w:right="101"/>
+              <w:jc w:val="right"/>
+              <w:rPr>
+                <w:rFonts w:ascii="Times New Roman" w:eastAsia="Arial" w:hAnsi="Arial" w:cs="Arial"/>
+                <w:color w:val="000000"/>
+                <w:sz w:val="20"/>
+                <w:szCs w:val="20"/>
+              </w:rPr>
+            </w:pPr>
+            <w:r>
+              <w:rPr>
+                <w:rFonts w:ascii="Times New Roman" w:eastAsia="Arial" w:hAnsi="Arial" w:cs="Arial"/>
+                <w:color w:val="000000"/>
+                <w:sz w:val="20"/>
+                <w:szCs w:val="20"/>
+              </w:rPr>
+              <w:t>0.0762</w:t>
+            </w:r>
+          </w:p>
+        </w:tc>
+        <w:tc>
+          <w:tcPr>
+            <w:tcW w:w="1388" w:type="dxa"/>
+            <w:tcBorders>
+              <w:top w:val="none" w:sz="0" w:space="0" w:color="000000"/>
+              <w:left w:val="none" w:sz="0" w:space="0" w:color="000000"/>
+              <w:bottom w:val="single" w:sz="8" w:space="0" w:color="666666"/>
+              <w:right w:val="single" w:sz="8" w:space="0" w:color="666666"/>
+            </w:tcBorders>
+            <w:shd w:val="clear" w:color="auto" w:fill="FFFFFF"/>
+            <w:tcMar>
+              <w:top w:w="0" w:type="dxa"/>
+              <w:left w:w="0" w:type="dxa"/>
+              <w:bottom w:w="0" w:type="dxa"/>
+              <w:right w:w="0" w:type="dxa"/>
+            </w:tcMar>
+            <w:vAlign w:val="center"/>
+          </w:tcPr>
+          <w:p>
+            <w:pPr>
+              <w:pBdr>
+                <w:top w:val="none" w:sz="0" w:space="0" w:color="000000"/>
+                <w:left w:val="none" w:sz="0" w:space="0" w:color="000000"/>
+                <w:bottom w:val="none" w:sz="0" w:space="0" w:color="000000"/>
+                <w:right w:val="none" w:sz="0" w:space="0" w:color="000000"/>
+              </w:pBdr>
+              <w:spacing w:after="0" w:line="240" w:lineRule="auto"/>
+              <w:ind w:left="101" w:right="101"/>
+              <w:jc w:val="right"/>
+              <w:rPr>
+                <w:rFonts w:ascii="Times New Roman" w:eastAsia="Arial" w:hAnsi="Arial" w:cs="Arial"/>
+                <w:color w:val="000000"/>
+                <w:sz w:val="20"/>
+                <w:szCs w:val="20"/>
+              </w:rPr>
+            </w:pPr>
+            <w:r>
+              <w:rPr>
+                <w:rFonts w:ascii="Times New Roman" w:eastAsia="Arial" w:hAnsi="Arial" w:cs="Arial"/>
+                <w:color w:val="000000"/>
+                <w:sz w:val="20"/>
+                <w:szCs w:val="20"/>
+              </w:rPr>
+              <w:t>0.0532</w:t>
+            </w:r>
+          </w:p>
+        </w:tc>
+        <w:tc>
+          <w:tcPr>
+            <w:tcW w:w="961" w:type="dxa"/>
+            <w:tcBorders>
+              <w:top w:val="none" w:sz="0" w:space="0" w:color="000000"/>
+              <w:left w:val="single" w:sz="8" w:space="0" w:color="666666"/>
+              <w:bottom w:val="single" w:sz="8" w:space="0" w:color="666666"/>
+              <w:right w:val="none" w:sz="0" w:space="0" w:color="000000"/>
+            </w:tcBorders>
+            <w:shd w:val="clear" w:color="auto" w:fill="FFFFFF"/>
+            <w:tcMar>
+              <w:top w:w="0" w:type="dxa"/>
+              <w:left w:w="0" w:type="dxa"/>
+              <w:bottom w:w="0" w:type="dxa"/>
+              <w:right w:w="0" w:type="dxa"/>
+            </w:tcMar>
+            <w:vAlign w:val="center"/>
+          </w:tcPr>
+          <w:p>
+            <w:pPr>
+              <w:pBdr>
+                <w:top w:val="none" w:sz="0" w:space="0" w:color="000000"/>
+                <w:left w:val="none" w:sz="0" w:space="0" w:color="000000"/>
+                <w:bottom w:val="none" w:sz="0" w:space="0" w:color="000000"/>
+                <w:right w:val="none" w:sz="0" w:space="0" w:color="000000"/>
+              </w:pBdr>
+              <w:spacing w:after="0" w:line="240" w:lineRule="auto"/>
+              <w:ind w:left="101" w:right="101"/>
+              <w:jc w:val="right"/>
+              <w:rPr>
+                <w:rFonts w:ascii="Times New Roman" w:eastAsia="Arial" w:hAnsi="Arial" w:cs="Arial"/>
+                <w:color w:val="000000"/>
+                <w:sz w:val="20"/>
+                <w:szCs w:val="20"/>
+              </w:rPr>
+            </w:pPr>
+            <w:r>
+              <w:rPr>
+                <w:rFonts w:ascii="Times New Roman" w:eastAsia="Arial" w:hAnsi="Arial" w:cs="Arial"/>
+                <w:color w:val="000000"/>
+                <w:sz w:val="20"/>
+                <w:szCs w:val="20"/>
+              </w:rPr>
+              <w:t>0.0242</w:t>
+            </w:r>
+          </w:p>
+        </w:tc>
+      </w:tr>
+      <w:tr>
+        <w:trPr>
+          <w:jc w:val="center"/>
+        </w:trPr>
+        <w:tc>
+          <w:tcPr>
+            <w:tcW w:w="1749" w:type="dxa"/>
+            <w:tcBorders>
+              <w:top w:val="single" w:sz="8" w:space="0" w:color="666666"/>
+              <w:left w:val="none" w:sz="0" w:space="0" w:color="000000"/>
+              <w:bottom w:val="none" w:sz="0" w:space="0" w:color="000000"/>
+              <w:right w:val="none" w:sz="0" w:space="0" w:color="000000"/>
+            </w:tcBorders>
+            <w:shd w:val="clear" w:color="auto" w:fill="FFFFFF"/>
+            <w:tcMar>
+              <w:top w:w="0" w:type="dxa"/>
+              <w:left w:w="0" w:type="dxa"/>
+              <w:bottom w:w="0" w:type="dxa"/>
+              <w:right w:w="0" w:type="dxa"/>
+            </w:tcMar>
+            <w:vAlign w:val="center"/>
+          </w:tcPr>
+          <w:p>
+            <w:pPr>
+              <w:pBdr>
+                <w:top w:val="none" w:sz="0" w:space="0" w:color="000000"/>
+                <w:left w:val="none" w:sz="0" w:space="0" w:color="000000"/>
+                <w:bottom w:val="none" w:sz="0" w:space="0" w:color="000000"/>
+                <w:right w:val="none" w:sz="0" w:space="0" w:color="000000"/>
+              </w:pBdr>
+              <w:spacing w:after="0" w:line="240" w:lineRule="auto"/>
+              <w:ind w:left="101" w:right="101"/>
+              <w:rPr>
+                <w:rFonts w:ascii="Times New Roman" w:eastAsia="Arial" w:hAnsi="Arial" w:cs="Arial"/>
+                <w:color w:val="000000"/>
+                <w:sz w:val="20"/>
+                <w:szCs w:val="20"/>
+              </w:rPr>
+            </w:pPr>
+            <w:r>
+              <w:rPr>
+                <w:rFonts w:ascii="Times New Roman" w:eastAsia="Arial" w:hAnsi="Arial" w:cs="Arial"/>
+                <w:color w:val="000000"/>
+                <w:sz w:val="20"/>
+                <w:szCs w:val="20"/>
+              </w:rPr>
+              <w:t>Owner</w:t>
+            </w:r>
+          </w:p>
+        </w:tc>
+        <w:tc>
+          <w:tcPr>
+            <w:tcW w:w="1310" w:type="dxa"/>
+            <w:tcBorders>
+              <w:top w:val="single" w:sz="8" w:space="0" w:color="666666"/>
+              <w:left w:val="none" w:sz="0" w:space="0" w:color="000000"/>
+              <w:bottom w:val="none" w:sz="0" w:space="0" w:color="000000"/>
+              <w:right w:val="none" w:sz="0" w:space="0" w:color="000000"/>
+            </w:tcBorders>
+            <w:shd w:val="clear" w:color="auto" w:fill="FFFFFF"/>
+            <w:tcMar>
+              <w:top w:w="0" w:type="dxa"/>
+              <w:left w:w="0" w:type="dxa"/>
+              <w:bottom w:w="0" w:type="dxa"/>
+              <w:right w:w="0" w:type="dxa"/>
+            </w:tcMar>
+            <w:vAlign w:val="center"/>
+          </w:tcPr>
+          <w:p>
+            <w:pPr>
+              <w:pBdr>
+                <w:top w:val="none" w:sz="0" w:space="0" w:color="000000"/>
+                <w:left w:val="none" w:sz="0" w:space="0" w:color="000000"/>
+                <w:bottom w:val="none" w:sz="0" w:space="0" w:color="000000"/>
+                <w:right w:val="none" w:sz="0" w:space="0" w:color="000000"/>
+              </w:pBdr>
+              <w:spacing w:after="0" w:line="240" w:lineRule="auto"/>
+              <w:ind w:left="101" w:right="101"/>
+              <w:jc w:val="right"/>
+              <w:rPr>
+                <w:rFonts w:ascii="Times New Roman" w:eastAsia="Arial" w:hAnsi="Arial" w:cs="Arial"/>
+                <w:color w:val="000000"/>
+                <w:sz w:val="20"/>
+                <w:szCs w:val="20"/>
+              </w:rPr>
+            </w:pPr>
+            <w:r>
+              <w:rPr>
+                <w:rFonts w:ascii="Times New Roman" w:eastAsia="Arial" w:hAnsi="Arial" w:cs="Arial"/>
+                <w:color w:val="000000"/>
+                <w:sz w:val="20"/>
+                <w:szCs w:val="20"/>
+              </w:rPr>
+              <w:t>0.7612</w:t>
+            </w:r>
+          </w:p>
+        </w:tc>
+        <w:tc>
+          <w:tcPr>
+            <w:tcW w:w="1399" w:type="dxa"/>
+            <w:tcBorders>
+              <w:top w:val="single" w:sz="8" w:space="0" w:color="666666"/>
+              <w:left w:val="none" w:sz="0" w:space="0" w:color="000000"/>
+              <w:bottom w:val="none" w:sz="0" w:space="0" w:color="000000"/>
+              <w:right w:val="none" w:sz="0" w:space="0" w:color="000000"/>
+            </w:tcBorders>
+            <w:shd w:val="clear" w:color="auto" w:fill="FFFFFF"/>
+            <w:tcMar>
+              <w:top w:w="0" w:type="dxa"/>
+              <w:left w:w="0" w:type="dxa"/>
+              <w:bottom w:w="0" w:type="dxa"/>
+              <w:right w:w="0" w:type="dxa"/>
+            </w:tcMar>
+            <w:vAlign w:val="center"/>
+          </w:tcPr>
+          <w:p>
+            <w:pPr>
+              <w:pBdr>
+                <w:top w:val="none" w:sz="0" w:space="0" w:color="000000"/>
+                <w:left w:val="none" w:sz="0" w:space="0" w:color="000000"/>
+                <w:bottom w:val="none" w:sz="0" w:space="0" w:color="000000"/>
+                <w:right w:val="none" w:sz="0" w:space="0" w:color="000000"/>
+              </w:pBdr>
+              <w:spacing w:after="0" w:line="240" w:lineRule="auto"/>
+              <w:ind w:left="101" w:right="101"/>
+              <w:jc w:val="right"/>
+              <w:rPr>
+                <w:rFonts w:ascii="Times New Roman" w:eastAsia="Arial" w:hAnsi="Arial" w:cs="Arial"/>
+                <w:color w:val="000000"/>
+                <w:sz w:val="20"/>
+                <w:szCs w:val="20"/>
+              </w:rPr>
+            </w:pPr>
+            <w:r>
+              <w:rPr>
+                <w:rFonts w:ascii="Times New Roman" w:eastAsia="Arial" w:hAnsi="Arial" w:cs="Arial"/>
+                <w:color w:val="000000"/>
+                <w:sz w:val="20"/>
+                <w:szCs w:val="20"/>
+              </w:rPr>
+              <w:t>0.1987</w:t>
+            </w:r>
+          </w:p>
+        </w:tc>
+        <w:tc>
+          <w:tcPr>
+            <w:tcW w:w="961" w:type="dxa"/>
+            <w:tcBorders>
+              <w:top w:val="single" w:sz="8" w:space="0" w:color="666666"/>
+              <w:left w:val="none" w:sz="0" w:space="0" w:color="000000"/>
+              <w:bottom w:val="none" w:sz="0" w:space="0" w:color="000000"/>
+              <w:right w:val="none" w:sz="0" w:space="0" w:color="000000"/>
+            </w:tcBorders>
+            <w:shd w:val="clear" w:color="auto" w:fill="FFFFFF"/>
+            <w:tcMar>
+              <w:top w:w="0" w:type="dxa"/>
+              <w:left w:w="0" w:type="dxa"/>
+              <w:bottom w:w="0" w:type="dxa"/>
+              <w:right w:w="0" w:type="dxa"/>
+            </w:tcMar>
+            <w:vAlign w:val="center"/>
+          </w:tcPr>
+          <w:p>
+            <w:pPr>
+              <w:pBdr>
+                <w:top w:val="none" w:sz="0" w:space="0" w:color="000000"/>
+                <w:left w:val="none" w:sz="0" w:space="0" w:color="000000"/>
+                <w:bottom w:val="none" w:sz="0" w:space="0" w:color="000000"/>
+                <w:right w:val="none" w:sz="0" w:space="0" w:color="000000"/>
+              </w:pBdr>
+              <w:spacing w:after="0" w:line="240" w:lineRule="auto"/>
+              <w:ind w:left="101" w:right="101"/>
+              <w:jc w:val="right"/>
+              <w:rPr>
+                <w:rFonts w:ascii="Times New Roman" w:eastAsia="Arial" w:hAnsi="Arial" w:cs="Arial"/>
+                <w:color w:val="000000"/>
+                <w:sz w:val="20"/>
+                <w:szCs w:val="20"/>
+              </w:rPr>
+            </w:pPr>
+            <w:r>
+              <w:rPr>
+                <w:rFonts w:ascii="Times New Roman" w:eastAsia="Arial" w:hAnsi="Arial" w:cs="Arial"/>
+                <w:color w:val="000000"/>
+                <w:sz w:val="20"/>
+                <w:szCs w:val="20"/>
+              </w:rPr>
+              <w:t>0.3776</w:t>
+            </w:r>
+          </w:p>
+        </w:tc>
+        <w:tc>
+          <w:tcPr>
+            <w:tcW w:w="1388" w:type="dxa"/>
+            <w:tcBorders>
+              <w:top w:val="single" w:sz="8" w:space="0" w:color="666666"/>
+              <w:left w:val="none" w:sz="0" w:space="0" w:color="000000"/>
+              <w:bottom w:val="none" w:sz="0" w:space="0" w:color="000000"/>
+              <w:right w:val="single" w:sz="8" w:space="0" w:color="666666"/>
+            </w:tcBorders>
+            <w:shd w:val="clear" w:color="auto" w:fill="FFFFFF"/>
+            <w:tcMar>
+              <w:top w:w="0" w:type="dxa"/>
+              <w:left w:w="0" w:type="dxa"/>
+              <w:bottom w:w="0" w:type="dxa"/>
+              <w:right w:w="0" w:type="dxa"/>
+            </w:tcMar>
+            <w:vAlign w:val="center"/>
+          </w:tcPr>
+          <w:p>
+            <w:pPr>
+              <w:pBdr>
+                <w:top w:val="none" w:sz="0" w:space="0" w:color="000000"/>
+                <w:left w:val="none" w:sz="0" w:space="0" w:color="000000"/>
+                <w:bottom w:val="none" w:sz="0" w:space="0" w:color="000000"/>
+                <w:right w:val="none" w:sz="0" w:space="0" w:color="000000"/>
+              </w:pBdr>
+              <w:spacing w:after="0" w:line="240" w:lineRule="auto"/>
+              <w:ind w:left="101" w:right="101"/>
+              <w:jc w:val="right"/>
+              <w:rPr>
+                <w:rFonts w:ascii="Times New Roman" w:eastAsia="Arial" w:hAnsi="Arial" w:cs="Arial"/>
+                <w:color w:val="000000"/>
+                <w:sz w:val="20"/>
+                <w:szCs w:val="20"/>
+              </w:rPr>
+            </w:pPr>
+            <w:r>
+              <w:rPr>
+                <w:rFonts w:ascii="Times New Roman" w:eastAsia="Arial" w:hAnsi="Arial" w:cs="Arial"/>
+                <w:color w:val="000000"/>
+                <w:sz w:val="20"/>
+                <w:szCs w:val="20"/>
+              </w:rPr>
+              <w:t>0.0191</w:t>
+            </w:r>
+          </w:p>
+        </w:tc>
+        <w:tc>
+          <w:tcPr>
+            <w:tcW w:w="961" w:type="dxa"/>
+            <w:tcBorders>
+              <w:top w:val="single" w:sz="8" w:space="0" w:color="666666"/>
+              <w:left w:val="single" w:sz="8" w:space="0" w:color="666666"/>
+              <w:bottom w:val="none" w:sz="0" w:space="0" w:color="000000"/>
+              <w:right w:val="none" w:sz="0" w:space="0" w:color="000000"/>
+            </w:tcBorders>
+            <w:shd w:val="clear" w:color="auto" w:fill="FFFFFF"/>
+            <w:tcMar>
+              <w:top w:w="0" w:type="dxa"/>
+              <w:left w:w="0" w:type="dxa"/>
+              <w:bottom w:w="0" w:type="dxa"/>
+              <w:right w:w="0" w:type="dxa"/>
+            </w:tcMar>
+            <w:vAlign w:val="center"/>
+          </w:tcPr>
+          <w:p>
+            <w:pPr>
+              <w:pBdr>
+                <w:top w:val="none" w:sz="0" w:space="0" w:color="000000"/>
+                <w:left w:val="none" w:sz="0" w:space="0" w:color="000000"/>
+                <w:bottom w:val="none" w:sz="0" w:space="0" w:color="000000"/>
+                <w:right w:val="none" w:sz="0" w:space="0" w:color="000000"/>
+              </w:pBdr>
+              <w:spacing w:after="0" w:line="240" w:lineRule="auto"/>
+              <w:ind w:left="101" w:right="101"/>
+              <w:jc w:val="right"/>
+              <w:rPr>
+                <w:rFonts w:ascii="Times New Roman" w:eastAsia="Arial" w:hAnsi="Arial" w:cs="Arial"/>
+                <w:color w:val="000000"/>
+                <w:sz w:val="20"/>
+                <w:szCs w:val="20"/>
+              </w:rPr>
+            </w:pPr>
+            <w:r>
+              <w:rPr>
+                <w:rFonts w:ascii="Times New Roman" w:eastAsia="Arial" w:hAnsi="Arial" w:cs="Arial"/>
+                <w:color w:val="000000"/>
+                <w:sz w:val="20"/>
+                <w:szCs w:val="20"/>
+              </w:rPr>
+              <w:t>0.7337</w:t>
+            </w:r>
+          </w:p>
+        </w:tc>
+      </w:tr>
+      <w:tr>
+        <w:trPr>
+          <w:jc w:val="center"/>
+        </w:trPr>
+        <w:tc>
+          <w:tcPr>
+            <w:tcW w:w="1749" w:type="dxa"/>
+            <w:tcBorders>
+              <w:top w:val="none" w:sz="0" w:space="0" w:color="000000"/>
+              <w:left w:val="none" w:sz="0" w:space="0" w:color="000000"/>
+              <w:bottom w:val="single" w:sz="12" w:space="0" w:color="666666"/>
+              <w:right w:val="none" w:sz="0" w:space="0" w:color="000000"/>
+            </w:tcBorders>
+            <w:shd w:val="clear" w:color="auto" w:fill="FFFFFF"/>
+            <w:tcMar>
+              <w:top w:w="0" w:type="dxa"/>
+              <w:left w:w="0" w:type="dxa"/>
+              <w:bottom w:w="0" w:type="dxa"/>
+              <w:right w:w="0" w:type="dxa"/>
+            </w:tcMar>
+            <w:vAlign w:val="center"/>
+          </w:tcPr>
+          <w:p>
+            <w:pPr>
+              <w:pBdr>
+                <w:top w:val="none" w:sz="0" w:space="0" w:color="000000"/>
+                <w:left w:val="none" w:sz="0" w:space="0" w:color="000000"/>
+                <w:bottom w:val="none" w:sz="0" w:space="0" w:color="000000"/>
+                <w:right w:val="none" w:sz="0" w:space="0" w:color="000000"/>
+              </w:pBdr>
+              <w:spacing w:after="0" w:line="240" w:lineRule="auto"/>
+              <w:ind w:left="101" w:right="101"/>
+              <w:rPr>
+                <w:rFonts w:ascii="Times New Roman" w:eastAsia="Arial" w:hAnsi="Arial" w:cs="Arial"/>
+                <w:color w:val="000000"/>
+                <w:sz w:val="20"/>
+                <w:szCs w:val="20"/>
+              </w:rPr>
+            </w:pPr>
+            <w:r>
+              <w:rPr>
+                <w:rFonts w:ascii="Times New Roman" w:eastAsia="Arial" w:hAnsi="Arial" w:cs="Arial"/>
+                <w:color w:val="000000"/>
+                <w:sz w:val="20"/>
+                <w:szCs w:val="20"/>
+              </w:rPr>
+              <w:t>Nonowner</w:t>
+            </w:r>
+          </w:p>
+        </w:tc>
+        <w:tc>
+          <w:tcPr>
+            <w:tcW w:w="1310" w:type="dxa"/>
+            <w:tcBorders>
+              <w:top w:val="none" w:sz="0" w:space="0" w:color="000000"/>
+              <w:left w:val="none" w:sz="0" w:space="0" w:color="000000"/>
+              <w:bottom w:val="single" w:sz="12" w:space="0" w:color="666666"/>
+              <w:right w:val="none" w:sz="0" w:space="0" w:color="000000"/>
+            </w:tcBorders>
+            <w:shd w:val="clear" w:color="auto" w:fill="FFFFFF"/>
+            <w:tcMar>
+              <w:top w:w="0" w:type="dxa"/>
+              <w:left w:w="0" w:type="dxa"/>
+              <w:bottom w:w="0" w:type="dxa"/>
+              <w:right w:w="0" w:type="dxa"/>
+            </w:tcMar>
+            <w:vAlign w:val="center"/>
+          </w:tcPr>
+          <w:p>
+            <w:pPr>
+              <w:pBdr>
+                <w:top w:val="none" w:sz="0" w:space="0" w:color="000000"/>
+                <w:left w:val="none" w:sz="0" w:space="0" w:color="000000"/>
+                <w:bottom w:val="none" w:sz="0" w:space="0" w:color="000000"/>
+                <w:right w:val="none" w:sz="0" w:space="0" w:color="000000"/>
+              </w:pBdr>
+              <w:spacing w:after="0" w:line="240" w:lineRule="auto"/>
+              <w:ind w:left="101" w:right="101"/>
+              <w:jc w:val="right"/>
+              <w:rPr>
+                <w:rFonts w:ascii="Times New Roman" w:eastAsia="Arial" w:hAnsi="Arial" w:cs="Arial"/>
+                <w:color w:val="000000"/>
+                <w:sz w:val="20"/>
+                <w:szCs w:val="20"/>
+              </w:rPr>
+            </w:pPr>
+            <w:r>
+              <w:rPr>
+                <w:rFonts w:ascii="Times New Roman" w:eastAsia="Arial" w:hAnsi="Arial" w:cs="Arial"/>
+                <w:color w:val="000000"/>
+                <w:sz w:val="20"/>
+                <w:szCs w:val="20"/>
+              </w:rPr>
+              <w:t>0.2388</w:t>
+            </w:r>
+          </w:p>
+        </w:tc>
+        <w:tc>
+          <w:tcPr>
+            <w:tcW w:w="1399" w:type="dxa"/>
+            <w:tcBorders>
+              <w:top w:val="none" w:sz="0" w:space="0" w:color="000000"/>
+              <w:left w:val="none" w:sz="0" w:space="0" w:color="000000"/>
+              <w:bottom w:val="single" w:sz="12" w:space="0" w:color="666666"/>
+              <w:right w:val="none" w:sz="0" w:space="0" w:color="000000"/>
+            </w:tcBorders>
+            <w:shd w:val="clear" w:color="auto" w:fill="FFFFFF"/>
+            <w:tcMar>
+              <w:top w:w="0" w:type="dxa"/>
+              <w:left w:w="0" w:type="dxa"/>
+              <w:bottom w:w="0" w:type="dxa"/>
+              <w:right w:w="0" w:type="dxa"/>
+            </w:tcMar>
+            <w:vAlign w:val="center"/>
+          </w:tcPr>
+          <w:p>
+            <w:pPr>
+              <w:pBdr>
+                <w:top w:val="none" w:sz="0" w:space="0" w:color="000000"/>
+                <w:left w:val="none" w:sz="0" w:space="0" w:color="000000"/>
+                <w:bottom w:val="none" w:sz="0" w:space="0" w:color="000000"/>
+                <w:right w:val="none" w:sz="0" w:space="0" w:color="000000"/>
+              </w:pBdr>
+              <w:spacing w:after="0" w:line="240" w:lineRule="auto"/>
+              <w:ind w:left="101" w:right="101"/>
+              <w:jc w:val="right"/>
+              <w:rPr>
+                <w:rFonts w:ascii="Times New Roman" w:eastAsia="Arial" w:hAnsi="Arial" w:cs="Arial"/>
+                <w:color w:val="000000"/>
+                <w:sz w:val="20"/>
+                <w:szCs w:val="20"/>
+              </w:rPr>
+            </w:pPr>
+            <w:r>
+              <w:rPr>
+                <w:rFonts w:ascii="Times New Roman" w:eastAsia="Arial" w:hAnsi="Arial" w:cs="Arial"/>
+                <w:color w:val="000000"/>
+                <w:sz w:val="20"/>
+                <w:szCs w:val="20"/>
+              </w:rPr>
+              <w:t>0.8013</w:t>
+            </w:r>
+          </w:p>
+        </w:tc>
+        <w:tc>
+          <w:tcPr>
+            <w:tcW w:w="961" w:type="dxa"/>
+            <w:tcBorders>
+              <w:top w:val="none" w:sz="0" w:space="0" w:color="000000"/>
+              <w:left w:val="none" w:sz="0" w:space="0" w:color="000000"/>
+              <w:bottom w:val="single" w:sz="12" w:space="0" w:color="666666"/>
+              <w:right w:val="none" w:sz="0" w:space="0" w:color="000000"/>
+            </w:tcBorders>
+            <w:shd w:val="clear" w:color="auto" w:fill="FFFFFF"/>
+            <w:tcMar>
+              <w:top w:w="0" w:type="dxa"/>
+              <w:left w:w="0" w:type="dxa"/>
+              <w:bottom w:w="0" w:type="dxa"/>
+              <w:right w:w="0" w:type="dxa"/>
+            </w:tcMar>
+            <w:vAlign w:val="center"/>
+          </w:tcPr>
+          <w:p>
+            <w:pPr>
+              <w:pBdr>
+                <w:top w:val="none" w:sz="0" w:space="0" w:color="000000"/>
+                <w:left w:val="none" w:sz="0" w:space="0" w:color="000000"/>
+                <w:bottom w:val="none" w:sz="0" w:space="0" w:color="000000"/>
+                <w:right w:val="none" w:sz="0" w:space="0" w:color="000000"/>
+              </w:pBdr>
+              <w:spacing w:after="0" w:line="240" w:lineRule="auto"/>
+              <w:ind w:left="101" w:right="101"/>
+              <w:jc w:val="right"/>
+              <w:rPr>
+                <w:rFonts w:ascii="Times New Roman" w:eastAsia="Arial" w:hAnsi="Arial" w:cs="Arial"/>
+                <w:color w:val="000000"/>
+                <w:sz w:val="20"/>
+                <w:szCs w:val="20"/>
+              </w:rPr>
+            </w:pPr>
+            <w:r>
+              <w:rPr>
+                <w:rFonts w:ascii="Times New Roman" w:eastAsia="Arial" w:hAnsi="Arial" w:cs="Arial"/>
+                <w:color w:val="000000"/>
+                <w:sz w:val="20"/>
+                <w:szCs w:val="20"/>
+              </w:rPr>
+              <w:t>0.6224</w:t>
+            </w:r>
+          </w:p>
+        </w:tc>
+        <w:tc>
+          <w:tcPr>
+            <w:tcW w:w="1388" w:type="dxa"/>
+            <w:tcBorders>
+              <w:top w:val="none" w:sz="0" w:space="0" w:color="000000"/>
+              <w:left w:val="none" w:sz="0" w:space="0" w:color="000000"/>
+              <w:bottom w:val="single" w:sz="12" w:space="0" w:color="666666"/>
+              <w:right w:val="single" w:sz="8" w:space="0" w:color="666666"/>
+            </w:tcBorders>
+            <w:shd w:val="clear" w:color="auto" w:fill="FFFFFF"/>
+            <w:tcMar>
+              <w:top w:w="0" w:type="dxa"/>
+              <w:left w:w="0" w:type="dxa"/>
+              <w:bottom w:w="0" w:type="dxa"/>
+              <w:right w:w="0" w:type="dxa"/>
+            </w:tcMar>
+            <w:vAlign w:val="center"/>
+          </w:tcPr>
+          <w:p>
+            <w:pPr>
+              <w:pBdr>
+                <w:top w:val="none" w:sz="0" w:space="0" w:color="000000"/>
+                <w:left w:val="none" w:sz="0" w:space="0" w:color="000000"/>
+                <w:bottom w:val="none" w:sz="0" w:space="0" w:color="000000"/>
+                <w:right w:val="none" w:sz="0" w:space="0" w:color="000000"/>
+              </w:pBdr>
+              <w:spacing w:after="0" w:line="240" w:lineRule="auto"/>
+              <w:ind w:left="101" w:right="101"/>
+              <w:jc w:val="right"/>
+              <w:rPr>
+                <w:rFonts w:ascii="Times New Roman" w:eastAsia="Arial" w:hAnsi="Arial" w:cs="Arial"/>
+                <w:color w:val="000000"/>
+                <w:sz w:val="20"/>
+                <w:szCs w:val="20"/>
+              </w:rPr>
+            </w:pPr>
+            <w:r>
+              <w:rPr>
+                <w:rFonts w:ascii="Times New Roman" w:eastAsia="Arial" w:hAnsi="Arial" w:cs="Arial"/>
+                <w:color w:val="000000"/>
+                <w:sz w:val="20"/>
+                <w:szCs w:val="20"/>
+              </w:rPr>
+              <w:t>0.9809</w:t>
+            </w:r>
+          </w:p>
+        </w:tc>
+        <w:tc>
+          <w:tcPr>
+            <w:tcW w:w="961" w:type="dxa"/>
+            <w:tcBorders>
+              <w:top w:val="none" w:sz="0" w:space="0" w:color="000000"/>
+              <w:left w:val="single" w:sz="8" w:space="0" w:color="666666"/>
+              <w:bottom w:val="single" w:sz="12" w:space="0" w:color="666666"/>
+              <w:right w:val="none" w:sz="0" w:space="0" w:color="000000"/>
+            </w:tcBorders>
+            <w:shd w:val="clear" w:color="auto" w:fill="FFFFFF"/>
+            <w:tcMar>
+              <w:top w:w="0" w:type="dxa"/>
+              <w:left w:w="0" w:type="dxa"/>
+              <w:bottom w:w="0" w:type="dxa"/>
+              <w:right w:w="0" w:type="dxa"/>
+            </w:tcMar>
+            <w:vAlign w:val="center"/>
+          </w:tcPr>
+          <w:p>
+            <w:pPr>
+              <w:pBdr>
+                <w:top w:val="none" w:sz="0" w:space="0" w:color="000000"/>
+                <w:left w:val="none" w:sz="0" w:space="0" w:color="000000"/>
+                <w:bottom w:val="none" w:sz="0" w:space="0" w:color="000000"/>
+                <w:right w:val="none" w:sz="0" w:space="0" w:color="000000"/>
+              </w:pBdr>
+              <w:spacing w:after="0" w:line="240" w:lineRule="auto"/>
+              <w:ind w:left="101" w:right="101"/>
+              <w:jc w:val="right"/>
+              <w:rPr>
+                <w:rFonts w:ascii="Times New Roman" w:eastAsia="Arial" w:hAnsi="Arial" w:cs="Arial"/>
+                <w:color w:val="000000"/>
+                <w:sz w:val="20"/>
+                <w:szCs w:val="20"/>
+              </w:rPr>
+            </w:pPr>
+            <w:r>
+              <w:rPr>
+                <w:rFonts w:ascii="Times New Roman" w:eastAsia="Arial" w:hAnsi="Arial" w:cs="Arial"/>
+                <w:color w:val="000000"/>
+                <w:sz w:val="20"/>
+                <w:szCs w:val="20"/>
+              </w:rPr>
+              <w:t>0.2663</w:t>
+            </w:r>
+          </w:p>
+        </w:tc>
+      </w:tr>
+      <w:tr>
+        <w:trPr>
+          <w:jc w:val="center"/>
+        </w:trPr>
+        <w:tc>
+          <w:tcPr>
+            <w:tcW w:w="7768" w:type="dxa"/>
+            <w:gridSpan w:val="6"/>
+            <w:tcBorders>
+              <w:top w:val="single" w:sz="12" w:space="0" w:color="666666"/>
+              <w:left w:val="none" w:sz="0" w:space="0" w:color="000000"/>
+              <w:bottom w:val="single" w:sz="12" w:space="0" w:color="666666"/>
+              <w:right w:val="none" w:sz="0" w:space="0" w:color="000000"/>
+            </w:tcBorders>
+            <w:shd w:val="clear" w:color="auto" w:fill="FFFFFF"/>
+            <w:tcMar>
+              <w:top w:w="0" w:type="dxa"/>
+              <w:left w:w="0" w:type="dxa"/>
+              <w:bottom w:w="0" w:type="dxa"/>
+              <w:right w:w="0" w:type="dxa"/>
+            </w:tcMar>
+            <w:vAlign w:val="center"/>
+          </w:tcPr>
+          <w:p>
+            <w:pPr>
+              <w:pBdr>
+                <w:top w:val="none" w:sz="0" w:space="0" w:color="000000"/>
+                <w:left w:val="none" w:sz="0" w:space="0" w:color="000000"/>
+                <w:bottom w:val="none" w:sz="0" w:space="0" w:color="000000"/>
+                <w:right w:val="none" w:sz="0" w:space="0" w:color="000000"/>
+              </w:pBdr>
+              <w:spacing w:after="0" w:line="240" w:lineRule="auto"/>
+              <w:ind w:left="101" w:right="101"/>
+              <w:rPr>
+                <w:rFonts w:ascii="Times New Roman" w:eastAsia="Arial" w:hAnsi="Arial" w:cs="Arial"/>
+                <w:color w:val="000000"/>
+                <w:sz w:val="20"/>
+                <w:szCs w:val="20"/>
+              </w:rPr>
+            </w:pPr>
+            <w:r>
+              <w:rPr>
+                <w:rFonts w:ascii="Times New Roman" w:eastAsia="Arial" w:hAnsi="Arial" w:cs="Arial"/>
+                <w:color w:val="000000"/>
+                <w:sz w:val="20"/>
+                <w:szCs w:val="20"/>
+              </w:rPr>
+              <w:t>Observations = 3,991,504</w:t>
+            </w:r>
+          </w:p>
+        </w:tc>
+      </w:tr>
+    </w:tbl>
     <w:p>
       <w:pPr>
         <w:jc w:val="center"/>
@@ -117,48 +3977,6 @@
           <w:rFonts w:ascii="Times New Roman" w:hAnsi="Times New Roman" w:cs="Times New Roman"/>
         </w:rPr>
       </w:pPr>
-      <w:r>
-        <w:rPr>
-          <w:rFonts w:ascii="Times New Roman" w:hAnsi="Times New Roman" w:cs="Times New Roman"/>
-          <w:noProof/>
-        </w:rPr>
-        <w:lastRenderedPageBreak/>
-        <w:drawing>
-          <wp:inline distT="0" distB="0" distL="0" distR="0" wp14:anchorId="0F160A48" wp14:editId="5B952999">
-            <wp:extent cx="5257800" cy="4829199"/>
-            <wp:effectExtent l="0" t="0" r="0" b="9525"/>
-            <wp:docPr id="1715375020" name="Picture 1"/>
-            <wp:cNvGraphicFramePr>
-              <a:graphicFrameLocks xmlns:a="http://schemas.openxmlformats.org/drawingml/2006/main" noChangeAspect="1"/>
-            </wp:cNvGraphicFramePr>
-            <a:graphic xmlns:a="http://schemas.openxmlformats.org/drawingml/2006/main">
-              <a:graphicData uri="http://schemas.openxmlformats.org/drawingml/2006/picture">
-                <pic:pic xmlns:pic="http://schemas.openxmlformats.org/drawingml/2006/picture">
-                  <pic:nvPicPr>
-                    <pic:cNvPr id="1715375020" name=""/>
-                    <pic:cNvPicPr/>
-                  </pic:nvPicPr>
-                  <pic:blipFill>
-                    <a:blip r:embed="rId4"/>
-                    <a:stretch>
-                      <a:fillRect/>
-                    </a:stretch>
-                  </pic:blipFill>
-                  <pic:spPr>
-                    <a:xfrm>
-                      <a:off x="0" y="0"/>
-                      <a:ext cx="5257800" cy="4829199"/>
-                    </a:xfrm>
-                    <a:prstGeom prst="rect">
-                      <a:avLst/>
-                    </a:prstGeom>
-                  </pic:spPr>
-                </pic:pic>
-              </a:graphicData>
-            </a:graphic>
-          </wp:inline>
-        </w:drawing>
-      </w:r>
     </w:p>
     <w:p>
       <w:pPr>
@@ -170,14 +3988,99 @@
         <w:rPr>
           <w:rFonts w:ascii="Times New Roman" w:hAnsi="Times New Roman" w:cs="Times New Roman"/>
         </w:rPr>
-        <w:t xml:space="preserve">Of the almost 5.7 million residential parcels across the timeframe, seventy-seven (77%) percent are classified as owner occupied contributing to the eighty-seven (87%) percent of parcels that are privately owned. Just over seven percent (7.3%) are owned by a corporate entity with trustees accounting for the next largest share at 3.8%, followed by partnerships at 1.8%. To help simplify the analysis we combine the trustee and partnership categories into a new category called “legal” and combine the nonprofit, </w:t>
+        <w:t xml:space="preserve">Of the almost </w:t>
+      </w:r>
+      <w:r>
+        <w:rPr>
+          <w:rFonts w:ascii="Times New Roman" w:hAnsi="Times New Roman" w:cs="Times New Roman"/>
+        </w:rPr>
+        <w:t>4</w:t>
+      </w:r>
+      <w:r>
+        <w:rPr>
+          <w:rFonts w:ascii="Times New Roman" w:hAnsi="Times New Roman" w:cs="Times New Roman"/>
+        </w:rPr>
+        <w:t xml:space="preserve"> million residential parcels across the timeframe, seventy-seven (7</w:t>
+      </w:r>
+      <w:r>
+        <w:rPr>
+          <w:rFonts w:ascii="Times New Roman" w:hAnsi="Times New Roman" w:cs="Times New Roman"/>
+        </w:rPr>
+        <w:t>6</w:t>
+      </w:r>
+      <w:r>
+        <w:rPr>
+          <w:rFonts w:ascii="Times New Roman" w:hAnsi="Times New Roman" w:cs="Times New Roman"/>
+        </w:rPr>
+        <w:t>%) percent are classified as owner occupied contributing to the eighty-seven (8</w:t>
+      </w:r>
+      <w:r>
+        <w:rPr>
+          <w:rFonts w:ascii="Times New Roman" w:hAnsi="Times New Roman" w:cs="Times New Roman"/>
+        </w:rPr>
+        <w:t>2</w:t>
+      </w:r>
+      <w:r>
+        <w:rPr>
+          <w:rFonts w:ascii="Times New Roman" w:hAnsi="Times New Roman" w:cs="Times New Roman"/>
+        </w:rPr>
+        <w:t xml:space="preserve">%) percent of parcels that are privately </w:t>
+      </w:r>
+      <w:r>
+        <w:rPr>
+          <w:rFonts w:ascii="Times New Roman" w:hAnsi="Times New Roman" w:cs="Times New Roman"/>
+        </w:rPr>
+        <w:lastRenderedPageBreak/>
+        <w:t>owned. Just over seven percent (</w:t>
+      </w:r>
+      <w:r>
+        <w:rPr>
+          <w:rFonts w:ascii="Times New Roman" w:hAnsi="Times New Roman" w:cs="Times New Roman"/>
+        </w:rPr>
+        <w:t>10</w:t>
+      </w:r>
+      <w:r>
+        <w:rPr>
+          <w:rFonts w:ascii="Times New Roman" w:hAnsi="Times New Roman" w:cs="Times New Roman"/>
+        </w:rPr>
+        <w:t xml:space="preserve">%) are owned by a corporate entity with trustees accounting for the next largest share at </w:t>
+      </w:r>
+      <w:r>
+        <w:rPr>
+          <w:rFonts w:ascii="Times New Roman" w:hAnsi="Times New Roman" w:cs="Times New Roman"/>
+        </w:rPr>
+        <w:t>4.4</w:t>
+      </w:r>
+      <w:r>
+        <w:rPr>
+          <w:rFonts w:ascii="Times New Roman" w:hAnsi="Times New Roman" w:cs="Times New Roman"/>
+        </w:rPr>
+        <w:t>%, followed by partnerships at 1.</w:t>
+      </w:r>
+      <w:r>
+        <w:rPr>
+          <w:rFonts w:ascii="Times New Roman" w:hAnsi="Times New Roman" w:cs="Times New Roman"/>
+        </w:rPr>
+        <w:t>9</w:t>
+      </w:r>
+      <w:r>
+        <w:rPr>
+          <w:rFonts w:ascii="Times New Roman" w:hAnsi="Times New Roman" w:cs="Times New Roman"/>
+        </w:rPr>
+        <w:t xml:space="preserve">%. To help simplify the analysis we combine the trustee and partnership categories into a new category called “legal” and combine the nonprofit, </w:t>
       </w:r>
       <w:proofErr w:type="spellStart"/>
       <w:r>
         <w:rPr>
           <w:rFonts w:ascii="Times New Roman" w:hAnsi="Times New Roman" w:cs="Times New Roman"/>
         </w:rPr>
-        <w:t>reown</w:t>
+        <w:t>RE</w:t>
+      </w:r>
+      <w:r>
+        <w:rPr>
+          <w:rFonts w:ascii="Times New Roman" w:hAnsi="Times New Roman" w:cs="Times New Roman"/>
+        </w:rPr>
+        <w:t>own</w:t>
       </w:r>
       <w:proofErr w:type="spellEnd"/>
       <w:r>
@@ -186,14 +4089,12 @@
         </w:rPr>
         <w:t xml:space="preserve">, </w:t>
       </w:r>
-      <w:proofErr w:type="spellStart"/>
       <w:r>
         <w:rPr>
           <w:rFonts w:ascii="Times New Roman" w:hAnsi="Times New Roman" w:cs="Times New Roman"/>
         </w:rPr>
-        <w:t>hoa</w:t>
+        <w:t>HOA</w:t>
       </w:r>
-      <w:proofErr w:type="spellEnd"/>
       <w:r>
         <w:rPr>
           <w:rFonts w:ascii="Times New Roman" w:hAnsi="Times New Roman" w:cs="Times New Roman"/>
@@ -225,49 +4126,43 @@
         <w:rPr>
           <w:rFonts w:ascii="Times New Roman" w:hAnsi="Times New Roman" w:cs="Times New Roman"/>
         </w:rPr>
-        <w:t xml:space="preserve">Figure 1 shows the share of parcels with </w:t>
+        <w:t xml:space="preserve">Figure </w:t>
       </w:r>
-      <w:proofErr w:type="gramStart"/>
       <w:r>
         <w:rPr>
           <w:rFonts w:ascii="Times New Roman" w:hAnsi="Times New Roman" w:cs="Times New Roman"/>
         </w:rPr>
-        <w:t>ownership type</w:t>
+        <w:t>One</w:t>
       </w:r>
-      <w:proofErr w:type="gramEnd"/>
       <w:r>
         <w:rPr>
           <w:rFonts w:ascii="Times New Roman" w:hAnsi="Times New Roman" w:cs="Times New Roman"/>
         </w:rPr>
-        <w:t xml:space="preserve"> equal to the corporate, legal, and other categories (the remaining share is private). Parcels in the other category make up a rather constant share across the </w:t>
+        <w:t xml:space="preserve"> shows the share of parcels with ownership type equal to the corporate, legal, and other categories (the remaining share is private). Parcels in the other category make up a rather constant share across the years at around 2.5%. Parcels in the “legal” category see a slight increase in share across the years ranging from about 4.8% to a high of 6.3 percent of the total parcels within the county. The image clearly shows the increasing share of corporate own parcels across the years as the share of corporate owned parcels almost doubles from about </w:t>
       </w:r>
-      <w:proofErr w:type="gramStart"/>
       <w:r>
         <w:rPr>
           <w:rFonts w:ascii="Times New Roman" w:hAnsi="Times New Roman" w:cs="Times New Roman"/>
         </w:rPr>
-        <w:t>years</w:t>
+        <w:t>8.4</w:t>
       </w:r>
-      <w:proofErr w:type="gramEnd"/>
       <w:r>
         <w:rPr>
           <w:rFonts w:ascii="Times New Roman" w:hAnsi="Times New Roman" w:cs="Times New Roman"/>
         </w:rPr>
-        <w:t xml:space="preserve"> at around 2.5%. Parcels in the “legal” category see a slight increase in share across the years ranging from about 4.8% to a high of 6.3 percent of the total parcels within the county. The image clearly shows the increasing share of corporate own parcels across the years as the share of corporate owned parcels almost </w:t>
+        <w:t>% in 201</w:t>
       </w:r>
-      <w:proofErr w:type="gramStart"/>
       <w:r>
         <w:rPr>
           <w:rFonts w:ascii="Times New Roman" w:hAnsi="Times New Roman" w:cs="Times New Roman"/>
         </w:rPr>
-        <w:t>doubles</w:t>
+        <w:t xml:space="preserve">5 </w:t>
       </w:r>
-      <w:proofErr w:type="gramEnd"/>
       <w:r>
         <w:rPr>
           <w:rFonts w:ascii="Times New Roman" w:hAnsi="Times New Roman" w:cs="Times New Roman"/>
         </w:rPr>
-        <w:t xml:space="preserve"> from about 6.6% in 2010 to a high of 11.6% by 2024.</w:t>
+        <w:t>to a high of 11.6% by 2024.</w:t>
       </w:r>
     </w:p>
     <w:p>
@@ -282,12 +4177,11 @@
           <w:rFonts w:ascii="Times New Roman" w:hAnsi="Times New Roman" w:cs="Times New Roman"/>
           <w:noProof/>
         </w:rPr>
-        <w:lastRenderedPageBreak/>
         <w:drawing>
-          <wp:inline distT="0" distB="0" distL="0" distR="0" wp14:anchorId="0469AA54" wp14:editId="64B80087">
-            <wp:extent cx="5257800" cy="3510256"/>
-            <wp:effectExtent l="0" t="0" r="0" b="0"/>
-            <wp:docPr id="701064926" name="Picture 1"/>
+          <wp:inline distT="0" distB="0" distL="0" distR="0" wp14:anchorId="7108D101" wp14:editId="767AFE7A">
+            <wp:extent cx="4572000" cy="2834542"/>
+            <wp:effectExtent l="0" t="0" r="0" b="4445"/>
+            <wp:docPr id="428173191" name="Picture 2" descr="The diagram shows the percentage of non-private ownership, categorized into corporate and other, from 2015 to 2024.&#10;&#10;AI-generated content may be incorrect."/>
             <wp:cNvGraphicFramePr>
               <a:graphicFrameLocks xmlns:a="http://schemas.openxmlformats.org/drawingml/2006/main" noChangeAspect="1"/>
             </wp:cNvGraphicFramePr>
@@ -295,11 +4189,17 @@
               <a:graphicData uri="http://schemas.openxmlformats.org/drawingml/2006/picture">
                 <pic:pic xmlns:pic="http://schemas.openxmlformats.org/drawingml/2006/picture">
                   <pic:nvPicPr>
-                    <pic:cNvPr id="701064926" name=""/>
+                    <pic:cNvPr id="428173191" name="Picture 2" descr="The diagram shows the percentage of non-private ownership, categorized into corporate and other, from 2015 to 2024.&#10;&#10;AI-generated content may be incorrect."/>
                     <pic:cNvPicPr/>
                   </pic:nvPicPr>
                   <pic:blipFill>
-                    <a:blip r:embed="rId5"/>
+                    <a:blip r:embed="rId4" cstate="print">
+                      <a:extLst>
+                        <a:ext uri="{28A0092B-C50C-407E-A947-70E740481C1C}">
+                          <a14:useLocalDpi xmlns:a14="http://schemas.microsoft.com/office/drawing/2010/main" val="0"/>
+                        </a:ext>
+                      </a:extLst>
+                    </a:blip>
                     <a:stretch>
                       <a:fillRect/>
                     </a:stretch>
@@ -307,7 +4207,7 @@
                   <pic:spPr>
                     <a:xfrm>
                       <a:off x="0" y="0"/>
-                      <a:ext cx="5257800" cy="3510256"/>
+                      <a:ext cx="4572000" cy="2834542"/>
                     </a:xfrm>
                     <a:prstGeom prst="rect">
                       <a:avLst/>
@@ -322,16 +4222,11 @@
     </w:p>
     <w:p>
       <w:pPr>
-        <w:pStyle w:val="Heading3"/>
-        <w:rPr>
-          <w:rFonts w:ascii="Times New Roman" w:hAnsi="Times New Roman" w:cs="Times New Roman"/>
-        </w:rPr>
+        <w:pStyle w:val="Heading2"/>
+        <w:ind w:left="0"/>
       </w:pPr>
       <w:r>
-        <w:rPr>
-          <w:rFonts w:ascii="Times New Roman" w:hAnsi="Times New Roman" w:cs="Times New Roman"/>
-        </w:rPr>
-        <w:t>Sales Data</w:t>
+        <w:t>Crime Data</w:t>
       </w:r>
     </w:p>
     <w:p>
@@ -344,138 +4239,7 @@
         <w:rPr>
           <w:rFonts w:ascii="Times New Roman" w:hAnsi="Times New Roman" w:cs="Times New Roman"/>
         </w:rPr>
-        <w:t xml:space="preserve">The county assessor’s office also tracks all property transactions within the county and maintains the core database of sales by adding any new data each year. Using the database as of 2024, we start with 930,889 with some observations reaching back as far as the 1950’s. The further back in time one goes, however, the less reliable is the data and so we limit ourselves to the 2011 to 2023 timeframe. We also limit ourselves to only arm’s length valid transactions of single-family homes with a nominal sale price greater than $1,000 which brings our observation count to 273,563 sales records. </w:t>
-      </w:r>
-    </w:p>
-    <w:p>
-      <w:pPr>
-        <w:rPr>
-          <w:rFonts w:ascii="Times New Roman" w:hAnsi="Times New Roman" w:cs="Times New Roman"/>
-        </w:rPr>
-      </w:pPr>
-      <w:r>
-        <w:rPr>
-          <w:rFonts w:ascii="Times New Roman" w:hAnsi="Times New Roman" w:cs="Times New Roman"/>
-        </w:rPr>
-        <w:t xml:space="preserve">We link this data to the ownership data by </w:t>
-      </w:r>
-      <w:proofErr w:type="gramStart"/>
-      <w:r>
-        <w:rPr>
-          <w:rFonts w:ascii="Times New Roman" w:hAnsi="Times New Roman" w:cs="Times New Roman"/>
-        </w:rPr>
-        <w:t>joining</w:t>
-      </w:r>
-      <w:proofErr w:type="gramEnd"/>
-      <w:r>
-        <w:rPr>
-          <w:rFonts w:ascii="Times New Roman" w:hAnsi="Times New Roman" w:cs="Times New Roman"/>
-        </w:rPr>
-        <w:t xml:space="preserve"> on the parcel identification and the year prior to the sale and the year directly after the sale year reported in the sales database. This allows us to determine the </w:t>
-      </w:r>
-      <w:proofErr w:type="gramStart"/>
-      <w:r>
-        <w:rPr>
-          <w:rFonts w:ascii="Times New Roman" w:hAnsi="Times New Roman" w:cs="Times New Roman"/>
-        </w:rPr>
-        <w:t>owner</w:t>
-      </w:r>
-      <w:proofErr w:type="gramEnd"/>
-      <w:r>
-        <w:rPr>
-          <w:rFonts w:ascii="Times New Roman" w:hAnsi="Times New Roman" w:cs="Times New Roman"/>
-        </w:rPr>
-        <w:t xml:space="preserve"> type and tenure before and after the sale of the given parcel. By linking this to parts of the accessor’s database that contains more detailed information about the home, we can classify homes that are sold by the builders and identify those units in the data. In cases of missing or conflicting information that we observe, we double check the ownership information using the property lookup feature hosted by the county assessor’s office on their website. We also remove any sale that has a real price above $2.5 million and then add a count for the number of times each parcel sells. These changes and removing properties with missing information results in a total of 143,300 sales remaining to work with. </w:t>
-      </w:r>
-    </w:p>
-    <w:p>
-      <w:pPr>
-        <w:rPr>
-          <w:rFonts w:ascii="Times New Roman" w:hAnsi="Times New Roman" w:cs="Times New Roman"/>
-        </w:rPr>
-      </w:pPr>
-      <w:r>
-        <w:rPr>
-          <w:rFonts w:ascii="Times New Roman" w:hAnsi="Times New Roman" w:cs="Times New Roman"/>
-        </w:rPr>
-        <w:t xml:space="preserve">The figure below shows the average real price of transactions from 2011 through 2024 for each of the four combinations of transaction tenure change. We see the largest growth in home values occur for the owner-to-owner transactions followed by the nonowner to owner type. This is expected as most literature indicates that owners occupied housing sales for a premium. Of note, however, is the strong showing and large gains in the owner to nonowner average real price, especially after 2018 when the more recent surge in corporate home buying started. Finally, transactions between non-owners see some small gains, but nothing significant indicates there are likely contributing factors behind these sales. </w:t>
-      </w:r>
-    </w:p>
-    <w:p>
-      <w:pPr>
-        <w:jc w:val="center"/>
-        <w:rPr>
-          <w:rFonts w:ascii="Times New Roman" w:hAnsi="Times New Roman" w:cs="Times New Roman"/>
-        </w:rPr>
-      </w:pPr>
-      <w:r>
-        <w:rPr>
-          <w:rFonts w:ascii="Times New Roman" w:hAnsi="Times New Roman" w:cs="Times New Roman"/>
-          <w:noProof/>
-        </w:rPr>
-        <w:lastRenderedPageBreak/>
-        <w:drawing>
-          <wp:inline distT="0" distB="0" distL="0" distR="0" wp14:anchorId="01F914BC" wp14:editId="4B9D3408">
-            <wp:extent cx="5257800" cy="3219279"/>
-            <wp:effectExtent l="0" t="0" r="0" b="635"/>
-            <wp:docPr id="791639538" name="Picture 1"/>
-            <wp:cNvGraphicFramePr>
-              <a:graphicFrameLocks xmlns:a="http://schemas.openxmlformats.org/drawingml/2006/main" noChangeAspect="1"/>
-            </wp:cNvGraphicFramePr>
-            <a:graphic xmlns:a="http://schemas.openxmlformats.org/drawingml/2006/main">
-              <a:graphicData uri="http://schemas.openxmlformats.org/drawingml/2006/picture">
-                <pic:pic xmlns:pic="http://schemas.openxmlformats.org/drawingml/2006/picture">
-                  <pic:nvPicPr>
-                    <pic:cNvPr id="791639538" name=""/>
-                    <pic:cNvPicPr/>
-                  </pic:nvPicPr>
-                  <pic:blipFill>
-                    <a:blip r:embed="rId6"/>
-                    <a:stretch>
-                      <a:fillRect/>
-                    </a:stretch>
-                  </pic:blipFill>
-                  <pic:spPr>
-                    <a:xfrm>
-                      <a:off x="0" y="0"/>
-                      <a:ext cx="5257800" cy="3219279"/>
-                    </a:xfrm>
-                    <a:prstGeom prst="rect">
-                      <a:avLst/>
-                    </a:prstGeom>
-                  </pic:spPr>
-                </pic:pic>
-              </a:graphicData>
-            </a:graphic>
-          </wp:inline>
-        </w:drawing>
-      </w:r>
-    </w:p>
-    <w:p>
-      <w:pPr>
-        <w:rPr>
-          <w:rFonts w:ascii="Times New Roman" w:hAnsi="Times New Roman" w:cs="Times New Roman"/>
-        </w:rPr>
-      </w:pPr>
-      <w:r>
-        <w:rPr>
-          <w:rFonts w:ascii="Times New Roman" w:hAnsi="Times New Roman" w:cs="Times New Roman"/>
-        </w:rPr>
-        <w:t xml:space="preserve">The next figure shows how the average price changes by the buyer type of the year </w:t>
-      </w:r>
-      <w:proofErr w:type="gramStart"/>
-      <w:r>
-        <w:rPr>
-          <w:rFonts w:ascii="Times New Roman" w:hAnsi="Times New Roman" w:cs="Times New Roman"/>
-        </w:rPr>
-        <w:t>of</w:t>
-      </w:r>
-      <w:proofErr w:type="gramEnd"/>
-      <w:r>
-        <w:rPr>
-          <w:rFonts w:ascii="Times New Roman" w:hAnsi="Times New Roman" w:cs="Times New Roman"/>
-        </w:rPr>
-        <w:t xml:space="preserve"> the sample. What is of most interest in this figure is that the legal buyers seem to be increasing in price to almost that of private buyers while corporate buyers are not seeing prices stay rather constant. </w:t>
+        <w:t>The crime data from Missouri State Police’s “Crime in Missouri” dashboard and spans the period from 2018 and 2024 for Saint Louis County. The data is geographically identified with the latitude and longitude of each incident along with the type and the time. We limit our data to only crime labeled as “personal” or “property”</w:t>
       </w:r>
     </w:p>
     <w:p>
@@ -491,260 +4255,6 @@
           <w:rFonts w:ascii="Times New Roman" w:hAnsi="Times New Roman" w:cs="Times New Roman"/>
         </w:rPr>
       </w:pPr>
-      <w:r>
-        <w:rPr>
-          <w:rFonts w:ascii="Times New Roman" w:hAnsi="Times New Roman" w:cs="Times New Roman"/>
-        </w:rPr>
-        <w:t xml:space="preserve">Finally, since we accept there are several unobserved factors that will complicate the analysis, we opt to utilize a repeated sales approach so that unobservable factors that are constant can be </w:t>
-      </w:r>
-      <w:proofErr w:type="gramStart"/>
-      <w:r>
-        <w:rPr>
-          <w:rFonts w:ascii="Times New Roman" w:hAnsi="Times New Roman" w:cs="Times New Roman"/>
-        </w:rPr>
-        <w:t>differenced out of</w:t>
-      </w:r>
-      <w:proofErr w:type="gramEnd"/>
-      <w:r>
-        <w:rPr>
-          <w:rFonts w:ascii="Times New Roman" w:hAnsi="Times New Roman" w:cs="Times New Roman"/>
-        </w:rPr>
-        <w:t xml:space="preserve"> the data. While this method is not perfect, it does allow us to focus on the key effects we are looking for in our analysis. Therefore, we remove any parcel that is only sold once in the data and limit the sales to those that occur with at least one year between the sales and remove any cases where the sale took place between the builder of the unit and the first owner. This results in a dataset with 34,812 observations across the period from 2012 to 2023. </w:t>
-      </w:r>
-    </w:p>
-    <w:p>
-      <w:pPr>
-        <w:rPr>
-          <w:rFonts w:ascii="Times New Roman" w:hAnsi="Times New Roman" w:cs="Times New Roman"/>
-        </w:rPr>
-      </w:pPr>
-      <w:r>
-        <w:rPr>
-          <w:rFonts w:ascii="Times New Roman" w:hAnsi="Times New Roman" w:cs="Times New Roman"/>
-          <w:noProof/>
-        </w:rPr>
-        <w:lastRenderedPageBreak/>
-        <w:drawing>
-          <wp:inline distT="0" distB="0" distL="0" distR="0" wp14:anchorId="68E1F88A" wp14:editId="4008AA9D">
-            <wp:extent cx="5695950" cy="5286375"/>
-            <wp:effectExtent l="0" t="0" r="0" b="9525"/>
-            <wp:docPr id="1040997241" name="Picture 1"/>
-            <wp:cNvGraphicFramePr>
-              <a:graphicFrameLocks xmlns:a="http://schemas.openxmlformats.org/drawingml/2006/main" noChangeAspect="1"/>
-            </wp:cNvGraphicFramePr>
-            <a:graphic xmlns:a="http://schemas.openxmlformats.org/drawingml/2006/main">
-              <a:graphicData uri="http://schemas.openxmlformats.org/drawingml/2006/picture">
-                <pic:pic xmlns:pic="http://schemas.openxmlformats.org/drawingml/2006/picture">
-                  <pic:nvPicPr>
-                    <pic:cNvPr id="0" name="Picture 1"/>
-                    <pic:cNvPicPr>
-                      <a:picLocks noChangeAspect="1" noChangeArrowheads="1"/>
-                    </pic:cNvPicPr>
-                  </pic:nvPicPr>
-                  <pic:blipFill>
-                    <a:blip r:embed="rId7">
-                      <a:extLst>
-                        <a:ext uri="{28A0092B-C50C-407E-A947-70E740481C1C}">
-                          <a14:useLocalDpi xmlns:a14="http://schemas.microsoft.com/office/drawing/2010/main" val="0"/>
-                        </a:ext>
-                      </a:extLst>
-                    </a:blip>
-                    <a:srcRect/>
-                    <a:stretch>
-                      <a:fillRect/>
-                    </a:stretch>
-                  </pic:blipFill>
-                  <pic:spPr bwMode="auto">
-                    <a:xfrm>
-                      <a:off x="0" y="0"/>
-                      <a:ext cx="5695950" cy="5286375"/>
-                    </a:xfrm>
-                    <a:prstGeom prst="rect">
-                      <a:avLst/>
-                    </a:prstGeom>
-                    <a:noFill/>
-                    <a:ln>
-                      <a:noFill/>
-                    </a:ln>
-                  </pic:spPr>
-                </pic:pic>
-              </a:graphicData>
-            </a:graphic>
-          </wp:inline>
-        </w:drawing>
-      </w:r>
-    </w:p>
-    <w:p>
-      <w:pPr>
-        <w:rPr>
-          <w:rFonts w:ascii="Times New Roman" w:hAnsi="Times New Roman" w:cs="Times New Roman"/>
-        </w:rPr>
-      </w:pPr>
-      <w:r>
-        <w:rPr>
-          <w:rFonts w:ascii="Times New Roman" w:hAnsi="Times New Roman" w:cs="Times New Roman"/>
-        </w:rPr>
-        <w:t xml:space="preserve">There are fewer sales during 2012 and </w:t>
-      </w:r>
-      <w:proofErr w:type="gramStart"/>
-      <w:r>
-        <w:rPr>
-          <w:rFonts w:ascii="Times New Roman" w:hAnsi="Times New Roman" w:cs="Times New Roman"/>
-        </w:rPr>
-        <w:t>2013</w:t>
-      </w:r>
-      <w:proofErr w:type="gramEnd"/>
-      <w:r>
-        <w:rPr>
-          <w:rFonts w:ascii="Times New Roman" w:hAnsi="Times New Roman" w:cs="Times New Roman"/>
-        </w:rPr>
-        <w:t xml:space="preserve"> and we see that prices are generally falling for those two years. Part of this is that there is a smaller time between sales since the ownership data only </w:t>
-      </w:r>
-      <w:proofErr w:type="gramStart"/>
-      <w:r>
-        <w:rPr>
-          <w:rFonts w:ascii="Times New Roman" w:hAnsi="Times New Roman" w:cs="Times New Roman"/>
-        </w:rPr>
-        <w:t>dates back to</w:t>
-      </w:r>
-      <w:proofErr w:type="gramEnd"/>
-      <w:r>
-        <w:rPr>
-          <w:rFonts w:ascii="Times New Roman" w:hAnsi="Times New Roman" w:cs="Times New Roman"/>
-        </w:rPr>
-        <w:t xml:space="preserve"> 2011 meaning that all sales in 2012 take place within one year. We will account for this issue by estimating two samples, one with these observations and one limiting the observations to fewer years to ensure the time to sale is not driving the results. On average, the time between sales is about 3.7 years with prices generally rising across the timeframe. </w:t>
-      </w:r>
-    </w:p>
-    <w:p>
-      <w:pPr>
-        <w:rPr>
-          <w:rFonts w:ascii="Times New Roman" w:hAnsi="Times New Roman" w:cs="Times New Roman"/>
-        </w:rPr>
-      </w:pPr>
-    </w:p>
-    <w:p>
-      <w:pPr>
-        <w:rPr>
-          <w:rFonts w:ascii="Times New Roman" w:hAnsi="Times New Roman" w:cs="Times New Roman"/>
-        </w:rPr>
-      </w:pPr>
-      <w:r>
-        <w:rPr>
-          <w:rFonts w:ascii="Times New Roman" w:hAnsi="Times New Roman" w:cs="Times New Roman"/>
-        </w:rPr>
-        <w:t xml:space="preserve">By linking the ownership data to the sales data, we can determine how changes in price and time to sale change, if at all, based on the type of transaction and we tract the transaction between different types of owners. In the table below we see that 68% of all </w:t>
-      </w:r>
-      <w:proofErr w:type="gramStart"/>
-      <w:r>
-        <w:rPr>
-          <w:rFonts w:ascii="Times New Roman" w:hAnsi="Times New Roman" w:cs="Times New Roman"/>
-        </w:rPr>
-        <w:t>transaction occurs</w:t>
-      </w:r>
-      <w:proofErr w:type="gramEnd"/>
-      <w:r>
-        <w:rPr>
-          <w:rFonts w:ascii="Times New Roman" w:hAnsi="Times New Roman" w:cs="Times New Roman"/>
-        </w:rPr>
-        <w:t xml:space="preserve"> between two private agents which account for all the owner-to-owner transactions and about a third of the owner to </w:t>
-      </w:r>
-      <w:proofErr w:type="gramStart"/>
-      <w:r>
-        <w:rPr>
-          <w:rFonts w:ascii="Times New Roman" w:hAnsi="Times New Roman" w:cs="Times New Roman"/>
-        </w:rPr>
-        <w:t>nonowner</w:t>
-      </w:r>
-      <w:proofErr w:type="gramEnd"/>
-      <w:r>
-        <w:rPr>
-          <w:rFonts w:ascii="Times New Roman" w:hAnsi="Times New Roman" w:cs="Times New Roman"/>
-        </w:rPr>
-        <w:t xml:space="preserve"> and </w:t>
-      </w:r>
-      <w:proofErr w:type="gramStart"/>
-      <w:r>
-        <w:rPr>
-          <w:rFonts w:ascii="Times New Roman" w:hAnsi="Times New Roman" w:cs="Times New Roman"/>
-        </w:rPr>
-        <w:t>nonowner</w:t>
-      </w:r>
-      <w:proofErr w:type="gramEnd"/>
-      <w:r>
-        <w:rPr>
-          <w:rFonts w:ascii="Times New Roman" w:hAnsi="Times New Roman" w:cs="Times New Roman"/>
-        </w:rPr>
-        <w:t xml:space="preserve"> to owner transactions. Among the owners to nonowner sales, 40% are between a private owner to a corporate owner with another 26% being between private owners and legal owners such as trustees or partnerships. Conversely, among the nonowner to owner transactions, corporate to private owners account for 40% of this direction and 23% of the transactions are between legal agents and private owners. Most </w:t>
-      </w:r>
-      <w:r>
-        <w:rPr>
-          <w:rFonts w:ascii="Times New Roman" w:hAnsi="Times New Roman" w:cs="Times New Roman"/>
-        </w:rPr>
-        <w:lastRenderedPageBreak/>
-        <w:t>variation between types of owners occurs in the transactions between nonowner and other nonowners; however, a majority of these are private to private or some variation between corporate and private agents.</w:t>
-      </w:r>
-    </w:p>
-    <w:p>
-      <w:pPr>
-        <w:jc w:val="center"/>
-        <w:rPr>
-          <w:rFonts w:ascii="Times New Roman" w:hAnsi="Times New Roman" w:cs="Times New Roman"/>
-        </w:rPr>
-      </w:pPr>
-      <w:r>
-        <w:rPr>
-          <w:rFonts w:ascii="Times New Roman" w:hAnsi="Times New Roman" w:cs="Times New Roman"/>
-          <w:noProof/>
-        </w:rPr>
-        <w:drawing>
-          <wp:inline distT="0" distB="0" distL="0" distR="0" wp14:anchorId="278612C4" wp14:editId="5D8AB8DA">
-            <wp:extent cx="5257800" cy="3467564"/>
-            <wp:effectExtent l="0" t="0" r="0" b="0"/>
-            <wp:docPr id="636747735" name="Picture 1"/>
-            <wp:cNvGraphicFramePr>
-              <a:graphicFrameLocks xmlns:a="http://schemas.openxmlformats.org/drawingml/2006/main" noChangeAspect="1"/>
-            </wp:cNvGraphicFramePr>
-            <a:graphic xmlns:a="http://schemas.openxmlformats.org/drawingml/2006/main">
-              <a:graphicData uri="http://schemas.openxmlformats.org/drawingml/2006/picture">
-                <pic:pic xmlns:pic="http://schemas.openxmlformats.org/drawingml/2006/picture">
-                  <pic:nvPicPr>
-                    <pic:cNvPr id="636747735" name=""/>
-                    <pic:cNvPicPr/>
-                  </pic:nvPicPr>
-                  <pic:blipFill>
-                    <a:blip r:embed="rId8"/>
-                    <a:stretch>
-                      <a:fillRect/>
-                    </a:stretch>
-                  </pic:blipFill>
-                  <pic:spPr>
-                    <a:xfrm>
-                      <a:off x="0" y="0"/>
-                      <a:ext cx="5257800" cy="3467564"/>
-                    </a:xfrm>
-                    <a:prstGeom prst="rect">
-                      <a:avLst/>
-                    </a:prstGeom>
-                  </pic:spPr>
-                </pic:pic>
-              </a:graphicData>
-            </a:graphic>
-          </wp:inline>
-        </w:drawing>
-      </w:r>
-    </w:p>
-    <w:p>
-      <w:pPr>
-        <w:rPr>
-          <w:rFonts w:ascii="Times New Roman" w:hAnsi="Times New Roman" w:cs="Times New Roman"/>
-        </w:rPr>
-      </w:pPr>
-      <w:r>
-        <w:rPr>
-          <w:rFonts w:ascii="Times New Roman" w:hAnsi="Times New Roman" w:cs="Times New Roman"/>
-        </w:rPr>
-        <w:t xml:space="preserve">Across the transfers we see that nonowner to nonowner and owner to nonowner see the smallest gains with between 2 and 3 years elapsing between sales. Larger gains are seen in the owner to owner or the nonowner to owner transactions with owner-to-owner transactions seeing the longest time between sales of four years. </w:t>
-      </w:r>
     </w:p>
     <w:p/>
     <w:sectPr>
